--- a/docs/generated/Fydr-Athlete-App-Specification.docx
+++ b/docs/generated/Fydr-Athlete-App-Specification.docx
@@ -231,6 +231,37 @@
     <w:p>
       <w:r>
         <w:t>soreness.</w:t>
+      </w:r>
+    </w:p>
+    <w:p>
+      <w:r>
+        <w:rPr>
+          <w:b/>
+        </w:rPr>
+        <w:t>Appendix A is the part you fill in.</w:t>
+      </w:r>
+      <w:r>
+        <w:t xml:space="preserve"> Every unknown and every open decision in</w:t>
+      </w:r>
+    </w:p>
+    <w:p>
+      <w:r>
+        <w:t>this document is collected there as a numbered question, each explained in full</w:t>
+      </w:r>
+    </w:p>
+    <w:p>
+      <w:r>
+        <w:t>and each followed by a box to write the answer in. Twenty seven of them. They are</w:t>
+      </w:r>
+    </w:p>
+    <w:p>
+      <w:r>
+        <w:t>ordered so the ones that affect a real person come first, and seven of them can be</w:t>
+      </w:r>
+    </w:p>
+    <w:p>
+      <w:r>
+        <w:t>answered by opening a screen on a phone and writing down what it says.</w:t>
       </w:r>
     </w:p>
     <w:p>
@@ -17915,7 +17946,4147 @@
         <w:pStyle w:val="Heading1"/>
       </w:pPr>
       <w:r>
-        <w:t>Appendix A. What an athlete can see</w:t>
+        <w:t>Appendix A. Open questions and decisions: the workbook</w:t>
+      </w:r>
+    </w:p>
+    <w:p>
+      <w:pPr>
+        <w:pStyle w:val="Heading2"/>
+      </w:pPr>
+      <w:r>
+        <w:t>Open questions and decisions: the workbook</w:t>
+      </w:r>
+    </w:p>
+    <w:p>
+      <w:r>
+        <w:t xml:space="preserve">Generated 7 September 2026. </w:t>
+      </w:r>
+      <w:r>
+        <w:rPr>
+          <w:b/>
+        </w:rPr>
+        <w:t>This is the part of the specification you fill in.</w:t>
+      </w:r>
+    </w:p>
+    <w:p>
+      <w:r>
+        <w:t>Everything the specification could not establish is here, one numbered entry at a</w:t>
+      </w:r>
+    </w:p>
+    <w:p>
+      <w:r>
+        <w:t>time, with a box to write the answer in. Nothing in this file is a guess dressed</w:t>
+      </w:r>
+    </w:p>
+    <w:p>
+      <w:r>
+        <w:t>up as a fact: where something could not be traced it says where the search</w:t>
+      </w:r>
+    </w:p>
+    <w:p>
+      <w:r>
+        <w:t>looked, so you can tell the difference between "not built" and "not found".</w:t>
+      </w:r>
+    </w:p>
+    <w:p>
+      <w:r>
+        <w:rPr>
+          <w:b/>
+        </w:rPr>
+        <w:t>How to use it.</w:t>
+      </w:r>
+    </w:p>
+    <w:p>
+      <w:pPr>
+        <w:pStyle w:val="ListBullet"/>
+      </w:pPr>
+      <w:r>
+        <w:rPr>
+          <w:b/>
+        </w:rPr>
+        <w:t>Answer in the boxes.</w:t>
+      </w:r>
+      <w:r>
+        <w:t xml:space="preserve"> Each one is a real Word table cell, so you can type or</w:t>
+      </w:r>
+    </w:p>
+    <w:p>
+      <w:r>
+        <w:t xml:space="preserve">  handwrite into it depending on how you are reading this.</w:t>
+      </w:r>
+    </w:p>
+    <w:p>
+      <w:pPr>
+        <w:pStyle w:val="ListBullet"/>
+      </w:pPr>
+      <w:r>
+        <w:rPr>
+          <w:b/>
+        </w:rPr>
+        <w:t>Anything you answer here changes the specification</w:t>
+      </w:r>
+      <w:r>
+        <w:t>, not just this file.</w:t>
+      </w:r>
+    </w:p>
+    <w:p>
+      <w:r>
+        <w:t xml:space="preserve">  Hand it back and the screen specification, the metrics registry or the</w:t>
+      </w:r>
+    </w:p>
+    <w:p>
+      <w:r>
+        <w:t xml:space="preserve">  visibility document gets updated to match, in the same commit.</w:t>
+      </w:r>
+    </w:p>
+    <w:p>
+      <w:pPr>
+        <w:pStyle w:val="ListBullet"/>
+      </w:pPr>
+      <w:r>
+        <w:rPr>
+          <w:b/>
+        </w:rPr>
+        <w:t>You do not have to answer all of them.</w:t>
+      </w:r>
+      <w:r>
+        <w:t xml:space="preserve"> They are ordered so that the ones</w:t>
+      </w:r>
+    </w:p>
+    <w:p>
+      <w:r>
+        <w:t xml:space="preserve">  that affect a real person come first.</w:t>
+      </w:r>
+    </w:p>
+    <w:p>
+      <w:r>
+        <w:rPr>
+          <w:b/>
+        </w:rPr>
+        <w:t>Three labels, and they mean different things.</w:t>
+      </w:r>
+    </w:p>
+    <w:tbl>
+      <w:tblPr>
+        <w:tblStyle w:val="LightGrid-Accent1"/>
+        <w:tblW w:type="auto" w:w="0"/>
+        <w:tblLook w:firstColumn="1" w:firstRow="1" w:lastColumn="0" w:lastRow="0" w:noHBand="0" w:noVBand="1" w:val="04A0"/>
+      </w:tblPr>
+      <w:tblGrid>
+        <w:gridCol w:w="4320"/>
+        <w:gridCol w:w="4320"/>
+      </w:tblGrid>
+      <w:tr>
+        <w:tc>
+          <w:tcPr>
+            <w:tcW w:type="dxa" w:w="4320"/>
+          </w:tcPr>
+          <w:p>
+            <w:r>
+              <w:rPr>
+                <w:b/>
+              </w:rPr>
+              <w:t>Label</w:t>
+            </w:r>
+          </w:p>
+        </w:tc>
+        <w:tc>
+          <w:tcPr>
+            <w:tcW w:type="dxa" w:w="4320"/>
+          </w:tcPr>
+          <w:p>
+            <w:r>
+              <w:rPr>
+                <w:b/>
+              </w:rPr>
+              <w:t>Meaning</w:t>
+            </w:r>
+          </w:p>
+        </w:tc>
+      </w:tr>
+      <w:tr>
+        <w:tc>
+          <w:tcPr>
+            <w:tcW w:type="dxa" w:w="4320"/>
+          </w:tcPr>
+          <w:p>
+            <w:r>
+              <w:rPr>
+                <w:b/>
+              </w:rPr>
+              <w:t>DECISION</w:t>
+            </w:r>
+          </w:p>
+        </w:tc>
+        <w:tc>
+          <w:tcPr>
+            <w:tcW w:type="dxa" w:w="4320"/>
+          </w:tcPr>
+          <w:p>
+            <w:r>
+              <w:t>Something with more than one defensible answer. It needs your call, not more research.</w:t>
+            </w:r>
+          </w:p>
+        </w:tc>
+      </w:tr>
+      <w:tr>
+        <w:tc>
+          <w:tcPr>
+            <w:tcW w:type="dxa" w:w="4320"/>
+          </w:tcPr>
+          <w:p>
+            <w:r>
+              <w:rPr>
+                <w:b/>
+              </w:rPr>
+              <w:t>UNVERIFIED</w:t>
+            </w:r>
+          </w:p>
+        </w:tc>
+        <w:tc>
+          <w:tcPr>
+            <w:tcW w:type="dxa" w:w="4320"/>
+          </w:tcPr>
+          <w:p>
+            <w:r>
+              <w:t>Something factual I could not trace. It has a right answer and I did not find it.</w:t>
+            </w:r>
+          </w:p>
+        </w:tc>
+      </w:tr>
+      <w:tr>
+        <w:tc>
+          <w:tcPr>
+            <w:tcW w:type="dxa" w:w="4320"/>
+          </w:tcPr>
+          <w:p>
+            <w:r>
+              <w:rPr>
+                <w:b/>
+              </w:rPr>
+              <w:t>NOT BUILT</w:t>
+            </w:r>
+          </w:p>
+        </w:tc>
+        <w:tc>
+          <w:tcPr>
+            <w:tcW w:type="dxa" w:w="4320"/>
+          </w:tcPr>
+          <w:p>
+            <w:r>
+              <w:t>Something specified that no code implements. It needs building, not deciding.</w:t>
+            </w:r>
+          </w:p>
+        </w:tc>
+      </w:tr>
+    </w:tbl>
+    <w:p/>
+    <w:p>
+      <w:pPr>
+        <w:pStyle w:val="Heading2"/>
+      </w:pPr>
+      <w:r>
+        <w:t>Part 1. The decisions</w:t>
+      </w:r>
+    </w:p>
+    <w:p>
+      <w:r>
+        <w:t>Fourteen. Two of the original entries turned out to be answerable and were</w:t>
+      </w:r>
+    </w:p>
+    <w:p>
+      <w:r>
+        <w:t xml:space="preserve">answered; they are recorded in </w:t>
+      </w:r>
+      <w:r>
+        <w:rPr>
+          <w:rFonts w:ascii="Consolas" w:hAnsi="Consolas"/>
+          <w:color w:val="333333"/>
+          <w:sz w:val="18"/>
+        </w:rPr>
+        <w:t>decisions-required.md</w:t>
+      </w:r>
+      <w:r>
+        <w:t xml:space="preserve"> rather than repeated here.</w:t>
+      </w:r>
+    </w:p>
+    <w:p>
+      <w:pPr>
+        <w:pStyle w:val="Heading4"/>
+      </w:pPr>
+      <w:r>
+        <w:t>Q-01. Should an athlete be able to see their own availability and injury status in the app? DECISION, and the most important one here</w:t>
+      </w:r>
+    </w:p>
+    <w:p>
+      <w:r>
+        <w:rPr>
+          <w:b/>
+        </w:rPr>
+        <w:t>The question.</w:t>
+      </w:r>
+      <w:r>
+        <w:t xml:space="preserve"> The database already permits it. An athlete can read their own injuries, their own availability and restrictions, and their own diagnosis, mechanism, severity, imaging, referral and treatment plan. Only the physio's private clinical notes are withheld. </w:t>
+      </w:r>
+      <w:r>
+        <w:rPr>
+          <w:b/>
+        </w:rPr>
+        <w:t>No athlete screen reads any of it.</w:t>
+      </w:r>
+    </w:p>
+    <w:p>
+      <w:r>
+        <w:rPr>
+          <w:b/>
+        </w:rPr>
+        <w:t>Why it matters.</w:t>
+      </w:r>
+      <w:r>
+        <w:t xml:space="preserve"> A player who is made unavailable currently finds out from a person, or by noticing they have disappeared from the leaderboards without explanation. This is the single largest gap in the athlete app, and it is a screen rather than a permission: the access was deliberately built and nothing asks for it.</w:t>
+      </w:r>
+    </w:p>
+    <w:p>
+      <w:r>
+        <w:rPr>
+          <w:b/>
+        </w:rPr>
+        <w:t>Where I looked.</w:t>
+      </w:r>
+      <w:r>
+        <w:t xml:space="preserve"> All fifteen athlete pages under </w:t>
+      </w:r>
+      <w:r>
+        <w:rPr>
+          <w:rFonts w:ascii="Consolas" w:hAnsi="Consolas"/>
+          <w:color w:val="333333"/>
+          <w:sz w:val="18"/>
+        </w:rPr>
+        <w:t>src/app/(athlete)/</w:t>
+      </w:r>
+      <w:r>
+        <w:t xml:space="preserve">, </w:t>
+      </w:r>
+      <w:r>
+        <w:rPr>
+          <w:rFonts w:ascii="Consolas" w:hAnsi="Consolas"/>
+          <w:color w:val="333333"/>
+          <w:sz w:val="18"/>
+        </w:rPr>
+        <w:t>injuries_self_select</w:t>
+      </w:r>
+      <w:r>
+        <w:t xml:space="preserve"> and </w:t>
+      </w:r>
+      <w:r>
+        <w:rPr>
+          <w:rFonts w:ascii="Consolas" w:hAnsi="Consolas"/>
+          <w:color w:val="333333"/>
+          <w:sz w:val="18"/>
+        </w:rPr>
+        <w:t>availability_self_select</w:t>
+      </w:r>
+      <w:r>
+        <w:t xml:space="preserve"> in </w:t>
+      </w:r>
+      <w:r>
+        <w:rPr>
+          <w:rFonts w:ascii="Consolas" w:hAnsi="Consolas"/>
+          <w:color w:val="333333"/>
+          <w:sz w:val="18"/>
+        </w:rPr>
+        <w:t>supabase/migrations/0012_rls_policies.sql:656</w:t>
+      </w:r>
+      <w:r>
+        <w:t xml:space="preserve"> and </w:t>
+      </w:r>
+      <w:r>
+        <w:rPr>
+          <w:rFonts w:ascii="Consolas" w:hAnsi="Consolas"/>
+          <w:color w:val="333333"/>
+          <w:sz w:val="18"/>
+        </w:rPr>
+        <w:t>:725</w:t>
+      </w:r>
+      <w:r>
+        <w:t xml:space="preserve">, and </w:t>
+      </w:r>
+      <w:r>
+        <w:rPr>
+          <w:rFonts w:ascii="Consolas" w:hAnsi="Consolas"/>
+          <w:color w:val="333333"/>
+          <w:sz w:val="18"/>
+        </w:rPr>
+        <w:t>injury_clinical_athlete_view</w:t>
+      </w:r>
+      <w:r>
+        <w:t xml:space="preserve"> in </w:t>
+      </w:r>
+      <w:r>
+        <w:rPr>
+          <w:rFonts w:ascii="Consolas" w:hAnsi="Consolas"/>
+          <w:color w:val="333333"/>
+          <w:sz w:val="18"/>
+        </w:rPr>
+        <w:t>0010_helper_functions_and_triggers.sql</w:t>
+      </w:r>
+      <w:r>
+        <w:t>.</w:t>
+      </w:r>
+    </w:p>
+    <w:p>
+      <w:r>
+        <w:rPr>
+          <w:b/>
+        </w:rPr>
+        <w:t>What would settle it.</w:t>
+      </w:r>
+      <w:r>
+        <w:t xml:space="preserve"> Say which of these you want, and on which screen: availability status only; status plus restrictions; the full clinical detail the database already allows; or none of it, with a reason to record. If you want it, Today and My data are the two candidates.</w:t>
+      </w:r>
+    </w:p>
+    <w:tbl>
+      <w:tblPr>
+        <w:tblStyle w:val="LightGrid-Accent1"/>
+        <w:tblW w:type="auto" w:w="0"/>
+        <w:tblLook w:firstColumn="1" w:firstRow="1" w:lastColumn="0" w:lastRow="0" w:noHBand="0" w:noVBand="1" w:val="04A0"/>
+      </w:tblPr>
+      <w:tblGrid>
+        <w:gridCol w:w="8640"/>
+      </w:tblGrid>
+      <w:tr>
+        <w:tc>
+          <w:tcPr>
+            <w:tcW w:type="dxa" w:w="8640"/>
+          </w:tcPr>
+          <w:p>
+            <w:r>
+              <w:rPr>
+                <w:b/>
+              </w:rPr>
+              <w:t>Your answer</w:t>
+            </w:r>
+          </w:p>
+        </w:tc>
+      </w:tr>
+      <w:tr>
+        <w:tc>
+          <w:tcPr>
+            <w:tcW w:type="dxa" w:w="8640"/>
+          </w:tcPr>
+          <w:p/>
+        </w:tc>
+      </w:tr>
+      <w:tr>
+        <w:tc>
+          <w:tcPr>
+            <w:tcW w:type="dxa" w:w="8640"/>
+          </w:tcPr>
+          <w:p/>
+        </w:tc>
+      </w:tr>
+      <w:tr>
+        <w:tc>
+          <w:tcPr>
+            <w:tcW w:type="dxa" w:w="8640"/>
+          </w:tcPr>
+          <w:p/>
+        </w:tc>
+      </w:tr>
+    </w:tbl>
+    <w:p/>
+    <w:p>
+      <w:pPr>
+        <w:pStyle w:val="Heading4"/>
+      </w:pPr>
+      <w:r>
+        <w:t>Q-02. Should an athlete be able to delete their own account? DECISION and NOT BUILT</w:t>
+      </w:r>
+    </w:p>
+    <w:p>
+      <w:r>
+        <w:rPr>
+          <w:b/>
+        </w:rPr>
+        <w:t>The question.</w:t>
+      </w:r>
+      <w:r>
+        <w:t xml:space="preserve"> There is no way for an athlete to delete their own account in either surface. Erasure exists only as an audited staff process.</w:t>
+      </w:r>
+    </w:p>
+    <w:p>
+      <w:r>
+        <w:rPr>
+          <w:b/>
+        </w:rPr>
+        <w:t>Why it matters.</w:t>
+      </w:r>
+      <w:r>
+        <w:t xml:space="preserve"> Apple guideline 5.1.1(v) requires in app account deletion for any app with account creation, so this is a hard blocker for a native app. It is also a reasonable expectation for a web one. </w:t>
+      </w:r>
+      <w:r>
+        <w:rPr>
+          <w:b/>
+        </w:rPr>
+        <w:t>The hard part is not the button.</w:t>
+      </w:r>
+      <w:r>
+        <w:t xml:space="preserve"> An athlete's injury record is club held data the club may lawfully keep under article 17(3), so 'delete my account' cannot mean 'delete my data', and the screen has to say so honestly without sounding like a refusal.</w:t>
+      </w:r>
+    </w:p>
+    <w:p>
+      <w:r>
+        <w:rPr>
+          <w:b/>
+        </w:rPr>
+        <w:t>Where I looked.</w:t>
+      </w:r>
+      <w:r>
+        <w:t xml:space="preserve"> </w:t>
+      </w:r>
+      <w:r>
+        <w:rPr>
+          <w:rFonts w:ascii="Consolas" w:hAnsi="Consolas"/>
+          <w:color w:val="333333"/>
+          <w:sz w:val="18"/>
+        </w:rPr>
+        <w:t>src/lib/retention/</w:t>
+      </w:r>
+      <w:r>
+        <w:t xml:space="preserve">, </w:t>
+      </w:r>
+      <w:r>
+        <w:rPr>
+          <w:rFonts w:ascii="Consolas" w:hAnsi="Consolas"/>
+          <w:color w:val="333333"/>
+          <w:sz w:val="18"/>
+        </w:rPr>
+        <w:t>docs/09-security-and-compliance.md</w:t>
+      </w:r>
+      <w:r>
+        <w:t xml:space="preserve"> section 5 and its article 17 table, and every screen under </w:t>
+      </w:r>
+      <w:r>
+        <w:rPr>
+          <w:rFonts w:ascii="Consolas" w:hAnsi="Consolas"/>
+          <w:color w:val="333333"/>
+          <w:sz w:val="18"/>
+        </w:rPr>
+        <w:t>src/app/(athlete)/</w:t>
+      </w:r>
+      <w:r>
+        <w:t>.</w:t>
+      </w:r>
+    </w:p>
+    <w:p>
+      <w:r>
+        <w:rPr>
+          <w:b/>
+        </w:rPr>
+        <w:t>What would settle it.</w:t>
+      </w:r>
+      <w:r>
+        <w:t xml:space="preserve"> Confirm the specification should require it. Then decide the sentence: what an athlete is told about the records that survive. That sentence is the actual work and it is yours, not mine.</w:t>
+      </w:r>
+    </w:p>
+    <w:tbl>
+      <w:tblPr>
+        <w:tblStyle w:val="LightGrid-Accent1"/>
+        <w:tblW w:type="auto" w:w="0"/>
+        <w:tblLook w:firstColumn="1" w:firstRow="1" w:lastColumn="0" w:lastRow="0" w:noHBand="0" w:noVBand="1" w:val="04A0"/>
+      </w:tblPr>
+      <w:tblGrid>
+        <w:gridCol w:w="8640"/>
+      </w:tblGrid>
+      <w:tr>
+        <w:tc>
+          <w:tcPr>
+            <w:tcW w:type="dxa" w:w="8640"/>
+          </w:tcPr>
+          <w:p>
+            <w:r>
+              <w:rPr>
+                <w:b/>
+              </w:rPr>
+              <w:t>Your answer</w:t>
+            </w:r>
+          </w:p>
+        </w:tc>
+      </w:tr>
+      <w:tr>
+        <w:tc>
+          <w:tcPr>
+            <w:tcW w:type="dxa" w:w="8640"/>
+          </w:tcPr>
+          <w:p/>
+        </w:tc>
+      </w:tr>
+      <w:tr>
+        <w:tc>
+          <w:tcPr>
+            <w:tcW w:type="dxa" w:w="8640"/>
+          </w:tcPr>
+          <w:p/>
+        </w:tc>
+      </w:tr>
+      <w:tr>
+        <w:tc>
+          <w:tcPr>
+            <w:tcW w:type="dxa" w:w="8640"/>
+          </w:tcPr>
+          <w:p/>
+        </w:tc>
+      </w:tr>
+    </w:tbl>
+    <w:p/>
+    <w:p>
+      <w:pPr>
+        <w:pStyle w:val="Heading4"/>
+      </w:pPr>
+      <w:r>
+        <w:t>Q-03. Should the Apple Health toggle stay on screen while there is nothing behind it? DECISION</w:t>
+      </w:r>
+    </w:p>
+    <w:p>
+      <w:r>
+        <w:rPr>
+          <w:b/>
+        </w:rPr>
+        <w:t>The question.</w:t>
+      </w:r>
+      <w:r>
+        <w:t xml:space="preserve"> An athlete on a Premium club can turn on Apple Health. It writes a consent row and nothing reads it. There is no HealthKit integration: no native code anywhere, and no table holds device sourced sleep, resting heart rate or HRV.</w:t>
+      </w:r>
+    </w:p>
+    <w:p>
+      <w:r>
+        <w:rPr>
+          <w:b/>
+        </w:rPr>
+        <w:t>Why it matters.</w:t>
+      </w:r>
+      <w:r>
+        <w:t xml:space="preserve"> The athlete grants a permission for a feature that does not exist. It is also a rejection risk for a native app: requesting a HealthKit permission for data the app never reads falls under guideline 5.1.1.</w:t>
+      </w:r>
+    </w:p>
+    <w:p>
+      <w:r>
+        <w:rPr>
+          <w:b/>
+        </w:rPr>
+        <w:t>Where I looked.</w:t>
+      </w:r>
+      <w:r>
+        <w:t xml:space="preserve"> </w:t>
+      </w:r>
+      <w:r>
+        <w:rPr>
+          <w:rFonts w:ascii="Consolas" w:hAnsi="Consolas"/>
+          <w:color w:val="333333"/>
+          <w:sz w:val="18"/>
+        </w:rPr>
+        <w:t>src/components/HealthkitConsentToggle/HealthkitConsentToggle.tsx</w:t>
+      </w:r>
+      <w:r>
+        <w:t xml:space="preserve">, </w:t>
+      </w:r>
+      <w:r>
+        <w:rPr>
+          <w:rFonts w:ascii="Consolas" w:hAnsi="Consolas"/>
+          <w:color w:val="333333"/>
+          <w:sz w:val="18"/>
+        </w:rPr>
+        <w:t>src/app/(athlete)/me/page.tsx:240</w:t>
+      </w:r>
+      <w:r>
+        <w:t xml:space="preserve">, </w:t>
+      </w:r>
+      <w:r>
+        <w:rPr>
+          <w:rFonts w:ascii="Consolas" w:hAnsi="Consolas"/>
+          <w:color w:val="333333"/>
+          <w:sz w:val="18"/>
+        </w:rPr>
+        <w:t>src/lib/queries/healthkit.ts</w:t>
+      </w:r>
+      <w:r>
+        <w:t>, and every table in the schema.</w:t>
+      </w:r>
+    </w:p>
+    <w:p>
+      <w:r>
+        <w:rPr>
+          <w:b/>
+        </w:rPr>
+        <w:t>What would settle it.</w:t>
+      </w:r>
+      <w:r>
+        <w:t xml:space="preserve"> Choose: hide it until ingestion exists; keep it and label it plainly as not yet active; or leave it as is. Leaving it as is is the current behaviour and the one that misleads.</w:t>
+      </w:r>
+    </w:p>
+    <w:tbl>
+      <w:tblPr>
+        <w:tblStyle w:val="LightGrid-Accent1"/>
+        <w:tblW w:type="auto" w:w="0"/>
+        <w:tblLook w:firstColumn="1" w:firstRow="1" w:lastColumn="0" w:lastRow="0" w:noHBand="0" w:noVBand="1" w:val="04A0"/>
+      </w:tblPr>
+      <w:tblGrid>
+        <w:gridCol w:w="8640"/>
+      </w:tblGrid>
+      <w:tr>
+        <w:tc>
+          <w:tcPr>
+            <w:tcW w:type="dxa" w:w="8640"/>
+          </w:tcPr>
+          <w:p>
+            <w:r>
+              <w:rPr>
+                <w:b/>
+              </w:rPr>
+              <w:t>Your answer</w:t>
+            </w:r>
+          </w:p>
+        </w:tc>
+      </w:tr>
+      <w:tr>
+        <w:tc>
+          <w:tcPr>
+            <w:tcW w:type="dxa" w:w="8640"/>
+          </w:tcPr>
+          <w:p/>
+        </w:tc>
+      </w:tr>
+      <w:tr>
+        <w:tc>
+          <w:tcPr>
+            <w:tcW w:type="dxa" w:w="8640"/>
+          </w:tcPr>
+          <w:p/>
+        </w:tc>
+      </w:tr>
+      <w:tr>
+        <w:tc>
+          <w:tcPr>
+            <w:tcW w:type="dxa" w:w="8640"/>
+          </w:tcPr>
+          <w:p/>
+        </w:tc>
+      </w:tr>
+    </w:tbl>
+    <w:p/>
+    <w:p>
+      <w:pPr>
+        <w:pStyle w:val="Heading4"/>
+      </w:pPr>
+      <w:r>
+        <w:t>Q-04. Should nutrition guidance stay behind a tab called Gym? DECISION</w:t>
+      </w:r>
+    </w:p>
+    <w:p>
+      <w:r>
+        <w:rPr>
+          <w:b/>
+        </w:rPr>
+        <w:t>The question.</w:t>
+      </w:r>
+      <w:r>
+        <w:t xml:space="preserve"> </w:t>
+      </w:r>
+      <w:r>
+        <w:rPr>
+          <w:rFonts w:ascii="Consolas" w:hAnsi="Consolas"/>
+          <w:color w:val="333333"/>
+          <w:sz w:val="18"/>
+        </w:rPr>
+        <w:t>/programme/nutrition</w:t>
+      </w:r>
+      <w:r>
+        <w:t xml:space="preserve"> is reached from </w:t>
+      </w:r>
+      <w:r>
+        <w:rPr>
+          <w:rFonts w:ascii="Consolas" w:hAnsi="Consolas"/>
+          <w:color w:val="333333"/>
+          <w:sz w:val="18"/>
+        </w:rPr>
+        <w:t>/programme</w:t>
+      </w:r>
+      <w:r>
+        <w:t xml:space="preserve">, and the tab bar labels that tab </w:t>
+      </w:r>
+      <w:r>
+        <w:rPr>
+          <w:b/>
+        </w:rPr>
+        <w:t>Gym</w:t>
+      </w:r>
+      <w:r>
+        <w:t>. A player looking for what to eat has to know it lives behind Gym.</w:t>
+      </w:r>
+    </w:p>
+    <w:p>
+      <w:r>
+        <w:rPr>
+          <w:b/>
+        </w:rPr>
+        <w:t>Why it matters.</w:t>
+      </w:r>
+      <w:r>
+        <w:t xml:space="preserve"> It is a findability problem rather than a bug. Nutrition guidance is one of the few things the app offers a player who is not currently training.</w:t>
+      </w:r>
+    </w:p>
+    <w:p>
+      <w:r>
+        <w:rPr>
+          <w:b/>
+        </w:rPr>
+        <w:t>Where I looked.</w:t>
+      </w:r>
+      <w:r>
+        <w:t xml:space="preserve"> </w:t>
+      </w:r>
+      <w:r>
+        <w:rPr>
+          <w:rFonts w:ascii="Consolas" w:hAnsi="Consolas"/>
+          <w:color w:val="333333"/>
+          <w:sz w:val="18"/>
+        </w:rPr>
+        <w:t>src/components/AthleteTabBar/AthleteTabBar.tsx</w:t>
+      </w:r>
+      <w:r>
+        <w:t xml:space="preserve">, </w:t>
+      </w:r>
+      <w:r>
+        <w:rPr>
+          <w:rFonts w:ascii="Consolas" w:hAnsi="Consolas"/>
+          <w:color w:val="333333"/>
+          <w:sz w:val="18"/>
+        </w:rPr>
+        <w:t>src/app/(athlete)/programme/</w:t>
+      </w:r>
+      <w:r>
+        <w:t>.</w:t>
+      </w:r>
+    </w:p>
+    <w:p>
+      <w:r>
+        <w:rPr>
+          <w:b/>
+        </w:rPr>
+        <w:t>What would settle it.</w:t>
+      </w:r>
+      <w:r>
+        <w:t xml:space="preserve"> Choose: rename the tab to cover both, for example Programme; move nutrition guidance under Me; add a fifth tab; or leave it and rely on the link from Today.</w:t>
+      </w:r>
+    </w:p>
+    <w:tbl>
+      <w:tblPr>
+        <w:tblStyle w:val="LightGrid-Accent1"/>
+        <w:tblW w:type="auto" w:w="0"/>
+        <w:tblLook w:firstColumn="1" w:firstRow="1" w:lastColumn="0" w:lastRow="0" w:noHBand="0" w:noVBand="1" w:val="04A0"/>
+      </w:tblPr>
+      <w:tblGrid>
+        <w:gridCol w:w="8640"/>
+      </w:tblGrid>
+      <w:tr>
+        <w:tc>
+          <w:tcPr>
+            <w:tcW w:type="dxa" w:w="8640"/>
+          </w:tcPr>
+          <w:p>
+            <w:r>
+              <w:rPr>
+                <w:b/>
+              </w:rPr>
+              <w:t>Your answer</w:t>
+            </w:r>
+          </w:p>
+        </w:tc>
+      </w:tr>
+      <w:tr>
+        <w:tc>
+          <w:tcPr>
+            <w:tcW w:type="dxa" w:w="8640"/>
+          </w:tcPr>
+          <w:p/>
+        </w:tc>
+      </w:tr>
+      <w:tr>
+        <w:tc>
+          <w:tcPr>
+            <w:tcW w:type="dxa" w:w="8640"/>
+          </w:tcPr>
+          <w:p/>
+        </w:tc>
+      </w:tr>
+      <w:tr>
+        <w:tc>
+          <w:tcPr>
+            <w:tcW w:type="dxa" w:w="8640"/>
+          </w:tcPr>
+          <w:p/>
+        </w:tc>
+      </w:tr>
+    </w:tbl>
+    <w:p/>
+    <w:p>
+      <w:pPr>
+        <w:pStyle w:val="Heading4"/>
+      </w:pPr>
+      <w:r>
+        <w:t>Q-05. Should an athlete be able to correct their own entry? DECISION</w:t>
+      </w:r>
+    </w:p>
+    <w:p>
+      <w:r>
+        <w:rPr>
+          <w:b/>
+        </w:rPr>
+        <w:t>The question.</w:t>
+      </w:r>
+      <w:r>
+        <w:t xml:space="preserve"> They cannot. Wellness, training, nutrition and gym entries are immutable once submitted. A correction creates a new revision row, and migration 0058 made </w:t>
+      </w:r>
+      <w:r>
+        <w:rPr>
+          <w:rFonts w:ascii="Consolas" w:hAnsi="Consolas"/>
+          <w:color w:val="333333"/>
+          <w:sz w:val="18"/>
+        </w:rPr>
+        <w:t>revise_wellness_entry</w:t>
+      </w:r>
+      <w:r>
+        <w:t xml:space="preserve"> and </w:t>
+      </w:r>
+      <w:r>
+        <w:rPr>
+          <w:rFonts w:ascii="Consolas" w:hAnsi="Consolas"/>
+          <w:color w:val="333333"/>
+          <w:sz w:val="18"/>
+        </w:rPr>
+        <w:t>revise_training_entry</w:t>
+      </w:r>
+      <w:r>
+        <w:t xml:space="preserve"> coach and medical only </w:t>
+      </w:r>
+      <w:r>
+        <w:rPr>
+          <w:b/>
+        </w:rPr>
+        <w:t>at a club's request</w:t>
+      </w:r>
+      <w:r>
+        <w:t>.</w:t>
+      </w:r>
+    </w:p>
+    <w:p>
+      <w:r>
+        <w:rPr>
+          <w:b/>
+        </w:rPr>
+        <w:t>Why it matters.</w:t>
+      </w:r>
+      <w:r>
+        <w:t xml:space="preserve"> An athlete who fat fingers a 2 instead of a 4 has to ask a coach to fix it. The immutability rule itself is sound and is </w:t>
+      </w:r>
+      <w:r>
+        <w:rPr>
+          <w:rFonts w:ascii="Consolas" w:hAnsi="Consolas"/>
+          <w:color w:val="333333"/>
+          <w:sz w:val="18"/>
+        </w:rPr>
+        <w:t>CLAUDE.md</w:t>
+      </w:r>
+      <w:r>
+        <w:t xml:space="preserve"> rule 6: performance data that can be silently edited is worthless for trend analysis. The question is only whether the athlete should be able to file the correction themselves, which the revision mechanism already supports.</w:t>
+      </w:r>
+    </w:p>
+    <w:p>
+      <w:r>
+        <w:rPr>
+          <w:b/>
+        </w:rPr>
+        <w:t>Where I looked.</w:t>
+      </w:r>
+      <w:r>
+        <w:t xml:space="preserve"> Migration 0058, </w:t>
+      </w:r>
+      <w:r>
+        <w:rPr>
+          <w:rFonts w:ascii="Consolas" w:hAnsi="Consolas"/>
+          <w:color w:val="333333"/>
+          <w:sz w:val="18"/>
+        </w:rPr>
+        <w:t>src/lib/validation/entryCorrection.ts</w:t>
+      </w:r>
+      <w:r>
+        <w:t xml:space="preserve">, </w:t>
+      </w:r>
+      <w:r>
+        <w:rPr>
+          <w:rFonts w:ascii="Consolas" w:hAnsi="Consolas"/>
+          <w:color w:val="333333"/>
+          <w:sz w:val="18"/>
+        </w:rPr>
+        <w:t>src/app/(athlete)/check-in/page.tsx</w:t>
+      </w:r>
+      <w:r>
+        <w:t xml:space="preserve">, </w:t>
+      </w:r>
+      <w:r>
+        <w:rPr>
+          <w:rFonts w:ascii="Consolas" w:hAnsi="Consolas"/>
+          <w:color w:val="333333"/>
+          <w:sz w:val="18"/>
+        </w:rPr>
+        <w:t>src/app/(athlete)/rpe/[sessionId]/page.tsx</w:t>
+      </w:r>
+      <w:r>
+        <w:t>.</w:t>
+      </w:r>
+    </w:p>
+    <w:p>
+      <w:r>
+        <w:rPr>
+          <w:b/>
+        </w:rPr>
+        <w:t>What would settle it.</w:t>
+      </w:r>
+      <w:r>
+        <w:t xml:space="preserve"> Confirm whether the current state is the intended end state, or whether an athlete should be able to submit a correction for staff approval. Note that the club asked for the current restriction, so changing it is a conversation with them.</w:t>
+      </w:r>
+    </w:p>
+    <w:tbl>
+      <w:tblPr>
+        <w:tblStyle w:val="LightGrid-Accent1"/>
+        <w:tblW w:type="auto" w:w="0"/>
+        <w:tblLook w:firstColumn="1" w:firstRow="1" w:lastColumn="0" w:lastRow="0" w:noHBand="0" w:noVBand="1" w:val="04A0"/>
+      </w:tblPr>
+      <w:tblGrid>
+        <w:gridCol w:w="8640"/>
+      </w:tblGrid>
+      <w:tr>
+        <w:tc>
+          <w:tcPr>
+            <w:tcW w:type="dxa" w:w="8640"/>
+          </w:tcPr>
+          <w:p>
+            <w:r>
+              <w:rPr>
+                <w:b/>
+              </w:rPr>
+              <w:t>Your answer</w:t>
+            </w:r>
+          </w:p>
+        </w:tc>
+      </w:tr>
+      <w:tr>
+        <w:tc>
+          <w:tcPr>
+            <w:tcW w:type="dxa" w:w="8640"/>
+          </w:tcPr>
+          <w:p/>
+        </w:tc>
+      </w:tr>
+      <w:tr>
+        <w:tc>
+          <w:tcPr>
+            <w:tcW w:type="dxa" w:w="8640"/>
+          </w:tcPr>
+          <w:p/>
+        </w:tc>
+      </w:tr>
+      <w:tr>
+        <w:tc>
+          <w:tcPr>
+            <w:tcW w:type="dxa" w:w="8640"/>
+          </w:tcPr>
+          <w:p/>
+        </w:tc>
+      </w:tr>
+    </w:tbl>
+    <w:p/>
+    <w:p>
+      <w:pPr>
+        <w:pStyle w:val="Heading4"/>
+      </w:pPr>
+      <w:r>
+        <w:t>Q-06. Should the nine athlete routes that lose their destination be fixed? DECISION</w:t>
+      </w:r>
+    </w:p>
+    <w:p>
+      <w:r>
+        <w:rPr>
+          <w:b/>
+        </w:rPr>
+        <w:t>The question.</w:t>
+      </w:r>
+      <w:r>
+        <w:t xml:space="preserve"> </w:t>
+      </w:r>
+      <w:r>
+        <w:rPr>
+          <w:rFonts w:ascii="Consolas" w:hAnsi="Consolas"/>
+          <w:color w:val="333333"/>
+          <w:sz w:val="18"/>
+        </w:rPr>
+        <w:t>/today</w:t>
+      </w:r>
+      <w:r>
+        <w:t xml:space="preserve"> and </w:t>
+      </w:r>
+      <w:r>
+        <w:rPr>
+          <w:rFonts w:ascii="Consolas" w:hAnsi="Consolas"/>
+          <w:color w:val="333333"/>
+          <w:sz w:val="18"/>
+        </w:rPr>
+        <w:t>/check-in</w:t>
+      </w:r>
+      <w:r>
+        <w:t xml:space="preserve"> send a signed out visitor to </w:t>
+      </w:r>
+      <w:r>
+        <w:rPr>
+          <w:rFonts w:ascii="Consolas" w:hAnsi="Consolas"/>
+          <w:color w:val="333333"/>
+          <w:sz w:val="18"/>
+        </w:rPr>
+        <w:t>/login?next=...</w:t>
+      </w:r>
+      <w:r>
+        <w:t xml:space="preserve">. The other nine athlete routes send them to a bare </w:t>
+      </w:r>
+      <w:r>
+        <w:rPr>
+          <w:rFonts w:ascii="Consolas" w:hAnsi="Consolas"/>
+          <w:color w:val="333333"/>
+          <w:sz w:val="18"/>
+        </w:rPr>
+        <w:t>/login</w:t>
+      </w:r>
+      <w:r>
+        <w:t>, so they land on the default screen rather than where they were going. Tested, not inferred.</w:t>
+      </w:r>
+    </w:p>
+    <w:p>
+      <w:r>
+        <w:rPr>
+          <w:b/>
+        </w:rPr>
+        <w:t>Why it matters.</w:t>
+      </w:r>
+      <w:r>
+        <w:t xml:space="preserve"> Every push notification and every shared link to a screen other than Today lands in the wrong place if the app has signed the player out.</w:t>
+      </w:r>
+    </w:p>
+    <w:p>
+      <w:r>
+        <w:rPr>
+          <w:b/>
+        </w:rPr>
+        <w:t>Where I looked.</w:t>
+      </w:r>
+      <w:r>
+        <w:t xml:space="preserve"> </w:t>
+      </w:r>
+      <w:r>
+        <w:rPr>
+          <w:rFonts w:ascii="Consolas" w:hAnsi="Consolas"/>
+          <w:color w:val="333333"/>
+          <w:sz w:val="18"/>
+        </w:rPr>
+        <w:t>src/lib/supabase/middleware.ts:19</w:t>
+      </w:r>
+      <w:r>
+        <w:t>, and a Run level test of all eleven routes signed out.</w:t>
+      </w:r>
+    </w:p>
+    <w:p>
+      <w:r>
+        <w:rPr>
+          <w:b/>
+        </w:rPr>
+        <w:t>What would settle it.</w:t>
+      </w:r>
+      <w:r>
+        <w:t xml:space="preserve"> Choose: add the nine prefixes; leave it; or replace the prefix list with the route group so a new athlete screen is covered without anyone remembering. The third does not decay and is the largest change.</w:t>
+      </w:r>
+    </w:p>
+    <w:tbl>
+      <w:tblPr>
+        <w:tblStyle w:val="LightGrid-Accent1"/>
+        <w:tblW w:type="auto" w:w="0"/>
+        <w:tblLook w:firstColumn="1" w:firstRow="1" w:lastColumn="0" w:lastRow="0" w:noHBand="0" w:noVBand="1" w:val="04A0"/>
+      </w:tblPr>
+      <w:tblGrid>
+        <w:gridCol w:w="8640"/>
+      </w:tblGrid>
+      <w:tr>
+        <w:tc>
+          <w:tcPr>
+            <w:tcW w:type="dxa" w:w="8640"/>
+          </w:tcPr>
+          <w:p>
+            <w:r>
+              <w:rPr>
+                <w:b/>
+              </w:rPr>
+              <w:t>Your answer</w:t>
+            </w:r>
+          </w:p>
+        </w:tc>
+      </w:tr>
+      <w:tr>
+        <w:tc>
+          <w:tcPr>
+            <w:tcW w:type="dxa" w:w="8640"/>
+          </w:tcPr>
+          <w:p/>
+        </w:tc>
+      </w:tr>
+      <w:tr>
+        <w:tc>
+          <w:tcPr>
+            <w:tcW w:type="dxa" w:w="8640"/>
+          </w:tcPr>
+          <w:p/>
+        </w:tc>
+      </w:tr>
+      <w:tr>
+        <w:tc>
+          <w:tcPr>
+            <w:tcW w:type="dxa" w:w="8640"/>
+          </w:tcPr>
+          <w:p/>
+        </w:tc>
+      </w:tr>
+    </w:tbl>
+    <w:p/>
+    <w:p>
+      <w:pPr>
+        <w:pStyle w:val="Heading4"/>
+      </w:pPr>
+      <w:r>
+        <w:t>Q-07. Are the four offline domains the intended set? DECISION</w:t>
+      </w:r>
+    </w:p>
+    <w:p>
+      <w:r>
+        <w:rPr>
+          <w:b/>
+        </w:rPr>
+        <w:t>The question.</w:t>
+      </w:r>
+      <w:r>
+        <w:t xml:space="preserve"> Wellness, training, nutrition check in and gym set logs are queued on the phone and retried. </w:t>
+      </w:r>
+      <w:r>
+        <w:rPr>
+          <w:b/>
+        </w:rPr>
+        <w:t>Report a problem is not</w:t>
+      </w:r>
+      <w:r>
+        <w:t>, and neither are consent changes, leaderboard opt out or notification preferences.</w:t>
+      </w:r>
+    </w:p>
+    <w:p>
+      <w:r>
+        <w:rPr>
+          <w:b/>
+        </w:rPr>
+        <w:t>Why it matters.</w:t>
+      </w:r>
+      <w:r>
+        <w:t xml:space="preserve"> Report a problem is the one an athlete is most likely to submit pitch side with no signal, which is exactly the case the outbox was built for.</w:t>
+      </w:r>
+    </w:p>
+    <w:p>
+      <w:r>
+        <w:rPr>
+          <w:b/>
+        </w:rPr>
+        <w:t>Where I looked.</w:t>
+      </w:r>
+      <w:r>
+        <w:t xml:space="preserve"> </w:t>
+      </w:r>
+      <w:r>
+        <w:rPr>
+          <w:rFonts w:ascii="Consolas" w:hAnsi="Consolas"/>
+          <w:color w:val="333333"/>
+          <w:sz w:val="18"/>
+        </w:rPr>
+        <w:t>src/lib/outbox.ts</w:t>
+      </w:r>
+      <w:r>
+        <w:t xml:space="preserve"> and its header, and every athlete form.</w:t>
+      </w:r>
+    </w:p>
+    <w:p>
+      <w:r>
+        <w:rPr>
+          <w:b/>
+        </w:rPr>
+        <w:t>What would settle it.</w:t>
+      </w:r>
+      <w:r>
+        <w:t xml:space="preserve"> Confirm the four are intended, or say which others should be queued. Report a problem is the one I would add.</w:t>
+      </w:r>
+    </w:p>
+    <w:tbl>
+      <w:tblPr>
+        <w:tblStyle w:val="LightGrid-Accent1"/>
+        <w:tblW w:type="auto" w:w="0"/>
+        <w:tblLook w:firstColumn="1" w:firstRow="1" w:lastColumn="0" w:lastRow="0" w:noHBand="0" w:noVBand="1" w:val="04A0"/>
+      </w:tblPr>
+      <w:tblGrid>
+        <w:gridCol w:w="8640"/>
+      </w:tblGrid>
+      <w:tr>
+        <w:tc>
+          <w:tcPr>
+            <w:tcW w:type="dxa" w:w="8640"/>
+          </w:tcPr>
+          <w:p>
+            <w:r>
+              <w:rPr>
+                <w:b/>
+              </w:rPr>
+              <w:t>Your answer</w:t>
+            </w:r>
+          </w:p>
+        </w:tc>
+      </w:tr>
+      <w:tr>
+        <w:tc>
+          <w:tcPr>
+            <w:tcW w:type="dxa" w:w="8640"/>
+          </w:tcPr>
+          <w:p/>
+        </w:tc>
+      </w:tr>
+      <w:tr>
+        <w:tc>
+          <w:tcPr>
+            <w:tcW w:type="dxa" w:w="8640"/>
+          </w:tcPr>
+          <w:p/>
+        </w:tc>
+      </w:tr>
+      <w:tr>
+        <w:tc>
+          <w:tcPr>
+            <w:tcW w:type="dxa" w:w="8640"/>
+          </w:tcPr>
+          <w:p/>
+        </w:tc>
+      </w:tr>
+    </w:tbl>
+    <w:p/>
+    <w:p>
+      <w:pPr>
+        <w:pStyle w:val="Heading2"/>
+      </w:pPr>
+      <w:r>
+        <w:t>Part 2. Exact wording an athlete reads</w:t>
+      </w:r>
+    </w:p>
+    <w:p>
+      <w:r>
+        <w:rPr>
+          <w:b/>
+        </w:rPr>
+        <w:t>These are the highest value unknowns in the whole specification</w:t>
+      </w:r>
+      <w:r>
+        <w:t>, and they are</w:t>
+      </w:r>
+    </w:p>
+    <w:p>
+      <w:r>
+        <w:t>the cheapest for you to answer: you can read them off a phone in two minutes.</w:t>
+      </w:r>
+    </w:p>
+    <w:p>
+      <w:r>
+        <w:t>The brief is right that wording changes what the data means. A scale labelled</w:t>
+      </w:r>
+    </w:p>
+    <w:p>
+      <w:r>
+        <w:t>"Soreness: 1 very sore, 5 no soreness" and one labelled "Soreness: 1 none, 5</w:t>
+      </w:r>
+    </w:p>
+    <w:p>
+      <w:r>
+        <w:t>severe" produce opposite datasets under the same column name. The wellness scales</w:t>
+      </w:r>
+    </w:p>
+    <w:p>
+      <w:r>
+        <w:t>are specified exactly, because they are in the code as data. The others are laid</w:t>
+      </w:r>
+    </w:p>
+    <w:p>
+      <w:r>
+        <w:t>out in markup and were not found.</w:t>
+      </w:r>
+    </w:p>
+    <w:p>
+      <w:pPr>
+        <w:pStyle w:val="Heading4"/>
+      </w:pPr>
+      <w:r>
+        <w:t>Q-08. The RPE question and its scale labels. UNVERIFIED</w:t>
+      </w:r>
+    </w:p>
+    <w:p>
+      <w:r>
+        <w:rPr>
+          <w:b/>
+        </w:rPr>
+        <w:t>The question.</w:t>
+      </w:r>
+      <w:r>
+        <w:t xml:space="preserve"> What exactly does the session rating screen ask, and what are the labels at each end of the scale? The screen is titled 'How hard was it?'. The stored value is 1 to 10.</w:t>
+      </w:r>
+    </w:p>
+    <w:p>
+      <w:r>
+        <w:rPr>
+          <w:b/>
+        </w:rPr>
+        <w:t>Why it matters.</w:t>
+      </w:r>
+      <w:r>
+        <w:t xml:space="preserve"> RPE is one of only four things an athlete ever types, and it drives session load, which drives acute and chronic load, which drives the acute to chronic ratio. If the scale reads 1 hardest to 10 easiest on screen while the database assumes the reverse, every load figure in the product is inverted and nothing would catch it.</w:t>
+      </w:r>
+    </w:p>
+    <w:p>
+      <w:r>
+        <w:rPr>
+          <w:b/>
+        </w:rPr>
+        <w:t>Where I looked.</w:t>
+      </w:r>
+      <w:r>
+        <w:t xml:space="preserve"> </w:t>
+      </w:r>
+      <w:r>
+        <w:rPr>
+          <w:rFonts w:ascii="Consolas" w:hAnsi="Consolas"/>
+          <w:color w:val="333333"/>
+          <w:sz w:val="18"/>
+        </w:rPr>
+        <w:t>src/app/(athlete)/rpe/[sessionId]/page.tsx</w:t>
+      </w:r>
+      <w:r>
+        <w:t xml:space="preserve">, </w:t>
+      </w:r>
+      <w:r>
+        <w:rPr>
+          <w:rFonts w:ascii="Consolas" w:hAnsi="Consolas"/>
+          <w:color w:val="333333"/>
+          <w:sz w:val="18"/>
+        </w:rPr>
+        <w:t>src/lib/validation/training.ts</w:t>
+      </w:r>
+      <w:r>
+        <w:t xml:space="preserve">, and </w:t>
+      </w:r>
+      <w:r>
+        <w:rPr>
+          <w:rFonts w:ascii="Consolas" w:hAnsi="Consolas"/>
+          <w:color w:val="333333"/>
+          <w:sz w:val="18"/>
+        </w:rPr>
+        <w:t>docs/screens/</w:t>
+      </w:r>
+      <w:r>
+        <w:t xml:space="preserve"> for a training entry screen document.</w:t>
+      </w:r>
+    </w:p>
+    <w:p>
+      <w:r>
+        <w:rPr>
+          <w:b/>
+        </w:rPr>
+        <w:t>What would settle it.</w:t>
+      </w:r>
+      <w:r>
+        <w:t xml:space="preserve"> Open </w:t>
+      </w:r>
+      <w:r>
+        <w:rPr>
+          <w:rFonts w:ascii="Consolas" w:hAnsi="Consolas"/>
+          <w:color w:val="333333"/>
+          <w:sz w:val="18"/>
+        </w:rPr>
+        <w:t>/rpe/&lt;any session&gt;</w:t>
+      </w:r>
+      <w:r>
+        <w:t xml:space="preserve"> on a phone and write down the question and both end labels exactly as they appear, including capitalisation.</w:t>
+      </w:r>
+    </w:p>
+    <w:tbl>
+      <w:tblPr>
+        <w:tblStyle w:val="LightGrid-Accent1"/>
+        <w:tblW w:type="auto" w:w="0"/>
+        <w:tblLook w:firstColumn="1" w:firstRow="1" w:lastColumn="0" w:lastRow="0" w:noHBand="0" w:noVBand="1" w:val="04A0"/>
+      </w:tblPr>
+      <w:tblGrid>
+        <w:gridCol w:w="8640"/>
+      </w:tblGrid>
+      <w:tr>
+        <w:tc>
+          <w:tcPr>
+            <w:tcW w:type="dxa" w:w="8640"/>
+          </w:tcPr>
+          <w:p>
+            <w:r>
+              <w:rPr>
+                <w:b/>
+              </w:rPr>
+              <w:t>Your answer</w:t>
+            </w:r>
+          </w:p>
+        </w:tc>
+      </w:tr>
+      <w:tr>
+        <w:tc>
+          <w:tcPr>
+            <w:tcW w:type="dxa" w:w="8640"/>
+          </w:tcPr>
+          <w:p/>
+        </w:tc>
+      </w:tr>
+      <w:tr>
+        <w:tc>
+          <w:tcPr>
+            <w:tcW w:type="dxa" w:w="8640"/>
+          </w:tcPr>
+          <w:p/>
+        </w:tc>
+      </w:tr>
+      <w:tr>
+        <w:tc>
+          <w:tcPr>
+            <w:tcW w:type="dxa" w:w="8640"/>
+          </w:tcPr>
+          <w:p/>
+        </w:tc>
+      </w:tr>
+    </w:tbl>
+    <w:p/>
+    <w:p>
+      <w:pPr>
+        <w:pStyle w:val="Heading4"/>
+      </w:pPr>
+      <w:r>
+        <w:t>Q-09. The weekly nutrition question and its three answers. UNVERIFIED</w:t>
+      </w:r>
+    </w:p>
+    <w:p>
+      <w:r>
+        <w:rPr>
+          <w:b/>
+        </w:rPr>
+        <w:t>The question.</w:t>
+      </w:r>
+      <w:r>
+        <w:t xml:space="preserve"> What is the one question, and what are the three answers? This screen's entire content is one question, and the wording was not found.</w:t>
+      </w:r>
+    </w:p>
+    <w:p>
+      <w:r>
+        <w:rPr>
+          <w:b/>
+        </w:rPr>
+        <w:t>Why it matters.</w:t>
+      </w:r>
+      <w:r>
+        <w:t xml:space="preserve"> It is the whole of the product's nutrition commitment from an athlete. </w:t>
+      </w:r>
+      <w:r>
+        <w:rPr>
+          <w:rFonts w:ascii="Consolas" w:hAnsi="Consolas"/>
+          <w:color w:val="333333"/>
+          <w:sz w:val="18"/>
+        </w:rPr>
+        <w:t>CLAUDE.md</w:t>
+      </w:r>
+      <w:r>
+        <w:t xml:space="preserve"> rule 8 is explicit that there is no daily logging and no per meal entry: one question, once a week, three answers. Every nutrition insight a nutritionist gets from athletes comes through this one sentence.</w:t>
+      </w:r>
+    </w:p>
+    <w:p>
+      <w:r>
+        <w:rPr>
+          <w:b/>
+        </w:rPr>
+        <w:t>Where I looked.</w:t>
+      </w:r>
+      <w:r>
+        <w:t xml:space="preserve"> </w:t>
+      </w:r>
+      <w:r>
+        <w:rPr>
+          <w:rFonts w:ascii="Consolas" w:hAnsi="Consolas"/>
+          <w:color w:val="333333"/>
+          <w:sz w:val="18"/>
+        </w:rPr>
+        <w:t>src/app/(athlete)/nutrition-check-in/page.tsx</w:t>
+      </w:r>
+      <w:r>
+        <w:t xml:space="preserve">, </w:t>
+      </w:r>
+      <w:r>
+        <w:rPr>
+          <w:rFonts w:ascii="Consolas" w:hAnsi="Consolas"/>
+          <w:color w:val="333333"/>
+          <w:sz w:val="18"/>
+        </w:rPr>
+        <w:t>src/lib/validation/nutrition.ts</w:t>
+      </w:r>
+      <w:r>
+        <w:t xml:space="preserve">, </w:t>
+      </w:r>
+      <w:r>
+        <w:rPr>
+          <w:rFonts w:ascii="Consolas" w:hAnsi="Consolas"/>
+          <w:color w:val="333333"/>
+          <w:sz w:val="18"/>
+        </w:rPr>
+        <w:t>docs/screens/nutrition-checkin.md</w:t>
+      </w:r>
+      <w:r>
+        <w:t>.</w:t>
+      </w:r>
+    </w:p>
+    <w:p>
+      <w:r>
+        <w:rPr>
+          <w:b/>
+        </w:rPr>
+        <w:t>What would settle it.</w:t>
+      </w:r>
+      <w:r>
+        <w:t xml:space="preserve"> Open </w:t>
+      </w:r>
+      <w:r>
+        <w:rPr>
+          <w:rFonts w:ascii="Consolas" w:hAnsi="Consolas"/>
+          <w:color w:val="333333"/>
+          <w:sz w:val="18"/>
+        </w:rPr>
+        <w:t>/nutrition-check-in</w:t>
+      </w:r>
+      <w:r>
+        <w:t xml:space="preserve"> and write down the question and all three answer labels exactly.</w:t>
+      </w:r>
+    </w:p>
+    <w:tbl>
+      <w:tblPr>
+        <w:tblStyle w:val="LightGrid-Accent1"/>
+        <w:tblW w:type="auto" w:w="0"/>
+        <w:tblLook w:firstColumn="1" w:firstRow="1" w:lastColumn="0" w:lastRow="0" w:noHBand="0" w:noVBand="1" w:val="04A0"/>
+      </w:tblPr>
+      <w:tblGrid>
+        <w:gridCol w:w="8640"/>
+      </w:tblGrid>
+      <w:tr>
+        <w:tc>
+          <w:tcPr>
+            <w:tcW w:type="dxa" w:w="8640"/>
+          </w:tcPr>
+          <w:p>
+            <w:r>
+              <w:rPr>
+                <w:b/>
+              </w:rPr>
+              <w:t>Your answer</w:t>
+            </w:r>
+          </w:p>
+        </w:tc>
+      </w:tr>
+      <w:tr>
+        <w:tc>
+          <w:tcPr>
+            <w:tcW w:type="dxa" w:w="8640"/>
+          </w:tcPr>
+          <w:p/>
+        </w:tc>
+      </w:tr>
+      <w:tr>
+        <w:tc>
+          <w:tcPr>
+            <w:tcW w:type="dxa" w:w="8640"/>
+          </w:tcPr>
+          <w:p/>
+        </w:tc>
+      </w:tr>
+      <w:tr>
+        <w:tc>
+          <w:tcPr>
+            <w:tcW w:type="dxa" w:w="8640"/>
+          </w:tcPr>
+          <w:p/>
+        </w:tc>
+      </w:tr>
+    </w:tbl>
+    <w:p/>
+    <w:p>
+      <w:pPr>
+        <w:pStyle w:val="Heading4"/>
+      </w:pPr>
+      <w:r>
+        <w:t>Q-10. Does the morning check in offer a comment field? UNVERIFIED</w:t>
+      </w:r>
+    </w:p>
+    <w:p>
+      <w:r>
+        <w:rPr>
+          <w:b/>
+        </w:rPr>
+        <w:t>The question.</w:t>
+      </w:r>
+      <w:r>
+        <w:t xml:space="preserve"> </w:t>
+      </w:r>
+      <w:r>
+        <w:rPr>
+          <w:rFonts w:ascii="Consolas" w:hAnsi="Consolas"/>
+          <w:color w:val="333333"/>
+          <w:sz w:val="18"/>
+        </w:rPr>
+        <w:t>wellness_entries.comment</w:t>
+      </w:r>
+      <w:r>
+        <w:t xml:space="preserve"> exists and is capped at 1,000 characters by a database constraint. Whether the athlete check in screen actually offers it was not established.</w:t>
+      </w:r>
+    </w:p>
+    <w:p>
+      <w:r>
+        <w:rPr>
+          <w:b/>
+        </w:rPr>
+        <w:t>Why it matters.</w:t>
+      </w:r>
+      <w:r>
+        <w:t xml:space="preserve"> If it exists, it is free text an athlete writes about how they feel, which staff read. That has a visibility answer and a wording answer, and neither is currently in the specification.</w:t>
+      </w:r>
+    </w:p>
+    <w:p>
+      <w:r>
+        <w:rPr>
+          <w:b/>
+        </w:rPr>
+        <w:t>Where I looked.</w:t>
+      </w:r>
+      <w:r>
+        <w:t xml:space="preserve"> </w:t>
+      </w:r>
+      <w:r>
+        <w:rPr>
+          <w:rFonts w:ascii="Consolas" w:hAnsi="Consolas"/>
+          <w:color w:val="333333"/>
+          <w:sz w:val="18"/>
+        </w:rPr>
+        <w:t>src/components/CheckInForm/CheckInForm.tsx</w:t>
+      </w:r>
+      <w:r>
+        <w:t xml:space="preserve">, </w:t>
+      </w:r>
+      <w:r>
+        <w:rPr>
+          <w:rFonts w:ascii="Consolas" w:hAnsi="Consolas"/>
+          <w:color w:val="333333"/>
+          <w:sz w:val="18"/>
+        </w:rPr>
+        <w:t>src/lib/validation/wellness.ts</w:t>
+      </w:r>
+      <w:r>
+        <w:t>.</w:t>
+      </w:r>
+    </w:p>
+    <w:p>
+      <w:r>
+        <w:rPr>
+          <w:b/>
+        </w:rPr>
+        <w:t>What would settle it.</w:t>
+      </w:r>
+      <w:r>
+        <w:t xml:space="preserve"> Open </w:t>
+      </w:r>
+      <w:r>
+        <w:rPr>
+          <w:rFonts w:ascii="Consolas" w:hAnsi="Consolas"/>
+          <w:color w:val="333333"/>
+          <w:sz w:val="18"/>
+        </w:rPr>
+        <w:t>/check-in</w:t>
+      </w:r>
+      <w:r>
+        <w:t xml:space="preserve"> and say whether there is a text box, and if so what it is labelled and what the placeholder says.</w:t>
+      </w:r>
+    </w:p>
+    <w:tbl>
+      <w:tblPr>
+        <w:tblStyle w:val="LightGrid-Accent1"/>
+        <w:tblW w:type="auto" w:w="0"/>
+        <w:tblLook w:firstColumn="1" w:firstRow="1" w:lastColumn="0" w:lastRow="0" w:noHBand="0" w:noVBand="1" w:val="04A0"/>
+      </w:tblPr>
+      <w:tblGrid>
+        <w:gridCol w:w="8640"/>
+      </w:tblGrid>
+      <w:tr>
+        <w:tc>
+          <w:tcPr>
+            <w:tcW w:type="dxa" w:w="8640"/>
+          </w:tcPr>
+          <w:p>
+            <w:r>
+              <w:rPr>
+                <w:b/>
+              </w:rPr>
+              <w:t>Your answer</w:t>
+            </w:r>
+          </w:p>
+        </w:tc>
+      </w:tr>
+      <w:tr>
+        <w:tc>
+          <w:tcPr>
+            <w:tcW w:type="dxa" w:w="8640"/>
+          </w:tcPr>
+          <w:p/>
+        </w:tc>
+      </w:tr>
+      <w:tr>
+        <w:tc>
+          <w:tcPr>
+            <w:tcW w:type="dxa" w:w="8640"/>
+          </w:tcPr>
+          <w:p/>
+        </w:tc>
+      </w:tr>
+      <w:tr>
+        <w:tc>
+          <w:tcPr>
+            <w:tcW w:type="dxa" w:w="8640"/>
+          </w:tcPr>
+          <w:p/>
+        </w:tc>
+      </w:tr>
+    </w:tbl>
+    <w:p/>
+    <w:p>
+      <w:pPr>
+        <w:pStyle w:val="Heading4"/>
+      </w:pPr>
+      <w:r>
+        <w:t>Q-11. The exact wording shown to a 16 year old on the leaderboard settings. UNVERIFIED</w:t>
+      </w:r>
+    </w:p>
+    <w:p>
+      <w:r>
+        <w:rPr>
+          <w:b/>
+        </w:rPr>
+        <w:t>The question.</w:t>
+      </w:r>
+      <w:r>
+        <w:t xml:space="preserve"> An under 18 athlete is off leaderboards by default and must opt in. The screen behaves differently for them. What it says to them was not found.</w:t>
+      </w:r>
+    </w:p>
+    <w:p>
+      <w:r>
+        <w:rPr>
+          <w:b/>
+        </w:rPr>
+        <w:t>Why it matters.</w:t>
+      </w:r>
+      <w:r>
+        <w:t xml:space="preserve"> This is the wording that matters most on that screen. It is a consent request to a child under the Children's Code, and the standard expects it to be understandable to them rather than to a lawyer.</w:t>
+      </w:r>
+    </w:p>
+    <w:p>
+      <w:r>
+        <w:rPr>
+          <w:b/>
+        </w:rPr>
+        <w:t>Where I looked.</w:t>
+      </w:r>
+      <w:r>
+        <w:t xml:space="preserve"> </w:t>
+      </w:r>
+      <w:r>
+        <w:rPr>
+          <w:rFonts w:ascii="Consolas" w:hAnsi="Consolas"/>
+          <w:color w:val="333333"/>
+          <w:sz w:val="18"/>
+        </w:rPr>
+        <w:t>src/app/(athlete)/me/leaderboards/page.tsx</w:t>
+      </w:r>
+      <w:r>
+        <w:t xml:space="preserve">, </w:t>
+      </w:r>
+      <w:r>
+        <w:rPr>
+          <w:rFonts w:ascii="Consolas" w:hAnsi="Consolas"/>
+          <w:color w:val="333333"/>
+          <w:sz w:val="18"/>
+        </w:rPr>
+        <w:t>docs/screens/leaderboards.md</w:t>
+      </w:r>
+      <w:r>
+        <w:t>.</w:t>
+      </w:r>
+    </w:p>
+    <w:p>
+      <w:r>
+        <w:rPr>
+          <w:b/>
+        </w:rPr>
+        <w:t>What would settle it.</w:t>
+      </w:r>
+      <w:r>
+        <w:t xml:space="preserve"> Sign in as a minor account, or read the branch in the file, and write down what the under 18 state says.</w:t>
+      </w:r>
+    </w:p>
+    <w:tbl>
+      <w:tblPr>
+        <w:tblStyle w:val="LightGrid-Accent1"/>
+        <w:tblW w:type="auto" w:w="0"/>
+        <w:tblLook w:firstColumn="1" w:firstRow="1" w:lastColumn="0" w:lastRow="0" w:noHBand="0" w:noVBand="1" w:val="04A0"/>
+      </w:tblPr>
+      <w:tblGrid>
+        <w:gridCol w:w="8640"/>
+      </w:tblGrid>
+      <w:tr>
+        <w:tc>
+          <w:tcPr>
+            <w:tcW w:type="dxa" w:w="8640"/>
+          </w:tcPr>
+          <w:p>
+            <w:r>
+              <w:rPr>
+                <w:b/>
+              </w:rPr>
+              <w:t>Your answer</w:t>
+            </w:r>
+          </w:p>
+        </w:tc>
+      </w:tr>
+      <w:tr>
+        <w:tc>
+          <w:tcPr>
+            <w:tcW w:type="dxa" w:w="8640"/>
+          </w:tcPr>
+          <w:p/>
+        </w:tc>
+      </w:tr>
+      <w:tr>
+        <w:tc>
+          <w:tcPr>
+            <w:tcW w:type="dxa" w:w="8640"/>
+          </w:tcPr>
+          <w:p/>
+        </w:tc>
+      </w:tr>
+      <w:tr>
+        <w:tc>
+          <w:tcPr>
+            <w:tcW w:type="dxa" w:w="8640"/>
+          </w:tcPr>
+          <w:p/>
+        </w:tc>
+      </w:tr>
+    </w:tbl>
+    <w:p/>
+    <w:p>
+      <w:pPr>
+        <w:pStyle w:val="Heading4"/>
+      </w:pPr>
+      <w:r>
+        <w:t>Q-12. The problem report field wording, and what happens on invalid input. UNVERIFIED</w:t>
+      </w:r>
+    </w:p>
+    <w:p>
+      <w:r>
+        <w:rPr>
+          <w:b/>
+        </w:rPr>
+        <w:t>The question.</w:t>
+      </w:r>
+      <w:r>
+        <w:t xml:space="preserve"> What does the report a problem form ask, and what does it do if the athlete submits something it will not accept?</w:t>
+      </w:r>
+    </w:p>
+    <w:p>
+      <w:r>
+        <w:rPr>
+          <w:b/>
+        </w:rPr>
+        <w:t>Why it matters.</w:t>
+      </w:r>
+      <w:r>
+        <w:t xml:space="preserve"> This is the screen a player uses to say they are hurt. It writes into a medic's triage queue. The wording sets whether a player reports a niggle early or waits until it is an injury.</w:t>
+      </w:r>
+    </w:p>
+    <w:p>
+      <w:r>
+        <w:rPr>
+          <w:b/>
+        </w:rPr>
+        <w:t>Where I looked.</w:t>
+      </w:r>
+      <w:r>
+        <w:t xml:space="preserve"> </w:t>
+      </w:r>
+      <w:r>
+        <w:rPr>
+          <w:rFonts w:ascii="Consolas" w:hAnsi="Consolas"/>
+          <w:color w:val="333333"/>
+          <w:sz w:val="18"/>
+        </w:rPr>
+        <w:t>src/app/(athlete)/report-problem/page.tsx</w:t>
+      </w:r>
+      <w:r>
+        <w:t xml:space="preserve">, </w:t>
+      </w:r>
+      <w:r>
+        <w:rPr>
+          <w:rFonts w:ascii="Consolas" w:hAnsi="Consolas"/>
+          <w:color w:val="333333"/>
+          <w:sz w:val="18"/>
+        </w:rPr>
+        <w:t>src/lib/validation/problemReport.ts</w:t>
+      </w:r>
+      <w:r>
+        <w:t>.</w:t>
+      </w:r>
+    </w:p>
+    <w:p>
+      <w:r>
+        <w:rPr>
+          <w:b/>
+        </w:rPr>
+        <w:t>What would settle it.</w:t>
+      </w:r>
+      <w:r>
+        <w:t xml:space="preserve"> Open </w:t>
+      </w:r>
+      <w:r>
+        <w:rPr>
+          <w:rFonts w:ascii="Consolas" w:hAnsi="Consolas"/>
+          <w:color w:val="333333"/>
+          <w:sz w:val="18"/>
+        </w:rPr>
+        <w:t>/report-problem</w:t>
+      </w:r>
+      <w:r>
+        <w:t xml:space="preserve"> and write down every label, the placeholder, and what an empty submission does.</w:t>
+      </w:r>
+    </w:p>
+    <w:tbl>
+      <w:tblPr>
+        <w:tblStyle w:val="LightGrid-Accent1"/>
+        <w:tblW w:type="auto" w:w="0"/>
+        <w:tblLook w:firstColumn="1" w:firstRow="1" w:lastColumn="0" w:lastRow="0" w:noHBand="0" w:noVBand="1" w:val="04A0"/>
+      </w:tblPr>
+      <w:tblGrid>
+        <w:gridCol w:w="8640"/>
+      </w:tblGrid>
+      <w:tr>
+        <w:tc>
+          <w:tcPr>
+            <w:tcW w:type="dxa" w:w="8640"/>
+          </w:tcPr>
+          <w:p>
+            <w:r>
+              <w:rPr>
+                <w:b/>
+              </w:rPr>
+              <w:t>Your answer</w:t>
+            </w:r>
+          </w:p>
+        </w:tc>
+      </w:tr>
+      <w:tr>
+        <w:tc>
+          <w:tcPr>
+            <w:tcW w:type="dxa" w:w="8640"/>
+          </w:tcPr>
+          <w:p/>
+        </w:tc>
+      </w:tr>
+      <w:tr>
+        <w:tc>
+          <w:tcPr>
+            <w:tcW w:type="dxa" w:w="8640"/>
+          </w:tcPr>
+          <w:p/>
+        </w:tc>
+      </w:tr>
+      <w:tr>
+        <w:tc>
+          <w:tcPr>
+            <w:tcW w:type="dxa" w:w="8640"/>
+          </w:tcPr>
+          <w:p/>
+        </w:tc>
+      </w:tr>
+    </w:tbl>
+    <w:p/>
+    <w:p>
+      <w:pPr>
+        <w:pStyle w:val="Heading4"/>
+      </w:pPr>
+      <w:r>
+        <w:t>Q-13. The gym set logging field labels and invalid input behaviour. UNVERIFIED</w:t>
+      </w:r>
+    </w:p>
+    <w:p>
+      <w:r>
+        <w:rPr>
+          <w:b/>
+        </w:rPr>
+        <w:t>The question.</w:t>
+      </w:r>
+      <w:r>
+        <w:t xml:space="preserve"> What are the fields called when an athlete logs a set, and what happens if they type something the app will not take?</w:t>
+      </w:r>
+    </w:p>
+    <w:p>
+      <w:r>
+        <w:rPr>
+          <w:b/>
+        </w:rPr>
+        <w:t>Why it matters.</w:t>
+      </w:r>
+      <w:r>
+        <w:t xml:space="preserve"> Gym logging is the highest frequency entry in the app. A confusing label costs a set every session.</w:t>
+      </w:r>
+    </w:p>
+    <w:p>
+      <w:r>
+        <w:rPr>
+          <w:b/>
+        </w:rPr>
+        <w:t>Where I looked.</w:t>
+      </w:r>
+      <w:r>
+        <w:t xml:space="preserve"> </w:t>
+      </w:r>
+      <w:r>
+        <w:rPr>
+          <w:rFonts w:ascii="Consolas" w:hAnsi="Consolas"/>
+          <w:color w:val="333333"/>
+          <w:sz w:val="18"/>
+        </w:rPr>
+        <w:t>src/app/(athlete)/gym/[sessionId]/page.tsx</w:t>
+      </w:r>
+      <w:r>
+        <w:t xml:space="preserve">, </w:t>
+      </w:r>
+      <w:r>
+        <w:rPr>
+          <w:rFonts w:ascii="Consolas" w:hAnsi="Consolas"/>
+          <w:color w:val="333333"/>
+          <w:sz w:val="18"/>
+        </w:rPr>
+        <w:t>src/lib/validation/gym.ts</w:t>
+      </w:r>
+      <w:r>
+        <w:t>.</w:t>
+      </w:r>
+    </w:p>
+    <w:p>
+      <w:r>
+        <w:rPr>
+          <w:b/>
+        </w:rPr>
+        <w:t>What would settle it.</w:t>
+      </w:r>
+      <w:r>
+        <w:t xml:space="preserve"> Open a gym session and write down the field labels and what an invalid entry does.</w:t>
+      </w:r>
+    </w:p>
+    <w:tbl>
+      <w:tblPr>
+        <w:tblStyle w:val="LightGrid-Accent1"/>
+        <w:tblW w:type="auto" w:w="0"/>
+        <w:tblLook w:firstColumn="1" w:firstRow="1" w:lastColumn="0" w:lastRow="0" w:noHBand="0" w:noVBand="1" w:val="04A0"/>
+      </w:tblPr>
+      <w:tblGrid>
+        <w:gridCol w:w="8640"/>
+      </w:tblGrid>
+      <w:tr>
+        <w:tc>
+          <w:tcPr>
+            <w:tcW w:type="dxa" w:w="8640"/>
+          </w:tcPr>
+          <w:p>
+            <w:r>
+              <w:rPr>
+                <w:b/>
+              </w:rPr>
+              <w:t>Your answer</w:t>
+            </w:r>
+          </w:p>
+        </w:tc>
+      </w:tr>
+      <w:tr>
+        <w:tc>
+          <w:tcPr>
+            <w:tcW w:type="dxa" w:w="8640"/>
+          </w:tcPr>
+          <w:p/>
+        </w:tc>
+      </w:tr>
+      <w:tr>
+        <w:tc>
+          <w:tcPr>
+            <w:tcW w:type="dxa" w:w="8640"/>
+          </w:tcPr>
+          <w:p/>
+        </w:tc>
+      </w:tr>
+      <w:tr>
+        <w:tc>
+          <w:tcPr>
+            <w:tcW w:type="dxa" w:w="8640"/>
+          </w:tcPr>
+          <w:p/>
+        </w:tc>
+      </w:tr>
+    </w:tbl>
+    <w:p/>
+    <w:p>
+      <w:pPr>
+        <w:pStyle w:val="Heading4"/>
+      </w:pPr>
+      <w:r>
+        <w:t>Q-14. The password change field wording on Me. UNVERIFIED</w:t>
+      </w:r>
+    </w:p>
+    <w:p>
+      <w:r>
+        <w:rPr>
+          <w:b/>
+        </w:rPr>
+        <w:t>The question.</w:t>
+      </w:r>
+      <w:r>
+        <w:t xml:space="preserve"> The exact labels for current password, new password and confirmation, and the minimum length message.</w:t>
+      </w:r>
+    </w:p>
+    <w:p>
+      <w:r>
+        <w:rPr>
+          <w:b/>
+        </w:rPr>
+        <w:t>Why it matters.</w:t>
+      </w:r>
+      <w:r>
+        <w:t xml:space="preserve"> Low risk, listed for completeness because section 4 of the Me screen specification is otherwise incomplete.</w:t>
+      </w:r>
+    </w:p>
+    <w:p>
+      <w:r>
+        <w:rPr>
+          <w:b/>
+        </w:rPr>
+        <w:t>Where I looked.</w:t>
+      </w:r>
+      <w:r>
+        <w:t xml:space="preserve"> </w:t>
+      </w:r>
+      <w:r>
+        <w:rPr>
+          <w:rFonts w:ascii="Consolas" w:hAnsi="Consolas"/>
+          <w:color w:val="333333"/>
+          <w:sz w:val="18"/>
+        </w:rPr>
+        <w:t>src/app/(athlete)/me/page.tsx</w:t>
+      </w:r>
+      <w:r>
+        <w:t xml:space="preserve">, </w:t>
+      </w:r>
+      <w:r>
+        <w:rPr>
+          <w:rFonts w:ascii="Consolas" w:hAnsi="Consolas"/>
+          <w:color w:val="333333"/>
+          <w:sz w:val="18"/>
+        </w:rPr>
+        <w:t>src/components/ChangePasswordForm/ChangePasswordForm.tsx</w:t>
+      </w:r>
+      <w:r>
+        <w:t>.</w:t>
+      </w:r>
+    </w:p>
+    <w:p>
+      <w:r>
+        <w:rPr>
+          <w:b/>
+        </w:rPr>
+        <w:t>What would settle it.</w:t>
+      </w:r>
+      <w:r>
+        <w:t xml:space="preserve"> Read them off the screen.</w:t>
+      </w:r>
+    </w:p>
+    <w:tbl>
+      <w:tblPr>
+        <w:tblStyle w:val="LightGrid-Accent1"/>
+        <w:tblW w:type="auto" w:w="0"/>
+        <w:tblLook w:firstColumn="1" w:firstRow="1" w:lastColumn="0" w:lastRow="0" w:noHBand="0" w:noVBand="1" w:val="04A0"/>
+      </w:tblPr>
+      <w:tblGrid>
+        <w:gridCol w:w="8640"/>
+      </w:tblGrid>
+      <w:tr>
+        <w:tc>
+          <w:tcPr>
+            <w:tcW w:type="dxa" w:w="8640"/>
+          </w:tcPr>
+          <w:p>
+            <w:r>
+              <w:rPr>
+                <w:b/>
+              </w:rPr>
+              <w:t>Your answer</w:t>
+            </w:r>
+          </w:p>
+        </w:tc>
+      </w:tr>
+      <w:tr>
+        <w:tc>
+          <w:tcPr>
+            <w:tcW w:type="dxa" w:w="8640"/>
+          </w:tcPr>
+          <w:p/>
+        </w:tc>
+      </w:tr>
+      <w:tr>
+        <w:tc>
+          <w:tcPr>
+            <w:tcW w:type="dxa" w:w="8640"/>
+          </w:tcPr>
+          <w:p/>
+        </w:tc>
+      </w:tr>
+      <w:tr>
+        <w:tc>
+          <w:tcPr>
+            <w:tcW w:type="dxa" w:w="8640"/>
+          </w:tcPr>
+          <w:p/>
+        </w:tc>
+      </w:tr>
+    </w:tbl>
+    <w:p/>
+    <w:p>
+      <w:pPr>
+        <w:pStyle w:val="Heading2"/>
+      </w:pPr>
+      <w:r>
+        <w:t>Part 3. Product wide unknowns</w:t>
+      </w:r>
+    </w:p>
+    <w:p>
+      <w:pPr>
+        <w:pStyle w:val="Heading4"/>
+      </w:pPr>
+      <w:r>
+        <w:t>Q-15. Do the two nudges named in the compliance document exist at all? UNVERIFIED and probably NOT BUILT</w:t>
+      </w:r>
+    </w:p>
+    <w:p>
+      <w:r>
+        <w:rPr>
+          <w:b/>
+        </w:rPr>
+        <w:t>The question.</w:t>
+      </w:r>
+      <w:r>
+        <w:t xml:space="preserve"> </w:t>
+      </w:r>
+      <w:r>
+        <w:rPr>
+          <w:rFonts w:ascii="Consolas" w:hAnsi="Consolas"/>
+          <w:color w:val="333333"/>
+          <w:sz w:val="18"/>
+        </w:rPr>
+        <w:t>docs/09-security-and-compliance.md:507</w:t>
+      </w:r>
+      <w:r>
+        <w:t xml:space="preserve"> names </w:t>
+      </w:r>
+      <w:r>
+        <w:rPr>
+          <w:rFonts w:ascii="Consolas" w:hAnsi="Consolas"/>
+          <w:color w:val="333333"/>
+          <w:sz w:val="18"/>
+        </w:rPr>
+        <w:t>athlete.wellness.nudge</w:t>
+      </w:r>
+      <w:r>
+        <w:t xml:space="preserve"> and </w:t>
+      </w:r>
+      <w:r>
+        <w:rPr>
+          <w:rFonts w:ascii="Consolas" w:hAnsi="Consolas"/>
+          <w:color w:val="333333"/>
+          <w:sz w:val="18"/>
+        </w:rPr>
+        <w:t>athlete.rpe.nudge</w:t>
+      </w:r>
+      <w:r>
+        <w:t xml:space="preserve">, and constrains them carefully: one per entry, one per day, three per rolling week, stopping after three consecutive missed days, no guilt or streak language, and tighter limits for minors. </w:t>
+      </w:r>
+      <w:r>
+        <w:rPr>
+          <w:b/>
+        </w:rPr>
+        <w:t>Neither appears in the notification catalogue.</w:t>
+      </w:r>
+    </w:p>
+    <w:p>
+      <w:r>
+        <w:rPr>
+          <w:b/>
+        </w:rPr>
+        <w:t>Why it matters.</w:t>
+      </w:r>
+      <w:r>
+        <w:t xml:space="preserve"> Either the catalogue is incomplete, or the compliance document specifies two notifications nobody built and the careful constraints protect nothing. The minors' limits in particular cannot apply to notifications that do not exist.</w:t>
+      </w:r>
+    </w:p>
+    <w:p>
+      <w:r>
+        <w:rPr>
+          <w:b/>
+        </w:rPr>
+        <w:t>Where I looked.</w:t>
+      </w:r>
+      <w:r>
+        <w:t xml:space="preserve"> </w:t>
+      </w:r>
+      <w:r>
+        <w:rPr>
+          <w:rFonts w:ascii="Consolas" w:hAnsi="Consolas"/>
+          <w:color w:val="333333"/>
+          <w:sz w:val="18"/>
+        </w:rPr>
+        <w:t>src/lib/notifications/catalogue.ts</w:t>
+      </w:r>
+      <w:r>
+        <w:t xml:space="preserve">, which carries </w:t>
+      </w:r>
+      <w:r>
+        <w:rPr>
+          <w:rFonts w:ascii="Consolas" w:hAnsi="Consolas"/>
+          <w:color w:val="333333"/>
+          <w:sz w:val="18"/>
+        </w:rPr>
+        <w:t>athlete.flag.shared</w:t>
+      </w:r>
+      <w:r>
+        <w:t xml:space="preserve">, </w:t>
+      </w:r>
+      <w:r>
+        <w:rPr>
+          <w:rFonts w:ascii="Consolas" w:hAnsi="Consolas"/>
+          <w:color w:val="333333"/>
+          <w:sz w:val="18"/>
+        </w:rPr>
+        <w:t>athlete.compliance.weekly</w:t>
+      </w:r>
+      <w:r>
+        <w:t xml:space="preserve"> and </w:t>
+      </w:r>
+      <w:r>
+        <w:rPr>
+          <w:rFonts w:ascii="Consolas" w:hAnsi="Consolas"/>
+          <w:color w:val="333333"/>
+          <w:sz w:val="18"/>
+        </w:rPr>
+        <w:t>athlete.leaderboard.weekly</w:t>
+      </w:r>
+      <w:r>
+        <w:t xml:space="preserve"> and nothing else. Searched the whole of </w:t>
+      </w:r>
+      <w:r>
+        <w:rPr>
+          <w:rFonts w:ascii="Consolas" w:hAnsi="Consolas"/>
+          <w:color w:val="333333"/>
+          <w:sz w:val="18"/>
+        </w:rPr>
+        <w:t>src/</w:t>
+      </w:r>
+      <w:r>
+        <w:t xml:space="preserve"> for both identifiers.</w:t>
+      </w:r>
+    </w:p>
+    <w:p>
+      <w:r>
+        <w:rPr>
+          <w:b/>
+        </w:rPr>
+        <w:t>What would settle it.</w:t>
+      </w:r>
+      <w:r>
+        <w:t xml:space="preserve"> Say whether these were ever built, or whether the compliance document is describing an intention. If it is an intention, the document should say so.</w:t>
+      </w:r>
+    </w:p>
+    <w:tbl>
+      <w:tblPr>
+        <w:tblStyle w:val="LightGrid-Accent1"/>
+        <w:tblW w:type="auto" w:w="0"/>
+        <w:tblLook w:firstColumn="1" w:firstRow="1" w:lastColumn="0" w:lastRow="0" w:noHBand="0" w:noVBand="1" w:val="04A0"/>
+      </w:tblPr>
+      <w:tblGrid>
+        <w:gridCol w:w="8640"/>
+      </w:tblGrid>
+      <w:tr>
+        <w:tc>
+          <w:tcPr>
+            <w:tcW w:type="dxa" w:w="8640"/>
+          </w:tcPr>
+          <w:p>
+            <w:r>
+              <w:rPr>
+                <w:b/>
+              </w:rPr>
+              <w:t>Your answer</w:t>
+            </w:r>
+          </w:p>
+        </w:tc>
+      </w:tr>
+      <w:tr>
+        <w:tc>
+          <w:tcPr>
+            <w:tcW w:type="dxa" w:w="8640"/>
+          </w:tcPr>
+          <w:p/>
+        </w:tc>
+      </w:tr>
+      <w:tr>
+        <w:tc>
+          <w:tcPr>
+            <w:tcW w:type="dxa" w:w="8640"/>
+          </w:tcPr>
+          <w:p/>
+        </w:tc>
+      </w:tr>
+      <w:tr>
+        <w:tc>
+          <w:tcPr>
+            <w:tcW w:type="dxa" w:w="8640"/>
+          </w:tcPr>
+          <w:p/>
+        </w:tc>
+      </w:tr>
+    </w:tbl>
+    <w:p/>
+    <w:p>
+      <w:pPr>
+        <w:pStyle w:val="Heading4"/>
+      </w:pPr>
+      <w:r>
+        <w:t>Q-16. What happens to an athlete's account when they leave the club? UNVERIFIED</w:t>
+      </w:r>
+    </w:p>
+    <w:p>
+      <w:r>
+        <w:rPr>
+          <w:b/>
+        </w:rPr>
+        <w:t>The question.</w:t>
+      </w:r>
+      <w:r>
+        <w:t xml:space="preserve"> </w:t>
+      </w:r>
+      <w:r>
+        <w:rPr>
+          <w:rFonts w:ascii="Consolas" w:hAnsi="Consolas"/>
+          <w:color w:val="333333"/>
+          <w:sz w:val="18"/>
+        </w:rPr>
+        <w:t>athletes.left_at</w:t>
+      </w:r>
+      <w:r>
+        <w:t xml:space="preserve"> exists and athlete data is never hard deleted. What happens to the person's login, what they see if they open the app, and whether they keep access to their own history was not found.</w:t>
+      </w:r>
+    </w:p>
+    <w:p>
+      <w:r>
+        <w:rPr>
+          <w:b/>
+        </w:rPr>
+        <w:t>Why it matters.</w:t>
+      </w:r>
+      <w:r>
+        <w:t xml:space="preserve"> Every club will ask this, and so will every player. A player who moves clubs and opens the app to a broken screen is a support problem and a trust problem. There is also a live decision inside it: a transfer creates a fresh record with no link to the old one, decided already, so the old account still exists somewhere.</w:t>
+      </w:r>
+    </w:p>
+    <w:p>
+      <w:r>
+        <w:rPr>
+          <w:b/>
+        </w:rPr>
+        <w:t>Where I looked.</w:t>
+      </w:r>
+      <w:r>
+        <w:t xml:space="preserve"> </w:t>
+      </w:r>
+      <w:r>
+        <w:rPr>
+          <w:rFonts w:ascii="Consolas" w:hAnsi="Consolas"/>
+          <w:color w:val="333333"/>
+          <w:sz w:val="18"/>
+        </w:rPr>
+        <w:t>src/lib/retention/</w:t>
+      </w:r>
+      <w:r>
+        <w:t xml:space="preserve">, </w:t>
+      </w:r>
+      <w:r>
+        <w:rPr>
+          <w:rFonts w:ascii="Consolas" w:hAnsi="Consolas"/>
+          <w:color w:val="333333"/>
+          <w:sz w:val="18"/>
+        </w:rPr>
+        <w:t>docs/09-security-and-compliance.md</w:t>
+      </w:r>
+      <w:r>
+        <w:t xml:space="preserve"> section 5, </w:t>
+      </w:r>
+      <w:r>
+        <w:rPr>
+          <w:rFonts w:ascii="Consolas" w:hAnsi="Consolas"/>
+          <w:color w:val="333333"/>
+          <w:sz w:val="18"/>
+        </w:rPr>
+        <w:t>docs/12-product-tiers.md</w:t>
+      </w:r>
+      <w:r>
+        <w:t>, and the athletes table.</w:t>
+      </w:r>
+    </w:p>
+    <w:p>
+      <w:r>
+        <w:rPr>
+          <w:b/>
+        </w:rPr>
+        <w:t>What would settle it.</w:t>
+      </w:r>
+      <w:r>
+        <w:t xml:space="preserve"> Describe what should happen: does the login still work, what do they see, and can they still export their own history.</w:t>
+      </w:r>
+    </w:p>
+    <w:tbl>
+      <w:tblPr>
+        <w:tblStyle w:val="LightGrid-Accent1"/>
+        <w:tblW w:type="auto" w:w="0"/>
+        <w:tblLook w:firstColumn="1" w:firstRow="1" w:lastColumn="0" w:lastRow="0" w:noHBand="0" w:noVBand="1" w:val="04A0"/>
+      </w:tblPr>
+      <w:tblGrid>
+        <w:gridCol w:w="8640"/>
+      </w:tblGrid>
+      <w:tr>
+        <w:tc>
+          <w:tcPr>
+            <w:tcW w:type="dxa" w:w="8640"/>
+          </w:tcPr>
+          <w:p>
+            <w:r>
+              <w:rPr>
+                <w:b/>
+              </w:rPr>
+              <w:t>Your answer</w:t>
+            </w:r>
+          </w:p>
+        </w:tc>
+      </w:tr>
+      <w:tr>
+        <w:tc>
+          <w:tcPr>
+            <w:tcW w:type="dxa" w:w="8640"/>
+          </w:tcPr>
+          <w:p/>
+        </w:tc>
+      </w:tr>
+      <w:tr>
+        <w:tc>
+          <w:tcPr>
+            <w:tcW w:type="dxa" w:w="8640"/>
+          </w:tcPr>
+          <w:p/>
+        </w:tc>
+      </w:tr>
+      <w:tr>
+        <w:tc>
+          <w:tcPr>
+            <w:tcW w:type="dxa" w:w="8640"/>
+          </w:tcPr>
+          <w:p/>
+        </w:tc>
+      </w:tr>
+    </w:tbl>
+    <w:p/>
+    <w:p>
+      <w:pPr>
+        <w:pStyle w:val="Heading4"/>
+      </w:pPr>
+      <w:r>
+        <w:t>Q-17. What happens to club data if the club stops paying? UNVERIFIED</w:t>
+      </w:r>
+    </w:p>
+    <w:p>
+      <w:r>
+        <w:rPr>
+          <w:b/>
+        </w:rPr>
+        <w:t>The question.</w:t>
+      </w:r>
+      <w:r>
+        <w:t xml:space="preserve"> Nothing was found specifying this. There is no billing surface in the product by design, so it is an operational process rather than a feature, but the data question is still a specification question.</w:t>
+      </w:r>
+    </w:p>
+    <w:p>
+      <w:r>
+        <w:rPr>
+          <w:b/>
+        </w:rPr>
+        <w:t>Why it matters.</w:t>
+      </w:r>
+      <w:r>
+        <w:t xml:space="preserve"> It is the question that decides whether a club trusts you with a season of injury records. It also has a legal edge: the club is the controller and Fydr is the processor, and a processor holding data after the contract ends needs a written basis.</w:t>
+      </w:r>
+    </w:p>
+    <w:p>
+      <w:r>
+        <w:rPr>
+          <w:b/>
+        </w:rPr>
+        <w:t>Where I looked.</w:t>
+      </w:r>
+      <w:r>
+        <w:t xml:space="preserve"> </w:t>
+      </w:r>
+      <w:r>
+        <w:rPr>
+          <w:rFonts w:ascii="Consolas" w:hAnsi="Consolas"/>
+          <w:color w:val="333333"/>
+          <w:sz w:val="18"/>
+        </w:rPr>
+        <w:t>docs/12-product-tiers.md</w:t>
+      </w:r>
+      <w:r>
+        <w:t xml:space="preserve">, </w:t>
+      </w:r>
+      <w:r>
+        <w:rPr>
+          <w:rFonts w:ascii="Consolas" w:hAnsi="Consolas"/>
+          <w:color w:val="333333"/>
+          <w:sz w:val="18"/>
+        </w:rPr>
+        <w:t>docs/09-security-and-compliance.md</w:t>
+      </w:r>
+      <w:r>
+        <w:t xml:space="preserve">, </w:t>
+      </w:r>
+      <w:r>
+        <w:rPr>
+          <w:rFonts w:ascii="Consolas" w:hAnsi="Consolas"/>
+          <w:color w:val="333333"/>
+          <w:sz w:val="18"/>
+        </w:rPr>
+        <w:t>src/lib/tier.ts</w:t>
+      </w:r>
+      <w:r>
+        <w:t xml:space="preserve">, </w:t>
+      </w:r>
+      <w:r>
+        <w:rPr>
+          <w:rFonts w:ascii="Consolas" w:hAnsi="Consolas"/>
+          <w:color w:val="333333"/>
+          <w:sz w:val="18"/>
+        </w:rPr>
+        <w:t>src/lib/retention/</w:t>
+      </w:r>
+      <w:r>
+        <w:t>.</w:t>
+      </w:r>
+    </w:p>
+    <w:p>
+      <w:r>
+        <w:rPr>
+          <w:b/>
+        </w:rPr>
+        <w:t>What would settle it.</w:t>
+      </w:r>
+      <w:r>
+        <w:t xml:space="preserve"> Describe the intended behaviour: a read only period, an export window, a deletion timetable, or something else.</w:t>
+      </w:r>
+    </w:p>
+    <w:tbl>
+      <w:tblPr>
+        <w:tblStyle w:val="LightGrid-Accent1"/>
+        <w:tblW w:type="auto" w:w="0"/>
+        <w:tblLook w:firstColumn="1" w:firstRow="1" w:lastColumn="0" w:lastRow="0" w:noHBand="0" w:noVBand="1" w:val="04A0"/>
+      </w:tblPr>
+      <w:tblGrid>
+        <w:gridCol w:w="8640"/>
+      </w:tblGrid>
+      <w:tr>
+        <w:tc>
+          <w:tcPr>
+            <w:tcW w:type="dxa" w:w="8640"/>
+          </w:tcPr>
+          <w:p>
+            <w:r>
+              <w:rPr>
+                <w:b/>
+              </w:rPr>
+              <w:t>Your answer</w:t>
+            </w:r>
+          </w:p>
+        </w:tc>
+      </w:tr>
+      <w:tr>
+        <w:tc>
+          <w:tcPr>
+            <w:tcW w:type="dxa" w:w="8640"/>
+          </w:tcPr>
+          <w:p/>
+        </w:tc>
+      </w:tr>
+      <w:tr>
+        <w:tc>
+          <w:tcPr>
+            <w:tcW w:type="dxa" w:w="8640"/>
+          </w:tcPr>
+          <w:p/>
+        </w:tc>
+      </w:tr>
+      <w:tr>
+        <w:tc>
+          <w:tcPr>
+            <w:tcW w:type="dxa" w:w="8640"/>
+          </w:tcPr>
+          <w:p/>
+        </w:tc>
+      </w:tr>
+    </w:tbl>
+    <w:p/>
+    <w:p>
+      <w:pPr>
+        <w:pStyle w:val="Heading4"/>
+      </w:pPr>
+      <w:r>
+        <w:t>Q-18. Is the athlete told when staff have read or acted on what they submitted? UNVERIFIED</w:t>
+      </w:r>
+    </w:p>
+    <w:p>
+      <w:r>
+        <w:rPr>
+          <w:b/>
+        </w:rPr>
+        <w:t>The question.</w:t>
+      </w:r>
+      <w:r>
+        <w:t xml:space="preserve"> </w:t>
+      </w:r>
+      <w:r>
+        <w:rPr>
+          <w:rFonts w:ascii="Consolas" w:hAnsi="Consolas"/>
+          <w:color w:val="333333"/>
+          <w:sz w:val="18"/>
+        </w:rPr>
+        <w:t>athlete.flag.shared</w:t>
+      </w:r>
+      <w:r>
+        <w:t xml:space="preserve"> exists in the catalogue and fires when staff acknowledge a flag raised about the athlete. It is push only and off by default. Whether anything else closes the loop was not found.</w:t>
+      </w:r>
+    </w:p>
+    <w:p>
+      <w:r>
+        <w:rPr>
+          <w:b/>
+        </w:rPr>
+        <w:t>Why it matters.</w:t>
+      </w:r>
+      <w:r>
+        <w:t xml:space="preserve"> An athlete who reports a problem and hears nothing concludes the app does not work. The submission is immutable and they cannot chase it.</w:t>
+      </w:r>
+    </w:p>
+    <w:p>
+      <w:r>
+        <w:rPr>
+          <w:b/>
+        </w:rPr>
+        <w:t>Where I looked.</w:t>
+      </w:r>
+      <w:r>
+        <w:t xml:space="preserve"> </w:t>
+      </w:r>
+      <w:r>
+        <w:rPr>
+          <w:rFonts w:ascii="Consolas" w:hAnsi="Consolas"/>
+          <w:color w:val="333333"/>
+          <w:sz w:val="18"/>
+        </w:rPr>
+        <w:t>src/lib/notifications/catalogue.ts</w:t>
+      </w:r>
+      <w:r>
+        <w:t xml:space="preserve">, </w:t>
+      </w:r>
+      <w:r>
+        <w:rPr>
+          <w:rFonts w:ascii="Consolas" w:hAnsi="Consolas"/>
+          <w:color w:val="333333"/>
+          <w:sz w:val="18"/>
+        </w:rPr>
+        <w:t>src/app/(athlete)/report-problem/page.tsx</w:t>
+      </w:r>
+      <w:r>
+        <w:t xml:space="preserve">, </w:t>
+      </w:r>
+      <w:r>
+        <w:rPr>
+          <w:rFonts w:ascii="Consolas" w:hAnsi="Consolas"/>
+          <w:color w:val="333333"/>
+          <w:sz w:val="18"/>
+        </w:rPr>
+        <w:t>src/lib/queries/problemReports.ts</w:t>
+      </w:r>
+      <w:r>
+        <w:t>.</w:t>
+      </w:r>
+    </w:p>
+    <w:p>
+      <w:r>
+        <w:rPr>
+          <w:b/>
+        </w:rPr>
+        <w:t>What would settle it.</w:t>
+      </w:r>
+      <w:r>
+        <w:t xml:space="preserve"> Say what an athlete should be told, and when, after they report a problem.</w:t>
+      </w:r>
+    </w:p>
+    <w:tbl>
+      <w:tblPr>
+        <w:tblStyle w:val="LightGrid-Accent1"/>
+        <w:tblW w:type="auto" w:w="0"/>
+        <w:tblLook w:firstColumn="1" w:firstRow="1" w:lastColumn="0" w:lastRow="0" w:noHBand="0" w:noVBand="1" w:val="04A0"/>
+      </w:tblPr>
+      <w:tblGrid>
+        <w:gridCol w:w="8640"/>
+      </w:tblGrid>
+      <w:tr>
+        <w:tc>
+          <w:tcPr>
+            <w:tcW w:type="dxa" w:w="8640"/>
+          </w:tcPr>
+          <w:p>
+            <w:r>
+              <w:rPr>
+                <w:b/>
+              </w:rPr>
+              <w:t>Your answer</w:t>
+            </w:r>
+          </w:p>
+        </w:tc>
+      </w:tr>
+      <w:tr>
+        <w:tc>
+          <w:tcPr>
+            <w:tcW w:type="dxa" w:w="8640"/>
+          </w:tcPr>
+          <w:p/>
+        </w:tc>
+      </w:tr>
+      <w:tr>
+        <w:tc>
+          <w:tcPr>
+            <w:tcW w:type="dxa" w:w="8640"/>
+          </w:tcPr>
+          <w:p/>
+        </w:tc>
+      </w:tr>
+      <w:tr>
+        <w:tc>
+          <w:tcPr>
+            <w:tcW w:type="dxa" w:w="8640"/>
+          </w:tcPr>
+          <w:p/>
+        </w:tc>
+      </w:tr>
+    </w:tbl>
+    <w:p/>
+    <w:p>
+      <w:pPr>
+        <w:pStyle w:val="Heading4"/>
+      </w:pPr>
+      <w:r>
+        <w:t>Q-19. Can a problem report be retracted? UNVERIFIED</w:t>
+      </w:r>
+    </w:p>
+    <w:p>
+      <w:r>
+        <w:rPr>
+          <w:b/>
+        </w:rPr>
+        <w:t>The question.</w:t>
+      </w:r>
+      <w:r>
+        <w:t xml:space="preserve"> An athlete files a report and it appears below the form. Whether they can withdraw it, and for how long, was not established.</w:t>
+      </w:r>
+    </w:p>
+    <w:p>
+      <w:r>
+        <w:rPr>
+          <w:b/>
+        </w:rPr>
+        <w:t>Why it matters.</w:t>
+      </w:r>
+      <w:r>
+        <w:t xml:space="preserve"> A player who reports something in the heat of a session and wants to take it back has no obvious route. Equally, a medic's triage queue that loses entries is worse. There is a real tension here and it needs a decision rather than a default.</w:t>
+      </w:r>
+    </w:p>
+    <w:p>
+      <w:r>
+        <w:rPr>
+          <w:b/>
+        </w:rPr>
+        <w:t>Where I looked.</w:t>
+      </w:r>
+      <w:r>
+        <w:t xml:space="preserve"> </w:t>
+      </w:r>
+      <w:r>
+        <w:rPr>
+          <w:rFonts w:ascii="Consolas" w:hAnsi="Consolas"/>
+          <w:color w:val="333333"/>
+          <w:sz w:val="18"/>
+        </w:rPr>
+        <w:t>src/app/(athlete)/report-problem/page.tsx</w:t>
+      </w:r>
+      <w:r>
+        <w:t xml:space="preserve">, </w:t>
+      </w:r>
+      <w:r>
+        <w:rPr>
+          <w:rFonts w:ascii="Consolas" w:hAnsi="Consolas"/>
+          <w:color w:val="333333"/>
+          <w:sz w:val="18"/>
+        </w:rPr>
+        <w:t>src/lib/queries/problemReports.ts</w:t>
+      </w:r>
+      <w:r>
+        <w:t>, migration 0040.</w:t>
+      </w:r>
+    </w:p>
+    <w:p>
+      <w:r>
+        <w:rPr>
+          <w:b/>
+        </w:rPr>
+        <w:t>What would settle it.</w:t>
+      </w:r>
+      <w:r>
+        <w:t xml:space="preserve"> Say whether retraction should exist and, if so, for how long and what the medic sees.</w:t>
+      </w:r>
+    </w:p>
+    <w:tbl>
+      <w:tblPr>
+        <w:tblStyle w:val="LightGrid-Accent1"/>
+        <w:tblW w:type="auto" w:w="0"/>
+        <w:tblLook w:firstColumn="1" w:firstRow="1" w:lastColumn="0" w:lastRow="0" w:noHBand="0" w:noVBand="1" w:val="04A0"/>
+      </w:tblPr>
+      <w:tblGrid>
+        <w:gridCol w:w="8640"/>
+      </w:tblGrid>
+      <w:tr>
+        <w:tc>
+          <w:tcPr>
+            <w:tcW w:type="dxa" w:w="8640"/>
+          </w:tcPr>
+          <w:p>
+            <w:r>
+              <w:rPr>
+                <w:b/>
+              </w:rPr>
+              <w:t>Your answer</w:t>
+            </w:r>
+          </w:p>
+        </w:tc>
+      </w:tr>
+      <w:tr>
+        <w:tc>
+          <w:tcPr>
+            <w:tcW w:type="dxa" w:w="8640"/>
+          </w:tcPr>
+          <w:p/>
+        </w:tc>
+      </w:tr>
+      <w:tr>
+        <w:tc>
+          <w:tcPr>
+            <w:tcW w:type="dxa" w:w="8640"/>
+          </w:tcPr>
+          <w:p/>
+        </w:tc>
+      </w:tr>
+      <w:tr>
+        <w:tc>
+          <w:tcPr>
+            <w:tcW w:type="dxa" w:w="8640"/>
+          </w:tcPr>
+          <w:p/>
+        </w:tc>
+      </w:tr>
+    </w:tbl>
+    <w:p/>
+    <w:p>
+      <w:pPr>
+        <w:pStyle w:val="Heading4"/>
+      </w:pPr>
+      <w:r>
+        <w:t>Q-20. Does MET-036's visibility rule still hold? UNVERIFIED</w:t>
+      </w:r>
+    </w:p>
+    <w:p>
+      <w:r>
+        <w:rPr>
+          <w:b/>
+        </w:rPr>
+        <w:t>The question.</w:t>
+      </w:r>
+      <w:r>
+        <w:t xml:space="preserve"> The staff nutrition screen states that the athlete never sees their body mass target range in their own app, and that it is never ranked. But </w:t>
+      </w:r>
+      <w:r>
+        <w:rPr>
+          <w:rFonts w:ascii="Consolas" w:hAnsi="Consolas"/>
+          <w:color w:val="333333"/>
+          <w:sz w:val="18"/>
+        </w:rPr>
+        <w:t>/programme/nutrition</w:t>
+      </w:r>
+      <w:r>
+        <w:t xml:space="preserve"> reads </w:t>
+      </w:r>
+      <w:r>
+        <w:rPr>
+          <w:rFonts w:ascii="Consolas" w:hAnsi="Consolas"/>
+          <w:color w:val="333333"/>
+          <w:sz w:val="18"/>
+        </w:rPr>
+        <w:t>body_mass_kg</w:t>
+      </w:r>
+      <w:r>
+        <w:t>, and the nutrition guidance screen shows targets.</w:t>
+      </w:r>
+    </w:p>
+    <w:p>
+      <w:r>
+        <w:rPr>
+          <w:b/>
+        </w:rPr>
+        <w:t>Why it matters.</w:t>
+      </w:r>
+      <w:r>
+        <w:t xml:space="preserve"> This is the one place a written visibility promise and a screen's imports appear to disagree. Either the promise is stale or the screen shows something it should not.</w:t>
+      </w:r>
+    </w:p>
+    <w:p>
+      <w:r>
+        <w:rPr>
+          <w:b/>
+        </w:rPr>
+        <w:t>Where I looked.</w:t>
+      </w:r>
+      <w:r>
+        <w:t xml:space="preserve"> </w:t>
+      </w:r>
+      <w:r>
+        <w:rPr>
+          <w:rFonts w:ascii="Consolas" w:hAnsi="Consolas"/>
+          <w:color w:val="333333"/>
+          <w:sz w:val="18"/>
+        </w:rPr>
+        <w:t>src/app/(athlete)/programme/nutrition/page.tsx</w:t>
+      </w:r>
+      <w:r>
+        <w:t xml:space="preserve">, </w:t>
+      </w:r>
+      <w:r>
+        <w:rPr>
+          <w:rFonts w:ascii="Consolas" w:hAnsi="Consolas"/>
+          <w:color w:val="333333"/>
+          <w:sz w:val="18"/>
+        </w:rPr>
+        <w:t>docs/metrics.md</w:t>
+      </w:r>
+      <w:r>
+        <w:t xml:space="preserve"> MET-036, and the staff nutrition screen's own copy.</w:t>
+      </w:r>
+    </w:p>
+    <w:p>
+      <w:r>
+        <w:rPr>
+          <w:b/>
+        </w:rPr>
+        <w:t>What would settle it.</w:t>
+      </w:r>
+      <w:r>
+        <w:t xml:space="preserve"> Open </w:t>
+      </w:r>
+      <w:r>
+        <w:rPr>
+          <w:rFonts w:ascii="Consolas" w:hAnsi="Consolas"/>
+          <w:color w:val="333333"/>
+          <w:sz w:val="18"/>
+        </w:rPr>
+        <w:t>/programme/nutrition</w:t>
+      </w:r>
+      <w:r>
+        <w:t xml:space="preserve"> and say whether a target RANGE is visible, as opposed to the daily targets.</w:t>
+      </w:r>
+    </w:p>
+    <w:tbl>
+      <w:tblPr>
+        <w:tblStyle w:val="LightGrid-Accent1"/>
+        <w:tblW w:type="auto" w:w="0"/>
+        <w:tblLook w:firstColumn="1" w:firstRow="1" w:lastColumn="0" w:lastRow="0" w:noHBand="0" w:noVBand="1" w:val="04A0"/>
+      </w:tblPr>
+      <w:tblGrid>
+        <w:gridCol w:w="8640"/>
+      </w:tblGrid>
+      <w:tr>
+        <w:tc>
+          <w:tcPr>
+            <w:tcW w:type="dxa" w:w="8640"/>
+          </w:tcPr>
+          <w:p>
+            <w:r>
+              <w:rPr>
+                <w:b/>
+              </w:rPr>
+              <w:t>Your answer</w:t>
+            </w:r>
+          </w:p>
+        </w:tc>
+      </w:tr>
+      <w:tr>
+        <w:tc>
+          <w:tcPr>
+            <w:tcW w:type="dxa" w:w="8640"/>
+          </w:tcPr>
+          <w:p/>
+        </w:tc>
+      </w:tr>
+      <w:tr>
+        <w:tc>
+          <w:tcPr>
+            <w:tcW w:type="dxa" w:w="8640"/>
+          </w:tcPr>
+          <w:p/>
+        </w:tc>
+      </w:tr>
+      <w:tr>
+        <w:tc>
+          <w:tcPr>
+            <w:tcW w:type="dxa" w:w="8640"/>
+          </w:tcPr>
+          <w:p/>
+        </w:tc>
+      </w:tr>
+    </w:tbl>
+    <w:p/>
+    <w:p>
+      <w:pPr>
+        <w:pStyle w:val="Heading4"/>
+      </w:pPr>
+      <w:r>
+        <w:t>Q-21. Is an athlete in no positional group told why their comparisons are empty? UNVERIFIED</w:t>
+      </w:r>
+    </w:p>
+    <w:p>
+      <w:r>
+        <w:rPr>
+          <w:b/>
+        </w:rPr>
+        <w:t>The question.</w:t>
+      </w:r>
+      <w:r>
+        <w:t xml:space="preserve"> The staff surface says this explicitly: the athlete is not a member of any positional group, so there is no set of players to compare against, and groups are managed in Settings. The athlete side was not found to say anything.</w:t>
+      </w:r>
+    </w:p>
+    <w:p>
+      <w:r>
+        <w:rPr>
+          <w:b/>
+        </w:rPr>
+        <w:t>Why it matters.</w:t>
+      </w:r>
+      <w:r>
+        <w:t xml:space="preserve"> An empty chart with no explanation reads as a broken app rather than a missing group.</w:t>
+      </w:r>
+    </w:p>
+    <w:p>
+      <w:r>
+        <w:rPr>
+          <w:b/>
+        </w:rPr>
+        <w:t>Where I looked.</w:t>
+      </w:r>
+      <w:r>
+        <w:t xml:space="preserve"> </w:t>
+      </w:r>
+      <w:r>
+        <w:rPr>
+          <w:rFonts w:ascii="Consolas" w:hAnsi="Consolas"/>
+          <w:color w:val="333333"/>
+          <w:sz w:val="18"/>
+        </w:rPr>
+        <w:t>src/app/(athlete)/my-data/page.tsx</w:t>
+      </w:r>
+      <w:r>
+        <w:t>, and the staff equivalents which do carry the copy.</w:t>
+      </w:r>
+    </w:p>
+    <w:p>
+      <w:r>
+        <w:rPr>
+          <w:b/>
+        </w:rPr>
+        <w:t>What would settle it.</w:t>
+      </w:r>
+      <w:r>
+        <w:t xml:space="preserve"> Say whether the athlete should be told, and in what words.</w:t>
+      </w:r>
+    </w:p>
+    <w:tbl>
+      <w:tblPr>
+        <w:tblStyle w:val="LightGrid-Accent1"/>
+        <w:tblW w:type="auto" w:w="0"/>
+        <w:tblLook w:firstColumn="1" w:firstRow="1" w:lastColumn="0" w:lastRow="0" w:noHBand="0" w:noVBand="1" w:val="04A0"/>
+      </w:tblPr>
+      <w:tblGrid>
+        <w:gridCol w:w="8640"/>
+      </w:tblGrid>
+      <w:tr>
+        <w:tc>
+          <w:tcPr>
+            <w:tcW w:type="dxa" w:w="8640"/>
+          </w:tcPr>
+          <w:p>
+            <w:r>
+              <w:rPr>
+                <w:b/>
+              </w:rPr>
+              <w:t>Your answer</w:t>
+            </w:r>
+          </w:p>
+        </w:tc>
+      </w:tr>
+      <w:tr>
+        <w:tc>
+          <w:tcPr>
+            <w:tcW w:type="dxa" w:w="8640"/>
+          </w:tcPr>
+          <w:p/>
+        </w:tc>
+      </w:tr>
+      <w:tr>
+        <w:tc>
+          <w:tcPr>
+            <w:tcW w:type="dxa" w:w="8640"/>
+          </w:tcPr>
+          <w:p/>
+        </w:tc>
+      </w:tr>
+      <w:tr>
+        <w:tc>
+          <w:tcPr>
+            <w:tcW w:type="dxa" w:w="8640"/>
+          </w:tcPr>
+          <w:p/>
+        </w:tc>
+      </w:tr>
+    </w:tbl>
+    <w:p/>
+    <w:p>
+      <w:pPr>
+        <w:pStyle w:val="Heading4"/>
+      </w:pPr>
+      <w:r>
+        <w:t>Q-22. Can an athlete account ever require two factor? UNVERIFIED</w:t>
+      </w:r>
+    </w:p>
+    <w:p>
+      <w:r>
+        <w:rPr>
+          <w:b/>
+        </w:rPr>
+        <w:t>The question.</w:t>
+      </w:r>
+      <w:r>
+        <w:t xml:space="preserve"> The club policy recorded on the staff Settings screen is that coach, medical and admin accounts carry a second factor. No athlete requirement was found, but </w:t>
+      </w:r>
+      <w:r>
+        <w:rPr>
+          <w:rFonts w:ascii="Consolas" w:hAnsi="Consolas"/>
+          <w:color w:val="333333"/>
+          <w:sz w:val="18"/>
+        </w:rPr>
+        <w:t>/login/mfa</w:t>
+      </w:r>
+      <w:r>
+        <w:t xml:space="preserve"> is shared with the staff app and an athlete could in principle reach it.</w:t>
+      </w:r>
+    </w:p>
+    <w:p>
+      <w:r>
+        <w:rPr>
+          <w:b/>
+        </w:rPr>
+        <w:t>Why it matters.</w:t>
+      </w:r>
+      <w:r>
+        <w:t xml:space="preserve"> It changes whether the two factor screen is part of the athlete specification at all, and whether an academy player needs an authenticator app.</w:t>
+      </w:r>
+    </w:p>
+    <w:p>
+      <w:r>
+        <w:rPr>
+          <w:b/>
+        </w:rPr>
+        <w:t>Where I looked.</w:t>
+      </w:r>
+      <w:r>
+        <w:t xml:space="preserve"> </w:t>
+      </w:r>
+      <w:r>
+        <w:rPr>
+          <w:rFonts w:ascii="Consolas" w:hAnsi="Consolas"/>
+          <w:color w:val="333333"/>
+          <w:sz w:val="18"/>
+        </w:rPr>
+        <w:t>src/lib/mfa.ts</w:t>
+      </w:r>
+      <w:r>
+        <w:t xml:space="preserve">, </w:t>
+      </w:r>
+      <w:r>
+        <w:rPr>
+          <w:rFonts w:ascii="Consolas" w:hAnsi="Consolas"/>
+          <w:color w:val="333333"/>
+          <w:sz w:val="18"/>
+        </w:rPr>
+        <w:t>src/app/login/mfa/page.tsx</w:t>
+      </w:r>
+      <w:r>
+        <w:t>, the staff Settings two factor card.</w:t>
+      </w:r>
+    </w:p>
+    <w:p>
+      <w:r>
+        <w:rPr>
+          <w:b/>
+        </w:rPr>
+        <w:t>What would settle it.</w:t>
+      </w:r>
+      <w:r>
+        <w:t xml:space="preserve"> Confirm whether athletes are ever required, or ever permitted, to enrol a second factor.</w:t>
+      </w:r>
+    </w:p>
+    <w:tbl>
+      <w:tblPr>
+        <w:tblStyle w:val="LightGrid-Accent1"/>
+        <w:tblW w:type="auto" w:w="0"/>
+        <w:tblLook w:firstColumn="1" w:firstRow="1" w:lastColumn="0" w:lastRow="0" w:noHBand="0" w:noVBand="1" w:val="04A0"/>
+      </w:tblPr>
+      <w:tblGrid>
+        <w:gridCol w:w="8640"/>
+      </w:tblGrid>
+      <w:tr>
+        <w:tc>
+          <w:tcPr>
+            <w:tcW w:type="dxa" w:w="8640"/>
+          </w:tcPr>
+          <w:p>
+            <w:r>
+              <w:rPr>
+                <w:b/>
+              </w:rPr>
+              <w:t>Your answer</w:t>
+            </w:r>
+          </w:p>
+        </w:tc>
+      </w:tr>
+      <w:tr>
+        <w:tc>
+          <w:tcPr>
+            <w:tcW w:type="dxa" w:w="8640"/>
+          </w:tcPr>
+          <w:p/>
+        </w:tc>
+      </w:tr>
+      <w:tr>
+        <w:tc>
+          <w:tcPr>
+            <w:tcW w:type="dxa" w:w="8640"/>
+          </w:tcPr>
+          <w:p/>
+        </w:tc>
+      </w:tr>
+      <w:tr>
+        <w:tc>
+          <w:tcPr>
+            <w:tcW w:type="dxa" w:w="8640"/>
+          </w:tcPr>
+          <w:p/>
+        </w:tc>
+      </w:tr>
+    </w:tbl>
+    <w:p/>
+    <w:p>
+      <w:pPr>
+        <w:pStyle w:val="Heading4"/>
+      </w:pPr>
+      <w:r>
+        <w:t>Q-23. What does an athlete with no working email address do? UNVERIFIED and a real academy risk</w:t>
+      </w:r>
+    </w:p>
+    <w:p>
+      <w:r>
+        <w:rPr>
+          <w:b/>
+        </w:rPr>
+        <w:t>The question.</w:t>
+      </w:r>
+      <w:r>
+        <w:t xml:space="preserve"> Password reset is PKCE and only works in the browser that asked for the email. With no email provider configured, the link is not delivered at all. Invite links are different and do forward, because they are verified server side.</w:t>
+      </w:r>
+    </w:p>
+    <w:p>
+      <w:r>
+        <w:rPr>
+          <w:b/>
+        </w:rPr>
+        <w:t>Why it matters.</w:t>
+      </w:r>
+      <w:r>
+        <w:t xml:space="preserve"> Academy players may share a parent's email, have no email, or have one they cannot access from the phone they use. If they lose their password there may be no route back into the app at all.</w:t>
+      </w:r>
+    </w:p>
+    <w:p>
+      <w:r>
+        <w:rPr>
+          <w:b/>
+        </w:rPr>
+        <w:t>Where I looked.</w:t>
+      </w:r>
+      <w:r>
+        <w:t xml:space="preserve"> </w:t>
+      </w:r>
+      <w:r>
+        <w:rPr>
+          <w:rFonts w:ascii="Consolas" w:hAnsi="Consolas"/>
+          <w:color w:val="333333"/>
+          <w:sz w:val="18"/>
+        </w:rPr>
+        <w:t>src/app/login/reset/</w:t>
+      </w:r>
+      <w:r>
+        <w:t xml:space="preserve">, </w:t>
+      </w:r>
+      <w:r>
+        <w:rPr>
+          <w:rFonts w:ascii="Consolas" w:hAnsi="Consolas"/>
+          <w:color w:val="333333"/>
+          <w:sz w:val="18"/>
+        </w:rPr>
+        <w:t>src/components/ResetConfirmForm/ResetConfirmForm.tsx</w:t>
+      </w:r>
+      <w:r>
+        <w:t xml:space="preserve">, </w:t>
+      </w:r>
+      <w:r>
+        <w:rPr>
+          <w:rFonts w:ascii="Consolas" w:hAnsi="Consolas"/>
+          <w:color w:val="333333"/>
+          <w:sz w:val="18"/>
+        </w:rPr>
+        <w:t>src/lib/email/provider.ts</w:t>
+      </w:r>
+      <w:r>
+        <w:t>.</w:t>
+      </w:r>
+    </w:p>
+    <w:p>
+      <w:r>
+        <w:rPr>
+          <w:b/>
+        </w:rPr>
+        <w:t>What would settle it.</w:t>
+      </w:r>
+      <w:r>
+        <w:t xml:space="preserve"> Say what the recovery route should be for a player with no usable email. A staff initiated re-invite is the obvious candidate and it is not documented as one.</w:t>
+      </w:r>
+    </w:p>
+    <w:tbl>
+      <w:tblPr>
+        <w:tblStyle w:val="LightGrid-Accent1"/>
+        <w:tblW w:type="auto" w:w="0"/>
+        <w:tblLook w:firstColumn="1" w:firstRow="1" w:lastColumn="0" w:lastRow="0" w:noHBand="0" w:noVBand="1" w:val="04A0"/>
+      </w:tblPr>
+      <w:tblGrid>
+        <w:gridCol w:w="8640"/>
+      </w:tblGrid>
+      <w:tr>
+        <w:tc>
+          <w:tcPr>
+            <w:tcW w:type="dxa" w:w="8640"/>
+          </w:tcPr>
+          <w:p>
+            <w:r>
+              <w:rPr>
+                <w:b/>
+              </w:rPr>
+              <w:t>Your answer</w:t>
+            </w:r>
+          </w:p>
+        </w:tc>
+      </w:tr>
+      <w:tr>
+        <w:tc>
+          <w:tcPr>
+            <w:tcW w:type="dxa" w:w="8640"/>
+          </w:tcPr>
+          <w:p/>
+        </w:tc>
+      </w:tr>
+      <w:tr>
+        <w:tc>
+          <w:tcPr>
+            <w:tcW w:type="dxa" w:w="8640"/>
+          </w:tcPr>
+          <w:p/>
+        </w:tc>
+      </w:tr>
+      <w:tr>
+        <w:tc>
+          <w:tcPr>
+            <w:tcW w:type="dxa" w:w="8640"/>
+          </w:tcPr>
+          <w:p/>
+        </w:tc>
+      </w:tr>
+    </w:tbl>
+    <w:p/>
+    <w:p>
+      <w:pPr>
+        <w:pStyle w:val="Heading2"/>
+      </w:pPr>
+      <w:r>
+        <w:t>Part 4. Things needing an account or a device I do not have</w:t>
+      </w:r>
+    </w:p>
+    <w:p>
+      <w:r>
+        <w:t>These cannot be answered by reading the code.</w:t>
+      </w:r>
+    </w:p>
+    <w:p>
+      <w:pPr>
+        <w:pStyle w:val="Heading4"/>
+      </w:pPr>
+      <w:r>
+        <w:t>Q-24. The HealthKit usage description strings. NOT BUILT, and my drafts are guesses</w:t>
+      </w:r>
+    </w:p>
+    <w:p>
+      <w:r>
+        <w:rPr>
+          <w:b/>
+        </w:rPr>
+        <w:t>The question.</w:t>
+      </w:r>
+      <w:r>
+        <w:t xml:space="preserve"> If a native shell is ever built and reads Apple Health, each data type needs a usage description string. I drafted three in the App Store appendix and </w:t>
+      </w:r>
+      <w:r>
+        <w:rPr>
+          <w:b/>
+        </w:rPr>
+        <w:t>labelled them as guesses</w:t>
+      </w:r>
+      <w:r>
+        <w:t>, because the justification is real but nobody has written the sentences.</w:t>
+      </w:r>
+    </w:p>
+    <w:p>
+      <w:r>
+        <w:rPr>
+          <w:b/>
+        </w:rPr>
+        <w:t>Why it matters.</w:t>
+      </w:r>
+      <w:r>
+        <w:t xml:space="preserve"> Apple rejects generic strings under guideline 5.1.1. They are also the words an athlete reads at the moment they decide whether to share health data, so they are product copy rather than boilerplate.</w:t>
+      </w:r>
+    </w:p>
+    <w:p>
+      <w:r>
+        <w:rPr>
+          <w:b/>
+        </w:rPr>
+        <w:t>Where I looked.</w:t>
+      </w:r>
+      <w:r>
+        <w:t xml:space="preserve"> Nothing in the repository. There is no Info.plist because there is no native project.</w:t>
+      </w:r>
+    </w:p>
+    <w:p>
+      <w:r>
+        <w:rPr>
+          <w:b/>
+        </w:rPr>
+        <w:t>What would settle it.</w:t>
+      </w:r>
+      <w:r>
+        <w:t xml:space="preserve"> Write the three sentences, or say that HealthKit is out of scope and the toggle should be removed. Q-03 is the related decision.</w:t>
+      </w:r>
+    </w:p>
+    <w:tbl>
+      <w:tblPr>
+        <w:tblStyle w:val="LightGrid-Accent1"/>
+        <w:tblW w:type="auto" w:w="0"/>
+        <w:tblLook w:firstColumn="1" w:firstRow="1" w:lastColumn="0" w:lastRow="0" w:noHBand="0" w:noVBand="1" w:val="04A0"/>
+      </w:tblPr>
+      <w:tblGrid>
+        <w:gridCol w:w="8640"/>
+      </w:tblGrid>
+      <w:tr>
+        <w:tc>
+          <w:tcPr>
+            <w:tcW w:type="dxa" w:w="8640"/>
+          </w:tcPr>
+          <w:p>
+            <w:r>
+              <w:rPr>
+                <w:b/>
+              </w:rPr>
+              <w:t>Your answer</w:t>
+            </w:r>
+          </w:p>
+        </w:tc>
+      </w:tr>
+      <w:tr>
+        <w:tc>
+          <w:tcPr>
+            <w:tcW w:type="dxa" w:w="8640"/>
+          </w:tcPr>
+          <w:p/>
+        </w:tc>
+      </w:tr>
+      <w:tr>
+        <w:tc>
+          <w:tcPr>
+            <w:tcW w:type="dxa" w:w="8640"/>
+          </w:tcPr>
+          <w:p/>
+        </w:tc>
+      </w:tr>
+      <w:tr>
+        <w:tc>
+          <w:tcPr>
+            <w:tcW w:type="dxa" w:w="8640"/>
+          </w:tcPr>
+          <w:p/>
+        </w:tc>
+      </w:tr>
+    </w:tbl>
+    <w:p/>
+    <w:p>
+      <w:pPr>
+        <w:pStyle w:val="Heading4"/>
+      </w:pPr>
+      <w:r>
+        <w:t>Q-25. Is there a crash reporter or diagnostics collection? UNVERIFIED</w:t>
+      </w:r>
+    </w:p>
+    <w:p>
+      <w:r>
+        <w:rPr>
+          <w:b/>
+        </w:rPr>
+        <w:t>The question.</w:t>
+      </w:r>
+      <w:r>
+        <w:t xml:space="preserve"> The privacy nutrition label needs an answer for Diagnostics. No crash reporter, error monitor or analytics SDK was found anywhere in the dependencies.</w:t>
+      </w:r>
+    </w:p>
+    <w:p>
+      <w:r>
+        <w:rPr>
+          <w:b/>
+        </w:rPr>
+        <w:t>Why it matters.</w:t>
+      </w:r>
+      <w:r>
+        <w:t xml:space="preserve"> It is a required answer on the App Store privacy label, and answering it wrongly is a compliance problem rather than a cosmetic one. </w:t>
+      </w:r>
+      <w:r>
+        <w:rPr>
+          <w:rFonts w:ascii="Consolas" w:hAnsi="Consolas"/>
+          <w:color w:val="333333"/>
+          <w:sz w:val="18"/>
+        </w:rPr>
+        <w:t>docs/09-security-and-compliance.md</w:t>
+      </w:r>
+      <w:r>
+        <w:t xml:space="preserve"> mentions Sentry as a possible sub-processor with an EU region note, which suggests it was considered.</w:t>
+      </w:r>
+    </w:p>
+    <w:p>
+      <w:r>
+        <w:rPr>
+          <w:b/>
+        </w:rPr>
+        <w:t>Where I looked.</w:t>
+      </w:r>
+      <w:r>
+        <w:t xml:space="preserve"> Every dependency in </w:t>
+      </w:r>
+      <w:r>
+        <w:rPr>
+          <w:rFonts w:ascii="Consolas" w:hAnsi="Consolas"/>
+          <w:color w:val="333333"/>
+          <w:sz w:val="18"/>
+        </w:rPr>
+        <w:t>package.json</w:t>
+      </w:r>
+      <w:r>
+        <w:t xml:space="preserve">, and a search of </w:t>
+      </w:r>
+      <w:r>
+        <w:rPr>
+          <w:rFonts w:ascii="Consolas" w:hAnsi="Consolas"/>
+          <w:color w:val="333333"/>
+          <w:sz w:val="18"/>
+        </w:rPr>
+        <w:t>src/</w:t>
+      </w:r>
+      <w:r>
+        <w:t xml:space="preserve"> for Sentry, LogRocket, Datadog and similar.</w:t>
+      </w:r>
+    </w:p>
+    <w:p>
+      <w:r>
+        <w:rPr>
+          <w:b/>
+        </w:rPr>
+        <w:t>What would settle it.</w:t>
+      </w:r>
+      <w:r>
+        <w:t xml:space="preserve"> Confirm that nothing collects diagnostics today, or name what does.</w:t>
+      </w:r>
+    </w:p>
+    <w:tbl>
+      <w:tblPr>
+        <w:tblStyle w:val="LightGrid-Accent1"/>
+        <w:tblW w:type="auto" w:w="0"/>
+        <w:tblLook w:firstColumn="1" w:firstRow="1" w:lastColumn="0" w:lastRow="0" w:noHBand="0" w:noVBand="1" w:val="04A0"/>
+      </w:tblPr>
+      <w:tblGrid>
+        <w:gridCol w:w="8640"/>
+      </w:tblGrid>
+      <w:tr>
+        <w:tc>
+          <w:tcPr>
+            <w:tcW w:type="dxa" w:w="8640"/>
+          </w:tcPr>
+          <w:p>
+            <w:r>
+              <w:rPr>
+                <w:b/>
+              </w:rPr>
+              <w:t>Your answer</w:t>
+            </w:r>
+          </w:p>
+        </w:tc>
+      </w:tr>
+      <w:tr>
+        <w:tc>
+          <w:tcPr>
+            <w:tcW w:type="dxa" w:w="8640"/>
+          </w:tcPr>
+          <w:p/>
+        </w:tc>
+      </w:tr>
+      <w:tr>
+        <w:tc>
+          <w:tcPr>
+            <w:tcW w:type="dxa" w:w="8640"/>
+          </w:tcPr>
+          <w:p/>
+        </w:tc>
+      </w:tr>
+      <w:tr>
+        <w:tc>
+          <w:tcPr>
+            <w:tcW w:type="dxa" w:w="8640"/>
+          </w:tcPr>
+          <w:p/>
+        </w:tc>
+      </w:tr>
+    </w:tbl>
+    <w:p/>
+    <w:p>
+      <w:pPr>
+        <w:pStyle w:val="Heading4"/>
+      </w:pPr>
+      <w:r>
+        <w:t>Q-26. Is there a privacy policy, and is it linked from the app? UNVERIFIED</w:t>
+      </w:r>
+    </w:p>
+    <w:p>
+      <w:r>
+        <w:rPr>
+          <w:b/>
+        </w:rPr>
+        <w:t>The question.</w:t>
+      </w:r>
+      <w:r>
+        <w:t xml:space="preserve"> No privacy policy link was found on any athlete screen.</w:t>
+      </w:r>
+    </w:p>
+    <w:p>
+      <w:r>
+        <w:rPr>
+          <w:b/>
+        </w:rPr>
+        <w:t>Why it matters.</w:t>
+      </w:r>
+      <w:r>
+        <w:t xml:space="preserve"> Apple requires a privacy policy link for App Store review under guideline 5.1.1, and UK GDPR requires the information be provided to the data subject regardless of the app store.</w:t>
+      </w:r>
+    </w:p>
+    <w:p>
+      <w:r>
+        <w:rPr>
+          <w:b/>
+        </w:rPr>
+        <w:t>Where I looked.</w:t>
+      </w:r>
+      <w:r>
+        <w:t xml:space="preserve"> Every athlete screen, and the sign in screen.</w:t>
+      </w:r>
+    </w:p>
+    <w:p>
+      <w:r>
+        <w:rPr>
+          <w:b/>
+        </w:rPr>
+        <w:t>What would settle it.</w:t>
+      </w:r>
+      <w:r>
+        <w:t xml:space="preserve"> Say where the privacy policy lives and where it should be linked from. Me is the obvious place.</w:t>
+      </w:r>
+    </w:p>
+    <w:tbl>
+      <w:tblPr>
+        <w:tblStyle w:val="LightGrid-Accent1"/>
+        <w:tblW w:type="auto" w:w="0"/>
+        <w:tblLook w:firstColumn="1" w:firstRow="1" w:lastColumn="0" w:lastRow="0" w:noHBand="0" w:noVBand="1" w:val="04A0"/>
+      </w:tblPr>
+      <w:tblGrid>
+        <w:gridCol w:w="8640"/>
+      </w:tblGrid>
+      <w:tr>
+        <w:tc>
+          <w:tcPr>
+            <w:tcW w:type="dxa" w:w="8640"/>
+          </w:tcPr>
+          <w:p>
+            <w:r>
+              <w:rPr>
+                <w:b/>
+              </w:rPr>
+              <w:t>Your answer</w:t>
+            </w:r>
+          </w:p>
+        </w:tc>
+      </w:tr>
+      <w:tr>
+        <w:tc>
+          <w:tcPr>
+            <w:tcW w:type="dxa" w:w="8640"/>
+          </w:tcPr>
+          <w:p/>
+        </w:tc>
+      </w:tr>
+      <w:tr>
+        <w:tc>
+          <w:tcPr>
+            <w:tcW w:type="dxa" w:w="8640"/>
+          </w:tcPr>
+          <w:p/>
+        </w:tc>
+      </w:tr>
+      <w:tr>
+        <w:tc>
+          <w:tcPr>
+            <w:tcW w:type="dxa" w:w="8640"/>
+          </w:tcPr>
+          <w:p/>
+        </w:tc>
+      </w:tr>
+    </w:tbl>
+    <w:p/>
+    <w:p>
+      <w:pPr>
+        <w:pStyle w:val="Heading4"/>
+      </w:pPr>
+      <w:r>
+        <w:t>Q-27. Accessibility: text scaling, screen readers and supported browsers. UNVERIFIED across all eighteen screens</w:t>
+      </w:r>
+    </w:p>
+    <w:p>
+      <w:r>
+        <w:rPr>
+          <w:b/>
+        </w:rPr>
+        <w:t>The question.</w:t>
+      </w:r>
+      <w:r>
+        <w:t xml:space="preserve"> Section 11 of every screen specification asks for text scaling behaviour, screen reader labels for charts and scales, and a supported browser policy. </w:t>
+      </w:r>
+      <w:r>
+        <w:rPr>
+          <w:b/>
+        </w:rPr>
+        <w:t>None of the three has been tested or written down.</w:t>
+      </w:r>
+    </w:p>
+    <w:p>
+      <w:r>
+        <w:rPr>
+          <w:b/>
+        </w:rPr>
+        <w:t>Why it matters.</w:t>
+      </w:r>
+      <w:r>
+        <w:t xml:space="preserve"> The wellness scales and the readiness chart are the two things a screen reader user would struggle with most, and they are the core of the app. There is also a Children's Code angle: a product used by under 18s that fails at 200 percent text is failing the users least likely to complain about it.</w:t>
+      </w:r>
+    </w:p>
+    <w:p>
+      <w:r>
+        <w:rPr>
+          <w:b/>
+        </w:rPr>
+        <w:t>Where I looked.</w:t>
+      </w:r>
+      <w:r>
+        <w:t xml:space="preserve"> </w:t>
+      </w:r>
+      <w:r>
+        <w:rPr>
+          <w:rFonts w:ascii="Consolas" w:hAnsi="Consolas"/>
+          <w:color w:val="333333"/>
+          <w:sz w:val="18"/>
+        </w:rPr>
+        <w:t>docs/06-design-system.md</w:t>
+      </w:r>
+      <w:r>
+        <w:t xml:space="preserve"> covers live regions and focus for the staff app. Nothing equivalent was found for the athlete surface, and no test was run.</w:t>
+      </w:r>
+    </w:p>
+    <w:p>
+      <w:r>
+        <w:rPr>
+          <w:b/>
+        </w:rPr>
+        <w:t>What would settle it.</w:t>
+      </w:r>
+      <w:r>
+        <w:t xml:space="preserve"> Say what you want to commit to: a minimum browser set, and whether a screen reader pass is in scope before a real club uses it. I can run the audit once you say what the target is.</w:t>
+      </w:r>
+    </w:p>
+    <w:tbl>
+      <w:tblPr>
+        <w:tblStyle w:val="LightGrid-Accent1"/>
+        <w:tblW w:type="auto" w:w="0"/>
+        <w:tblLook w:firstColumn="1" w:firstRow="1" w:lastColumn="0" w:lastRow="0" w:noHBand="0" w:noVBand="1" w:val="04A0"/>
+      </w:tblPr>
+      <w:tblGrid>
+        <w:gridCol w:w="8640"/>
+      </w:tblGrid>
+      <w:tr>
+        <w:tc>
+          <w:tcPr>
+            <w:tcW w:type="dxa" w:w="8640"/>
+          </w:tcPr>
+          <w:p>
+            <w:r>
+              <w:rPr>
+                <w:b/>
+              </w:rPr>
+              <w:t>Your answer</w:t>
+            </w:r>
+          </w:p>
+        </w:tc>
+      </w:tr>
+      <w:tr>
+        <w:tc>
+          <w:tcPr>
+            <w:tcW w:type="dxa" w:w="8640"/>
+          </w:tcPr>
+          <w:p/>
+        </w:tc>
+      </w:tr>
+      <w:tr>
+        <w:tc>
+          <w:tcPr>
+            <w:tcW w:type="dxa" w:w="8640"/>
+          </w:tcPr>
+          <w:p/>
+        </w:tc>
+      </w:tr>
+      <w:tr>
+        <w:tc>
+          <w:tcPr>
+            <w:tcW w:type="dxa" w:w="8640"/>
+          </w:tcPr>
+          <w:p/>
+        </w:tc>
+      </w:tr>
+    </w:tbl>
+    <w:p/>
+    <w:p>
+      <w:r>
+        <w:br w:type="page"/>
+      </w:r>
+    </w:p>
+    <w:p>
+      <w:pPr>
+        <w:pStyle w:val="Heading1"/>
+      </w:pPr>
+      <w:r>
+        <w:t>Appendix B. What an athlete can see</w:t>
       </w:r>
     </w:p>
     <w:p>
@@ -20803,7 +24974,7 @@
         <w:pStyle w:val="Heading1"/>
       </w:pPr>
       <w:r>
-        <w:t>Appendix B. Cross app flows</w:t>
+        <w:t>Appendix C. Cross app flows</w:t>
       </w:r>
     </w:p>
     <w:p>
@@ -23445,7 +27616,7 @@
         <w:pStyle w:val="Heading1"/>
       </w:pPr>
       <w:r>
-        <w:t>Appendix C. Metrics parity</w:t>
+        <w:t>Appendix D. Metrics parity</w:t>
       </w:r>
     </w:p>
     <w:p>
@@ -25024,7 +29195,7 @@
         <w:pStyle w:val="Heading1"/>
       </w:pPr>
       <w:r>
-        <w:t>Appendix D. App Store readiness</w:t>
+        <w:t>Appendix E. App Store readiness</w:t>
       </w:r>
     </w:p>
     <w:p>
@@ -26977,7 +31148,7 @@
         <w:pStyle w:val="Heading1"/>
       </w:pPr>
       <w:r>
-        <w:t>Appendix E. Decisions required</w:t>
+        <w:t>Appendix F. Decisions required</w:t>
       </w:r>
     </w:p>
     <w:p>
@@ -30658,7 +34829,7 @@
         <w:pStyle w:val="Heading1"/>
       </w:pPr>
       <w:r>
-        <w:t>Appendix F. Gap queue</w:t>
+        <w:t>Appendix G. Gap queue</w:t>
       </w:r>
     </w:p>
     <w:p>
@@ -31728,7 +35899,7 @@
         <w:pStyle w:val="Heading1"/>
       </w:pPr>
       <w:r>
-        <w:t>Appendix G. Build state</w:t>
+        <w:t>Appendix H. Build state</w:t>
       </w:r>
     </w:p>
     <w:p>
@@ -32425,30 +36596,38 @@
           <w:tcPr>
             <w:tcW w:type="dxa" w:w="4320"/>
           </w:tcPr>
+          <w:p/>
+        </w:tc>
+        <w:tc>
+          <w:tcPr>
+            <w:tcW w:type="dxa" w:w="4320"/>
+          </w:tcPr>
+          <w:p/>
+        </w:tc>
+      </w:tr>
+      <w:tr>
+        <w:tc>
+          <w:tcPr>
+            <w:tcW w:type="dxa" w:w="4320"/>
+          </w:tcPr>
+          <w:p>
+            <w:r>
+              <w:t>Framework</w:t>
+            </w:r>
+          </w:p>
+        </w:tc>
+        <w:tc>
+          <w:tcPr>
+            <w:tcW w:type="dxa" w:w="4320"/>
+          </w:tcPr>
           <w:p>
             <w:r>
               <w:rPr>
                 <w:b/>
               </w:rPr>
-              <w:t>Framework</w:t>
-            </w:r>
-          </w:p>
-        </w:tc>
-        <w:tc>
-          <w:tcPr>
-            <w:tcW w:type="dxa" w:w="4320"/>
-          </w:tcPr>
-          <w:p>
-            <w:r>
-              <w:rPr>
-                <w:b/>
-              </w:rPr>
               <w:t>Next.js 16.3</w:t>
             </w:r>
             <w:r>
-              <w:rPr>
-                <w:b/>
-              </w:rPr>
               <w:t>, App Router</w:t>
             </w:r>
           </w:p>
@@ -35225,7 +39404,7 @@
         <w:pStyle w:val="Heading1"/>
       </w:pPr>
       <w:r>
-        <w:t>Appendix H. Screen inventory</w:t>
+        <w:t>Appendix I. Screen inventory</w:t>
       </w:r>
     </w:p>
     <w:p>
@@ -35327,6 +39506,20 @@
         <w:gridCol w:w="4320"/>
         <w:gridCol w:w="4320"/>
       </w:tblGrid>
+      <w:tr>
+        <w:tc>
+          <w:tcPr>
+            <w:tcW w:type="dxa" w:w="4320"/>
+          </w:tcPr>
+          <w:p/>
+        </w:tc>
+        <w:tc>
+          <w:tcPr>
+            <w:tcW w:type="dxa" w:w="4320"/>
+          </w:tcPr>
+          <w:p/>
+        </w:tc>
+      </w:tr>
       <w:tr>
         <w:tc>
           <w:tcPr>

--- a/docs/generated/Fydr-Athlete-App-Specification.docx
+++ b/docs/generated/Fydr-Athlete-App-Specification.docx
@@ -37,7 +37,7 @@
         <w:jc w:val="center"/>
       </w:pPr>
       <w:r>
-        <w:t>07 September 2026</w:t>
+        <w:t>08 September 2026</w:t>
       </w:r>
     </w:p>
     <w:p>
@@ -402,7 +402,33 @@
     </w:p>
     <w:p>
       <w:r>
-        <w:t>Top to bottom on a phone:</w:t>
+        <w:t>Top to bottom on a phone, in the order the page actually renders them</w:t>
+      </w:r>
+    </w:p>
+    <w:p>
+      <w:r>
+        <w:t>(</w:t>
+      </w:r>
+      <w:r>
+        <w:rPr>
+          <w:rFonts w:ascii="Consolas" w:hAnsi="Consolas"/>
+          <w:color w:val="333333"/>
+          <w:sz w:val="18"/>
+        </w:rPr>
+        <w:t>today/page.tsx</w:t>
+      </w:r>
+      <w:r>
+        <w:t>, corrected 8 September 2026 — the previous version of this</w:t>
+      </w:r>
+    </w:p>
+    <w:p>
+      <w:r>
+        <w:t>list omitted items 4 and 5 entirely and had the fixture below the to-do list</w:t>
+      </w:r>
+    </w:p>
+    <w:p>
+      <w:r>
+        <w:t>rather than above it):</w:t>
       </w:r>
     </w:p>
     <w:p>
@@ -454,10 +480,10 @@
         <w:rPr>
           <w:b/>
         </w:rPr>
-        <w:t>What you owe today</w:t>
-      </w:r>
-      <w:r>
-        <w:t>, as a to-do list. This is the screen's real job.</w:t>
+        <w:t>The week strip</w:t>
+      </w:r>
+      <w:r>
+        <w:t>, seven days coloured by session type.</w:t>
       </w:r>
     </w:p>
     <w:p>
@@ -468,10 +494,21 @@
         <w:rPr>
           <w:b/>
         </w:rPr>
-        <w:t>What is on today</w:t>
-      </w:r>
-      <w:r>
-        <w:t>, the sessions from the schedule.</w:t>
+        <w:t>What the club is working towards</w:t>
+      </w:r>
+      <w:r>
+        <w:t>, the next fixture (</w:t>
+      </w:r>
+      <w:r>
+        <w:rPr>
+          <w:rFonts w:ascii="Consolas" w:hAnsi="Consolas"/>
+          <w:color w:val="333333"/>
+          <w:sz w:val="18"/>
+        </w:rPr>
+        <w:t>fetchNextFixture</w:t>
+      </w:r>
+      <w:r>
+        <w:t>).</w:t>
       </w:r>
     </w:p>
     <w:p>
@@ -482,10 +519,12 @@
         <w:rPr>
           <w:b/>
         </w:rPr>
-        <w:t>What the club is working towards</w:t>
-      </w:r>
-      <w:r>
-        <w:t>, the next fixture (</w:t>
+        <w:t>Whether you are available, and what you may do today</w:t>
+      </w:r>
+    </w:p>
+    <w:p>
+      <w:r>
+        <w:t xml:space="preserve">   (</w:t>
       </w:r>
       <w:r>
         <w:rPr>
@@ -493,10 +532,298 @@
           <w:color w:val="333333"/>
           <w:sz w:val="18"/>
         </w:rPr>
-        <w:t>fetchNextFixture</w:t>
-      </w:r>
-      <w:r>
-        <w:t>).</w:t>
+        <w:t>AvailabilityBanner</w:t>
+      </w:r>
+      <w:r>
+        <w:t>). Always present, on every load, whatever the status.</w:t>
+      </w:r>
+    </w:p>
+    <w:p>
+      <w:pPr>
+        <w:pStyle w:val="ListNumber"/>
+      </w:pPr>
+      <w:r>
+        <w:rPr>
+          <w:b/>
+        </w:rPr>
+        <w:t>Your own diagnosis, if there is one</w:t>
+      </w:r>
+      <w:r>
+        <w:t xml:space="preserve"> (</w:t>
+      </w:r>
+      <w:r>
+        <w:rPr>
+          <w:rFonts w:ascii="Consolas" w:hAnsi="Consolas"/>
+          <w:color w:val="333333"/>
+          <w:sz w:val="18"/>
+        </w:rPr>
+        <w:t>InjuryClinical</w:t>
+      </w:r>
+      <w:r>
+        <w:t>). Often absent.</w:t>
+      </w:r>
+    </w:p>
+    <w:p>
+      <w:pPr>
+        <w:pStyle w:val="ListNumber"/>
+      </w:pPr>
+      <w:r>
+        <w:rPr>
+          <w:b/>
+        </w:rPr>
+        <w:t>What you owe today</w:t>
+      </w:r>
+      <w:r>
+        <w:t>, as a to-do list. This is the screen's real job.</w:t>
+      </w:r>
+    </w:p>
+    <w:p>
+      <w:pPr>
+        <w:pStyle w:val="ListNumber"/>
+      </w:pPr>
+      <w:r>
+        <w:rPr>
+          <w:b/>
+        </w:rPr>
+        <w:t>What is on today</w:t>
+      </w:r>
+      <w:r>
+        <w:t>, the sessions from the schedule.</w:t>
+      </w:r>
+    </w:p>
+    <w:p>
+      <w:pPr>
+        <w:pStyle w:val="ListNumber"/>
+      </w:pPr>
+      <w:r>
+        <w:rPr>
+          <w:b/>
+        </w:rPr>
+        <w:t>Something not right?</w:t>
+      </w:r>
+      <w:r>
+        <w:t>, the link to report a problem.</w:t>
+      </w:r>
+    </w:p>
+    <w:p>
+      <w:r>
+        <w:rPr>
+          <w:b/>
+        </w:rPr>
+        <w:t>The availability banner, item 4, in detail</w:t>
+      </w:r>
+      <w:r>
+        <w:t>, because it is the part of this</w:t>
+      </w:r>
+    </w:p>
+    <w:p>
+      <w:r>
+        <w:t>screen an athlete reads first when something is wrong:</w:t>
+      </w:r>
+    </w:p>
+    <w:p>
+      <w:pPr>
+        <w:pStyle w:val="ListBullet"/>
+      </w:pPr>
+      <w:r>
+        <w:t xml:space="preserve">A ring in the status colour, and the status word alone — </w:t>
+      </w:r>
+      <w:r>
+        <w:rPr>
+          <w:b/>
+        </w:rPr>
+        <w:t>Available</w:t>
+      </w:r>
+      <w:r>
+        <w:t>,</w:t>
+      </w:r>
+    </w:p>
+    <w:p>
+      <w:r>
+        <w:t xml:space="preserve">  </w:t>
+      </w:r>
+      <w:r>
+        <w:rPr>
+          <w:b/>
+        </w:rPr>
+        <w:t>Modified</w:t>
+      </w:r>
+      <w:r>
+        <w:t xml:space="preserve"> or </w:t>
+      </w:r>
+      <w:r>
+        <w:rPr>
+          <w:b/>
+        </w:rPr>
+        <w:t>Unavailable</w:t>
+      </w:r>
+      <w:r>
+        <w:t>.</w:t>
+      </w:r>
+    </w:p>
+    <w:p>
+      <w:pPr>
+        <w:pStyle w:val="ListBullet"/>
+      </w:pPr>
+      <w:r>
+        <w:t xml:space="preserve">Then what they may do. </w:t>
+      </w:r>
+      <w:r>
+        <w:rPr>
+          <w:rFonts w:ascii="Consolas" w:hAnsi="Consolas"/>
+          <w:color w:val="333333"/>
+          <w:sz w:val="18"/>
+        </w:rPr>
+        <w:t>Available</w:t>
+      </w:r>
+      <w:r>
+        <w:t xml:space="preserve"> reads "Everything is on." and nothing</w:t>
+      </w:r>
+    </w:p>
+    <w:p>
+      <w:r>
+        <w:t xml:space="preserve">  further. Otherwise the restrictions, joined with a middle dot; or the reason</w:t>
+      </w:r>
+    </w:p>
+    <w:p>
+      <w:r>
+        <w:t xml:space="preserve">  category if there are no restrictions; or "No restriction recorded."</w:t>
+      </w:r>
+    </w:p>
+    <w:p>
+      <w:pPr>
+        <w:pStyle w:val="ListBullet"/>
+      </w:pPr>
+      <w:r>
+        <w:t>Then the staff note, if one was written.</w:t>
+      </w:r>
+    </w:p>
+    <w:p>
+      <w:pPr>
+        <w:pStyle w:val="ListBullet"/>
+      </w:pPr>
+      <w:r>
+        <w:t xml:space="preserve">Then </w:t>
+      </w:r>
+      <w:r>
+        <w:rPr>
+          <w:b/>
+        </w:rPr>
+        <w:t>the injury line</w:t>
+      </w:r>
+      <w:r>
+        <w:t>: body area with the side folded in, the recovery</w:t>
+      </w:r>
+    </w:p>
+    <w:p>
+      <w:r>
+        <w:t xml:space="preserve">  stage, and the expected return date — "Right shoulder · Rehab · Expected</w:t>
+      </w:r>
+    </w:p>
+    <w:p>
+      <w:r>
+        <w:t xml:space="preserve">  return Tue 15 Sept". See §5 for when each part appears.</w:t>
+      </w:r>
+    </w:p>
+    <w:p>
+      <w:pPr>
+        <w:pStyle w:val="ListBullet"/>
+      </w:pPr>
+      <w:r>
+        <w:t>Then "Everything else is on. Speak to medical staff."</w:t>
+      </w:r>
+    </w:p>
+    <w:p>
+      <w:r>
+        <w:t>Everything from the note downwards appears **only when the status is not</w:t>
+      </w:r>
+    </w:p>
+    <w:p>
+      <w:r>
+        <w:rPr>
+          <w:rFonts w:ascii="Consolas" w:hAnsi="Consolas"/>
+          <w:color w:val="333333"/>
+          <w:sz w:val="18"/>
+        </w:rPr>
+        <w:t>available</w:t>
+      </w:r>
+      <w:r>
+        <w:t>**. A cleared athlete sees the status word and "Everything is on."</w:t>
+      </w:r>
+    </w:p>
+    <w:p>
+      <w:r>
+        <w:t>and nothing else, so a stale note or a healed injury cannot contradict it.</w:t>
+      </w:r>
+    </w:p>
+    <w:p>
+      <w:r>
+        <w:rPr>
+          <w:b/>
+        </w:rPr>
+        <w:t>The diagnosis block, item 5</w:t>
+      </w:r>
+      <w:r>
+        <w:t>, is a separate component and deliberately not</w:t>
+      </w:r>
+    </w:p>
+    <w:p>
+      <w:r>
+        <w:t>part of the banner: availability is a squad fact a coach also sees, a diagnosis</w:t>
+      </w:r>
+    </w:p>
+    <w:p>
+      <w:r>
+        <w:t>is clinical and only this athlete and the medical staff see it. It shows</w:t>
+      </w:r>
+    </w:p>
+    <w:p>
+      <w:r>
+        <w:rPr>
+          <w:rFonts w:ascii="Consolas" w:hAnsi="Consolas"/>
+          <w:color w:val="333333"/>
+          <w:sz w:val="18"/>
+        </w:rPr>
+        <w:t>Diagnosis</w:t>
+      </w:r>
+      <w:r>
+        <w:t xml:space="preserve"> and </w:t>
+      </w:r>
+      <w:r>
+        <w:rPr>
+          <w:rFonts w:ascii="Consolas" w:hAnsi="Consolas"/>
+          <w:color w:val="333333"/>
+          <w:sz w:val="18"/>
+        </w:rPr>
+        <w:t>How it happened</w:t>
+      </w:r>
+      <w:r>
+        <w:t>, each only if recorded, closing with</w:t>
+      </w:r>
+    </w:p>
+    <w:p>
+      <w:r>
+        <w:t>"Recorded by your medical staff. Speak to them about anything here." It renders</w:t>
+      </w:r>
+    </w:p>
+    <w:p>
+      <w:r>
+        <w:t>nothing at all — no heading, no placeholder — when there is no clinical record,</w:t>
+      </w:r>
+    </w:p>
+    <w:p>
+      <w:r>
+        <w:t>no linked injury, or the athlete is under 18, and it never explains which of</w:t>
+      </w:r>
+    </w:p>
+    <w:p>
+      <w:r>
+        <w:t>those applies. Saying "this is withheld from you" would tell a minor that the</w:t>
+      </w:r>
+    </w:p>
+    <w:p>
+      <w:r>
+        <w:t>withheld thing exists, which is what the age gate in migration 0093 prevents.</w:t>
       </w:r>
     </w:p>
     <w:p>
@@ -737,6 +1064,436 @@
           </w:p>
         </w:tc>
       </w:tr>
+      <w:tr>
+        <w:tc>
+          <w:tcPr>
+            <w:tcW w:type="dxa" w:w="1728"/>
+          </w:tcPr>
+          <w:p>
+            <w:r>
+              <w:t>None</w:t>
+            </w:r>
+          </w:p>
+        </w:tc>
+        <w:tc>
+          <w:tcPr>
+            <w:tcW w:type="dxa" w:w="1728"/>
+          </w:tcPr>
+          <w:p>
+            <w:r>
+              <w:t>The status word: Available / Modified / Unavailable</w:t>
+            </w:r>
+          </w:p>
+        </w:tc>
+        <w:tc>
+          <w:tcPr>
+            <w:tcW w:type="dxa" w:w="1728"/>
+          </w:tcPr>
+          <w:p>
+            <w:r>
+              <w:rPr>
+                <w:rFonts w:ascii="Consolas" w:hAnsi="Consolas"/>
+                <w:color w:val="333333"/>
+                <w:sz w:val="18"/>
+              </w:rPr>
+              <w:t>availability.status</w:t>
+            </w:r>
+            <w:r>
+              <w:t>, the row currently in force</w:t>
+            </w:r>
+          </w:p>
+        </w:tc>
+        <w:tc>
+          <w:tcPr>
+            <w:tcW w:type="dxa" w:w="1728"/>
+          </w:tcPr>
+          <w:p>
+            <w:r>
+              <w:t>Now</w:t>
+            </w:r>
+          </w:p>
+        </w:tc>
+        <w:tc>
+          <w:tcPr>
+            <w:tcW w:type="dxa" w:w="1728"/>
+          </w:tcPr>
+          <w:p>
+            <w:r>
+              <w:t>No row at all reads as Available</w:t>
+            </w:r>
+          </w:p>
+        </w:tc>
+      </w:tr>
+      <w:tr>
+        <w:tc>
+          <w:tcPr>
+            <w:tcW w:type="dxa" w:w="1728"/>
+          </w:tcPr>
+          <w:p>
+            <w:r>
+              <w:t>None</w:t>
+            </w:r>
+          </w:p>
+        </w:tc>
+        <w:tc>
+          <w:tcPr>
+            <w:tcW w:type="dxa" w:w="1728"/>
+          </w:tcPr>
+          <w:p>
+            <w:r>
+              <w:t>The restrictions, joined with a middle dot</w:t>
+            </w:r>
+          </w:p>
+        </w:tc>
+        <w:tc>
+          <w:tcPr>
+            <w:tcW w:type="dxa" w:w="1728"/>
+          </w:tcPr>
+          <w:p>
+            <w:r>
+              <w:rPr>
+                <w:rFonts w:ascii="Consolas" w:hAnsi="Consolas"/>
+                <w:color w:val="333333"/>
+                <w:sz w:val="18"/>
+              </w:rPr>
+              <w:t>availability.restrictions</w:t>
+            </w:r>
+          </w:p>
+        </w:tc>
+        <w:tc>
+          <w:tcPr>
+            <w:tcW w:type="dxa" w:w="1728"/>
+          </w:tcPr>
+          <w:p>
+            <w:r>
+              <w:t>Now</w:t>
+            </w:r>
+          </w:p>
+        </w:tc>
+        <w:tc>
+          <w:tcPr>
+            <w:tcW w:type="dxa" w:w="1728"/>
+          </w:tcPr>
+          <w:p>
+            <w:r>
+              <w:t>Falls back to the reason category, then "No restriction recorded."</w:t>
+            </w:r>
+          </w:p>
+        </w:tc>
+      </w:tr>
+      <w:tr>
+        <w:tc>
+          <w:tcPr>
+            <w:tcW w:type="dxa" w:w="1728"/>
+          </w:tcPr>
+          <w:p>
+            <w:r>
+              <w:t>None</w:t>
+            </w:r>
+          </w:p>
+        </w:tc>
+        <w:tc>
+          <w:tcPr>
+            <w:tcW w:type="dxa" w:w="1728"/>
+          </w:tcPr>
+          <w:p>
+            <w:r>
+              <w:t>Body area and side, e.g. "Right shoulder"</w:t>
+            </w:r>
+          </w:p>
+        </w:tc>
+        <w:tc>
+          <w:tcPr>
+            <w:tcW w:type="dxa" w:w="1728"/>
+          </w:tcPr>
+          <w:p>
+            <w:r>
+              <w:rPr>
+                <w:rFonts w:ascii="Consolas" w:hAnsi="Consolas"/>
+                <w:color w:val="333333"/>
+                <w:sz w:val="18"/>
+              </w:rPr>
+              <w:t>injuries.body_area</w:t>
+            </w:r>
+            <w:r>
+              <w:t xml:space="preserve"> and </w:t>
+            </w:r>
+            <w:r>
+              <w:rPr>
+                <w:rFonts w:ascii="Consolas" w:hAnsi="Consolas"/>
+                <w:color w:val="333333"/>
+                <w:sz w:val="18"/>
+              </w:rPr>
+              <w:t>.side</w:t>
+            </w:r>
+            <w:r>
+              <w:t xml:space="preserve">, via </w:t>
+            </w:r>
+            <w:r>
+              <w:rPr>
+                <w:rFonts w:ascii="Consolas" w:hAnsi="Consolas"/>
+                <w:color w:val="333333"/>
+                <w:sz w:val="18"/>
+              </w:rPr>
+              <w:t>bodyAreaPhrase</w:t>
+            </w:r>
+          </w:p>
+        </w:tc>
+        <w:tc>
+          <w:tcPr>
+            <w:tcW w:type="dxa" w:w="1728"/>
+          </w:tcPr>
+          <w:p>
+            <w:r>
+              <w:t>Now</w:t>
+            </w:r>
+          </w:p>
+        </w:tc>
+        <w:tc>
+          <w:tcPr>
+            <w:tcW w:type="dxa" w:w="1728"/>
+          </w:tcPr>
+          <w:p>
+            <w:r>
+              <w:t>Line absent when the availability row names no injury</w:t>
+            </w:r>
+          </w:p>
+        </w:tc>
+      </w:tr>
+      <w:tr>
+        <w:tc>
+          <w:tcPr>
+            <w:tcW w:type="dxa" w:w="1728"/>
+          </w:tcPr>
+          <w:p>
+            <w:r>
+              <w:t>None</w:t>
+            </w:r>
+          </w:p>
+        </w:tc>
+        <w:tc>
+          <w:tcPr>
+            <w:tcW w:type="dxa" w:w="1728"/>
+          </w:tcPr>
+          <w:p>
+            <w:r>
+              <w:t>The recovery stage: Open / Rehab / Return to play</w:t>
+            </w:r>
+          </w:p>
+        </w:tc>
+        <w:tc>
+          <w:tcPr>
+            <w:tcW w:type="dxa" w:w="1728"/>
+          </w:tcPr>
+          <w:p>
+            <w:r>
+              <w:rPr>
+                <w:rFonts w:ascii="Consolas" w:hAnsi="Consolas"/>
+                <w:color w:val="333333"/>
+                <w:sz w:val="18"/>
+              </w:rPr>
+              <w:t>injuries.status</w:t>
+            </w:r>
+          </w:p>
+        </w:tc>
+        <w:tc>
+          <w:tcPr>
+            <w:tcW w:type="dxa" w:w="1728"/>
+          </w:tcPr>
+          <w:p>
+            <w:r>
+              <w:t>Now</w:t>
+            </w:r>
+          </w:p>
+        </w:tc>
+        <w:tc>
+          <w:tcPr>
+            <w:tcW w:type="dxa" w:w="1728"/>
+          </w:tcPr>
+          <w:p>
+            <w:r>
+              <w:t>Line absent, as above</w:t>
+            </w:r>
+          </w:p>
+        </w:tc>
+      </w:tr>
+      <w:tr>
+        <w:tc>
+          <w:tcPr>
+            <w:tcW w:type="dxa" w:w="1728"/>
+          </w:tcPr>
+          <w:p>
+            <w:r>
+              <w:t>None</w:t>
+            </w:r>
+          </w:p>
+        </w:tc>
+        <w:tc>
+          <w:tcPr>
+            <w:tcW w:type="dxa" w:w="1728"/>
+          </w:tcPr>
+          <w:p>
+            <w:r>
+              <w:t>"Expected return Tue 15 Sept"</w:t>
+            </w:r>
+          </w:p>
+        </w:tc>
+        <w:tc>
+          <w:tcPr>
+            <w:tcW w:type="dxa" w:w="1728"/>
+          </w:tcPr>
+          <w:p>
+            <w:r>
+              <w:rPr>
+                <w:rFonts w:ascii="Consolas" w:hAnsi="Consolas"/>
+                <w:color w:val="333333"/>
+                <w:sz w:val="18"/>
+              </w:rPr>
+              <w:t>injuries.expected_return</w:t>
+            </w:r>
+          </w:p>
+        </w:tc>
+        <w:tc>
+          <w:tcPr>
+            <w:tcW w:type="dxa" w:w="1728"/>
+          </w:tcPr>
+          <w:p>
+            <w:r>
+              <w:t>Now</w:t>
+            </w:r>
+          </w:p>
+        </w:tc>
+        <w:tc>
+          <w:tcPr>
+            <w:tcW w:type="dxa" w:w="1728"/>
+          </w:tcPr>
+          <w:p>
+            <w:r>
+              <w:rPr>
+                <w:b/>
+              </w:rPr>
+              <w:t>Absent when the date has passed</w:t>
+            </w:r>
+            <w:r>
+              <w:t>, as well as when there is none</w:t>
+            </w:r>
+          </w:p>
+        </w:tc>
+      </w:tr>
+      <w:tr>
+        <w:tc>
+          <w:tcPr>
+            <w:tcW w:type="dxa" w:w="1728"/>
+          </w:tcPr>
+          <w:p>
+            <w:r>
+              <w:t>None</w:t>
+            </w:r>
+          </w:p>
+        </w:tc>
+        <w:tc>
+          <w:tcPr>
+            <w:tcW w:type="dxa" w:w="1728"/>
+          </w:tcPr>
+          <w:p>
+            <w:r>
+              <w:t>Diagnosis</w:t>
+            </w:r>
+          </w:p>
+        </w:tc>
+        <w:tc>
+          <w:tcPr>
+            <w:tcW w:type="dxa" w:w="1728"/>
+          </w:tcPr>
+          <w:p>
+            <w:r>
+              <w:rPr>
+                <w:rFonts w:ascii="Consolas" w:hAnsi="Consolas"/>
+                <w:color w:val="333333"/>
+                <w:sz w:val="18"/>
+              </w:rPr>
+              <w:t>injury_clinical_athlete_view.diagnosis</w:t>
+            </w:r>
+          </w:p>
+        </w:tc>
+        <w:tc>
+          <w:tcPr>
+            <w:tcW w:type="dxa" w:w="1728"/>
+          </w:tcPr>
+          <w:p>
+            <w:r>
+              <w:t>Now</w:t>
+            </w:r>
+          </w:p>
+        </w:tc>
+        <w:tc>
+          <w:tcPr>
+            <w:tcW w:type="dxa" w:w="1728"/>
+          </w:tcPr>
+          <w:p>
+            <w:r>
+              <w:t>Block absent</w:t>
+            </w:r>
+          </w:p>
+        </w:tc>
+      </w:tr>
+      <w:tr>
+        <w:tc>
+          <w:tcPr>
+            <w:tcW w:type="dxa" w:w="1728"/>
+          </w:tcPr>
+          <w:p>
+            <w:r>
+              <w:t>None</w:t>
+            </w:r>
+          </w:p>
+        </w:tc>
+        <w:tc>
+          <w:tcPr>
+            <w:tcW w:type="dxa" w:w="1728"/>
+          </w:tcPr>
+          <w:p>
+            <w:r>
+              <w:t>How it happened</w:t>
+            </w:r>
+          </w:p>
+        </w:tc>
+        <w:tc>
+          <w:tcPr>
+            <w:tcW w:type="dxa" w:w="1728"/>
+          </w:tcPr>
+          <w:p>
+            <w:r>
+              <w:rPr>
+                <w:rFonts w:ascii="Consolas" w:hAnsi="Consolas"/>
+                <w:color w:val="333333"/>
+                <w:sz w:val="18"/>
+              </w:rPr>
+              <w:t>injury_clinical_athlete_view.mechanism</w:t>
+            </w:r>
+          </w:p>
+        </w:tc>
+        <w:tc>
+          <w:tcPr>
+            <w:tcW w:type="dxa" w:w="1728"/>
+          </w:tcPr>
+          <w:p>
+            <w:r>
+              <w:t>Now</w:t>
+            </w:r>
+          </w:p>
+        </w:tc>
+        <w:tc>
+          <w:tcPr>
+            <w:tcW w:type="dxa" w:w="1728"/>
+          </w:tcPr>
+          <w:p>
+            <w:r>
+              <w:t>Block absent</w:t>
+            </w:r>
+          </w:p>
+        </w:tc>
+      </w:tr>
     </w:tbl>
     <w:p/>
     <w:p>
@@ -753,6 +1510,177 @@
       </w:r>
       <w:r>
         <w:t>.</w:t>
+      </w:r>
+    </w:p>
+    <w:p>
+      <w:r>
+        <w:rPr>
+          <w:b/>
+        </w:rPr>
+        <w:t>Why nine of these say "None" in the Metric ID column</w:t>
+      </w:r>
+      <w:r>
+        <w:t>, added 8 September</w:t>
+      </w:r>
+    </w:p>
+    <w:p>
+      <w:r>
+        <w:t>2026: they are not registry metrics and have no MET IDs. The registry covers</w:t>
+      </w:r>
+    </w:p>
+    <w:p>
+      <w:r>
+        <w:t>quantities that both apps compute and compare — MET-013 is the closest, and it</w:t>
+      </w:r>
+    </w:p>
+    <w:p>
+      <w:r>
+        <w:t>is the STAFF squad availability split, a count across a roster, not an</w:t>
+      </w:r>
+    </w:p>
+    <w:p>
+      <w:r>
+        <w:t>athlete's own status. Nothing here is computed: each value is a column read</w:t>
+      </w:r>
+    </w:p>
+    <w:p>
+      <w:r>
+        <w:t>straight out and rendered. Inventing IDs for them would put nine entries in a</w:t>
+      </w:r>
+    </w:p>
+    <w:p>
+      <w:r>
+        <w:t>parity registry with nothing on the other side to be in parity with.</w:t>
+      </w:r>
+    </w:p>
+    <w:p>
+      <w:r>
+        <w:rPr>
+          <w:b/>
+        </w:rPr>
+        <w:t>Two behaviours in that table are easy to misread as bugs</w:t>
+      </w:r>
+      <w:r>
+        <w:t>, so they are</w:t>
+      </w:r>
+    </w:p>
+    <w:p>
+      <w:r>
+        <w:t>stated here rather than left to be rediscovered:</w:t>
+      </w:r>
+    </w:p>
+    <w:p>
+      <w:pPr>
+        <w:pStyle w:val="ListBullet"/>
+      </w:pPr>
+      <w:r>
+        <w:rPr>
+          <w:b/>
+        </w:rPr>
+        <w:t>A past expected-return date is suppressed on this screen, deliberately</w:t>
+      </w:r>
+    </w:p>
+    <w:p>
+      <w:r>
+        <w:t xml:space="preserve">  (</w:t>
+      </w:r>
+      <w:r>
+        <w:rPr>
+          <w:rFonts w:ascii="Consolas" w:hAnsi="Consolas"/>
+          <w:color w:val="333333"/>
+          <w:sz w:val="18"/>
+        </w:rPr>
+        <w:t>upcomingDate</w:t>
+      </w:r>
+      <w:r>
+        <w:t xml:space="preserve">, </w:t>
+      </w:r>
+      <w:r>
+        <w:rPr>
+          <w:rFonts w:ascii="Consolas" w:hAnsi="Consolas"/>
+          <w:color w:val="333333"/>
+          <w:sz w:val="18"/>
+        </w:rPr>
+        <w:t>src/lib/format.ts</w:t>
+      </w:r>
+      <w:r>
+        <w:t>). On 8 September 2026 all six open</w:t>
+      </w:r>
+    </w:p>
+    <w:p>
+      <w:r>
+        <w:t xml:space="preserve">  injuries carried a date between 9 and 31 days in the past — seeded relative</w:t>
+      </w:r>
+    </w:p>
+    <w:p>
+      <w:r>
+        <w:t xml:space="preserve">  to </w:t>
+      </w:r>
+      <w:r>
+        <w:rPr>
+          <w:rFonts w:ascii="Consolas" w:hAnsi="Consolas"/>
+          <w:color w:val="333333"/>
+          <w:sz w:val="18"/>
+        </w:rPr>
+        <w:t>current_date</w:t>
+      </w:r>
+      <w:r>
+        <w:t xml:space="preserve"> a month earlier — so no athlete saw a return date at all.</w:t>
+      </w:r>
+    </w:p>
+    <w:p>
+      <w:r>
+        <w:t xml:space="preserve">  That was the data ageing, not this screen misbehaving; both databases were</w:t>
+      </w:r>
+    </w:p>
+    <w:p>
+      <w:r>
+        <w:t xml:space="preserve">  corrected the same day. A date a month gone is not information, and on a</w:t>
+      </w:r>
+    </w:p>
+    <w:p>
+      <w:r>
+        <w:t xml:space="preserve">  concussion it reads as pressure to be back already.</w:t>
+      </w:r>
+    </w:p>
+    <w:p>
+      <w:pPr>
+        <w:pStyle w:val="ListBullet"/>
+      </w:pPr>
+      <w:r>
+        <w:rPr>
+          <w:b/>
+        </w:rPr>
+        <w:t>The staff injury card shows the same date unconditionally</w:t>
+      </w:r>
+      <w:r>
+        <w:t>, past or not</w:t>
+      </w:r>
+    </w:p>
+    <w:p>
+      <w:r>
+        <w:t xml:space="preserve">  (</w:t>
+      </w:r>
+      <w:r>
+        <w:rPr>
+          <w:rFonts w:ascii="Consolas" w:hAnsi="Consolas"/>
+          <w:color w:val="333333"/>
+          <w:sz w:val="18"/>
+        </w:rPr>
+        <w:t>InjuryCard.tsx</w:t>
+      </w:r>
+      <w:r>
+        <w:t>), and that asymmetry is the point: the club needs to see</w:t>
+      </w:r>
+    </w:p>
+    <w:p>
+      <w:r>
+        <w:t xml:space="preserve">  that its own record is stale, because they are the only ones who can fix it.</w:t>
+      </w:r>
+    </w:p>
+    <w:p>
+      <w:r>
+        <w:t xml:space="preserve">  The person who stops being told is the one who cannot act on it.</w:t>
       </w:r>
     </w:p>
     <w:p>
@@ -1480,10 +2408,86 @@
         <w:rPr>
           <w:b/>
         </w:rPr>
-        <w:t>UNVERIFIED:</w:t>
-      </w:r>
-      <w:r>
-        <w:t xml:space="preserve"> whether Today tells an athlete they are unavailable. DECISION 8.</w:t>
+        <w:t>RESOLVED 8 September 2026:</w:t>
+      </w:r>
+      <w:r>
+        <w:t xml:space="preserve"> whether Today tells an athlete they are</w:t>
+      </w:r>
+    </w:p>
+    <w:p>
+      <w:r>
+        <w:t xml:space="preserve">  unavailable. DECISION 8. </w:t>
+      </w:r>
+      <w:r>
+        <w:rPr>
+          <w:b/>
+        </w:rPr>
+        <w:t>It always has</w:t>
+      </w:r>
+      <w:r>
+        <w:t xml:space="preserve"> — </w:t>
+      </w:r>
+      <w:r>
+        <w:rPr>
+          <w:rFonts w:ascii="Consolas" w:hAnsi="Consolas"/>
+          <w:color w:val="333333"/>
+          <w:sz w:val="18"/>
+        </w:rPr>
+        <w:t>AvailabilityBanner</w:t>
+      </w:r>
+      <w:r>
+        <w:t xml:space="preserve"> has rendered</w:t>
+      </w:r>
+    </w:p>
+    <w:p>
+      <w:r>
+        <w:t xml:space="preserve">  on every load of this screen since before this specification was written, with</w:t>
+      </w:r>
+    </w:p>
+    <w:p>
+      <w:r>
+        <w:t xml:space="preserve">  the status word, the restrictions and the staff note. The earlier UNVERIFIED</w:t>
+      </w:r>
+    </w:p>
+    <w:p>
+      <w:r>
+        <w:t xml:space="preserve">  mark, and a report that stated the athlete "finds out they cannot train from a</w:t>
+      </w:r>
+    </w:p>
+    <w:p>
+      <w:r>
+        <w:t xml:space="preserve">  person", both came from grepping the route folder for a table name; the query</w:t>
+      </w:r>
+    </w:p>
+    <w:p>
+      <w:r>
+        <w:t xml:space="preserve">  lives in </w:t>
+      </w:r>
+      <w:r>
+        <w:rPr>
+          <w:rFonts w:ascii="Consolas" w:hAnsi="Consolas"/>
+          <w:color w:val="333333"/>
+          <w:sz w:val="18"/>
+        </w:rPr>
+        <w:t>src/lib/queries/availability.ts</w:t>
+      </w:r>
+      <w:r>
+        <w:t xml:space="preserve"> and the screen reaches it by import.</w:t>
+      </w:r>
+    </w:p>
+    <w:p>
+      <w:r>
+        <w:t xml:space="preserve">  Tier 1, the same day, added the injury, the recovery stage and the expected</w:t>
+      </w:r>
+    </w:p>
+    <w:p>
+      <w:r>
+        <w:t xml:space="preserve">  return date on top; Tier 2 added the diagnosis and mechanism behind an age</w:t>
+      </w:r>
+    </w:p>
+    <w:p>
+      <w:r>
+        <w:t xml:space="preserve">  gate. Documented in §3 and §5 above.</w:t>
       </w:r>
     </w:p>
     <w:p>
@@ -34877,43 +35881,27 @@
         <w:pStyle w:val="Heading4"/>
       </w:pPr>
       <w:r>
-        <w:t>G-A1. A player who is made unavailable is not told by the app. HIGH.</w:t>
-      </w:r>
-    </w:p>
-    <w:p>
-      <w:r>
-        <w:rPr>
-          <w:b/>
-        </w:rPr>
-        <w:t>Required.</w:t>
-      </w:r>
-      <w:r>
-        <w:t xml:space="preserve"> An athlete can see their own availability, restrictions and return</w:t>
-      </w:r>
-    </w:p>
-    <w:p>
-      <w:r>
-        <w:t>to play stage.</w:t>
-      </w:r>
-    </w:p>
-    <w:p>
-      <w:r>
-        <w:rPr>
-          <w:b/>
-        </w:rPr>
-        <w:t>Exists.</w:t>
-      </w:r>
-      <w:r>
-        <w:t xml:space="preserve"> The permission exists and </w:t>
-      </w:r>
-      <w:r>
-        <w:rPr>
-          <w:b/>
-        </w:rPr>
-        <w:t>no screen uses it</w:t>
-      </w:r>
-      <w:r>
-        <w:t xml:space="preserve">. </w:t>
+        <w:t>G-A1. An athlete is told they are unavailable, and almost nothing about why. MEDIUM, not HIGH.</w:t>
+      </w:r>
+    </w:p>
+    <w:p>
+      <w:r>
+        <w:t>**CORRECTED 2026-09-08. The original entry here said "no screen uses it" and that</w:t>
+      </w:r>
+    </w:p>
+    <w:p>
+      <w:r>
+        <w:t>an athlete "finds out they cannot train from a person". That was wrong**, and</w:t>
+      </w:r>
+    </w:p>
+    <w:p>
+      <w:r>
+        <w:t>wrong by the exact method this project has a standing rule against: it was</w:t>
+      </w:r>
+    </w:p>
+    <w:p>
+      <w:r>
+        <w:t xml:space="preserve">established by grepping </w:t>
       </w:r>
       <w:r>
         <w:rPr>
@@ -34921,12 +35909,10 @@
           <w:color w:val="333333"/>
           <w:sz w:val="18"/>
         </w:rPr>
-        <w:t>injuries_self_select</w:t>
-      </w:r>
-    </w:p>
-    <w:p>
-      <w:r>
-        <w:t xml:space="preserve">and </w:t>
+        <w:t>src/app/(athlete)/</w:t>
+      </w:r>
+      <w:r>
+        <w:t xml:space="preserve"> for </w:t>
       </w:r>
       <w:r>
         <w:rPr>
@@ -34934,26 +35920,23 @@
           <w:color w:val="333333"/>
           <w:sz w:val="18"/>
         </w:rPr>
-        <w:t>availability_self_select</w:t>
-      </w:r>
-      <w:r>
-        <w:t xml:space="preserve"> both allow it</w:t>
-      </w:r>
-    </w:p>
-    <w:p>
-      <w:r>
-        <w:t>(</w:t>
-      </w:r>
+        <w:t>from('injuries')</w:t>
+      </w:r>
+      <w:r>
+        <w:t xml:space="preserve"> and</w:t>
+      </w:r>
+    </w:p>
+    <w:p>
       <w:r>
         <w:rPr>
           <w:rFonts w:ascii="Consolas" w:hAnsi="Consolas"/>
           <w:color w:val="333333"/>
           <w:sz w:val="18"/>
         </w:rPr>
-        <w:t>supabase/migrations/0012_rls_policies.sql:656</w:t>
-      </w:r>
-      <w:r>
-        <w:t xml:space="preserve">, </w:t>
+        <w:t>from('availability')</w:t>
+      </w:r>
+      <w:r>
+        <w:t xml:space="preserve">. The queries live in </w:t>
       </w:r>
       <w:r>
         <w:rPr>
@@ -34961,85 +35944,469 @@
           <w:color w:val="333333"/>
           <w:sz w:val="18"/>
         </w:rPr>
-        <w:t>:725</w:t>
-      </w:r>
-      <w:r>
-        <w:t>), and</w:t>
-      </w:r>
-    </w:p>
-    <w:p>
+        <w:t>src/lib/queries/availability.ts</w:t>
+      </w:r>
+      <w:r>
+        <w:t>,</w:t>
+      </w:r>
+    </w:p>
+    <w:p>
+      <w:r>
+        <w:t>outside that folder, and the screen reaches them through an import. Follow the</w:t>
+      </w:r>
+    </w:p>
+    <w:p>
+      <w:r>
+        <w:t>import, not the folder.</w:t>
+      </w:r>
+    </w:p>
+    <w:p>
+      <w:r>
+        <w:rPr>
+          <w:b/>
+        </w:rPr>
+        <w:t>What is actually built.</w:t>
+      </w:r>
+      <w:r>
+        <w:t xml:space="preserve"> </w:t>
+      </w:r>
       <w:r>
         <w:rPr>
           <w:rFonts w:ascii="Consolas" w:hAnsi="Consolas"/>
           <w:color w:val="333333"/>
           <w:sz w:val="18"/>
         </w:rPr>
-        <w:t>injury_clinical_athlete_view</w:t>
-      </w:r>
-      <w:r>
-        <w:t xml:space="preserve"> even gives them their own diagnosis, mechanism,</w:t>
-      </w:r>
-    </w:p>
-    <w:p>
-      <w:r>
-        <w:t>severity, imaging, referral and treatment plan.</w:t>
-      </w:r>
-    </w:p>
-    <w:p>
-      <w:r>
-        <w:rPr>
-          <w:b/>
-        </w:rPr>
-        <w:t>Files.</w:t>
-      </w:r>
-      <w:r>
-        <w:t xml:space="preserve"> All fifteen pages under </w:t>
-      </w:r>
+        <w:t>src/app/(athlete)/today/page.tsx:312</w:t>
+      </w:r>
+      <w:r>
+        <w:t xml:space="preserve"> renders</w:t>
+      </w:r>
+    </w:p>
+    <w:p>
       <w:r>
         <w:rPr>
           <w:rFonts w:ascii="Consolas" w:hAnsi="Consolas"/>
           <w:color w:val="333333"/>
           <w:sz w:val="18"/>
         </w:rPr>
-        <w:t>src/app/(athlete)/</w:t>
-      </w:r>
-      <w:r>
-        <w:t>. None reads any of it.</w:t>
-      </w:r>
-    </w:p>
-    <w:p>
+        <w:t>AvailabilityBanner</w:t>
+      </w:r>
+      <w:r>
+        <w:t xml:space="preserve"> on every load of the landing screen. It shows the status</w:t>
+      </w:r>
+    </w:p>
+    <w:p>
+      <w:r>
+        <w:t>word (Available / Modified / Unavailable) with a coloured ring, the restrictions</w:t>
+      </w:r>
+    </w:p>
+    <w:p>
+      <w:r>
+        <w:t>list, the reason category when there are no restrictions, the free-text note, and</w:t>
+      </w:r>
+    </w:p>
+    <w:p>
+      <w:r>
+        <w:t>"Everything else is on. Speak to medical staff."</w:t>
+      </w:r>
+    </w:p>
+    <w:p>
+      <w:r>
+        <w:t xml:space="preserve">So an athlete who is made unavailable </w:t>
+      </w:r>
       <w:r>
         <w:rPr>
           <w:b/>
         </w:rPr>
-        <w:t>Why it is first.</w:t>
-      </w:r>
-      <w:r>
-        <w:t xml:space="preserve"> A player finds out they cannot train from a person, or by</w:t>
-      </w:r>
-    </w:p>
-    <w:p>
-      <w:r>
-        <w:t>noticing they have vanished from the leaderboards. The database was built to tell</w:t>
-      </w:r>
-    </w:p>
-    <w:p>
-      <w:r>
-        <w:t xml:space="preserve">them and nothing asks it. </w:t>
-      </w:r>
+        <w:t>is</w:t>
+      </w:r>
+      <w:r>
+        <w:t xml:space="preserve"> told, on the first screen they see,</w:t>
+      </w:r>
+    </w:p>
+    <w:p>
+      <w:r>
+        <w:t>and is told what they may and may not do. The banner is careful work: it checks</w:t>
+      </w:r>
+    </w:p>
+    <w:p>
+      <w:r>
+        <w:rPr>
+          <w:rFonts w:ascii="Consolas" w:hAnsi="Consolas"/>
+          <w:color w:val="333333"/>
+          <w:sz w:val="18"/>
+        </w:rPr>
+        <w:t>status === 'available'</w:t>
+      </w:r>
+      <w:r>
+        <w:t xml:space="preserve"> before reading anything else, precisely so a stale</w:t>
+      </w:r>
+    </w:p>
+    <w:p>
+      <w:r>
+        <w:rPr>
+          <w:rFonts w:ascii="Consolas" w:hAnsi="Consolas"/>
+          <w:color w:val="333333"/>
+          <w:sz w:val="18"/>
+        </w:rPr>
+        <w:t>reason_category</w:t>
+      </w:r>
+      <w:r>
+        <w:t xml:space="preserve"> on a coach-authored row can never surface as a false reason.</w:t>
+      </w:r>
+    </w:p>
+    <w:p>
       <w:r>
         <w:rPr>
           <w:b/>
         </w:rPr>
-        <w:t>This is the single largest gap in the athlete app</w:t>
-      </w:r>
-      <w:r>
-        <w:t>,</w:t>
-      </w:r>
-    </w:p>
-    <w:p>
-      <w:r>
-        <w:t>and it is a screen, not a permission.</w:t>
+        <w:t>What is genuinely missing</w:t>
+      </w:r>
+      <w:r>
+        <w:t>, which is a narrower and different gap:</w:t>
+      </w:r>
+    </w:p>
+    <w:p>
+      <w:pPr>
+        <w:pStyle w:val="ListNumber"/>
+      </w:pPr>
+      <w:r>
+        <w:rPr>
+          <w:b/>
+        </w:rPr>
+        <w:t>The injury itself is fetched on every Today load and then discarded.</w:t>
+      </w:r>
+    </w:p>
+    <w:p>
+      <w:r>
+        <w:t xml:space="preserve">   </w:t>
+      </w:r>
+      <w:r>
+        <w:rPr>
+          <w:rFonts w:ascii="Consolas" w:hAnsi="Consolas"/>
+          <w:color w:val="333333"/>
+          <w:sz w:val="18"/>
+        </w:rPr>
+        <w:t>fetchAthleteAvailability</w:t>
+      </w:r>
+      <w:r>
+        <w:t xml:space="preserve"> returns </w:t>
+      </w:r>
+      <w:r>
+        <w:rPr>
+          <w:rFonts w:ascii="Consolas" w:hAnsi="Consolas"/>
+          <w:color w:val="333333"/>
+          <w:sz w:val="18"/>
+        </w:rPr>
+        <w:t>{ current, injury }</w:t>
+      </w:r>
+    </w:p>
+    <w:p>
+      <w:r>
+        <w:t xml:space="preserve">   (</w:t>
+      </w:r>
+      <w:r>
+        <w:rPr>
+          <w:rFonts w:ascii="Consolas" w:hAnsi="Consolas"/>
+          <w:color w:val="333333"/>
+          <w:sz w:val="18"/>
+        </w:rPr>
+        <w:t>availability.ts:183</w:t>
+      </w:r>
+      <w:r>
+        <w:t xml:space="preserve">); </w:t>
+      </w:r>
+      <w:r>
+        <w:rPr>
+          <w:rFonts w:ascii="Consolas" w:hAnsi="Consolas"/>
+          <w:color w:val="333333"/>
+          <w:sz w:val="18"/>
+        </w:rPr>
+        <w:t>today/page.tsx</w:t>
+      </w:r>
+      <w:r>
+        <w:t xml:space="preserve"> destructures only </w:t>
+      </w:r>
+      <w:r>
+        <w:rPr>
+          <w:rFonts w:ascii="Consolas" w:hAnsi="Consolas"/>
+          <w:color w:val="333333"/>
+          <w:sz w:val="18"/>
+        </w:rPr>
+        <w:t>current</w:t>
+      </w:r>
+      <w:r>
+        <w:t>. The</w:t>
+      </w:r>
+    </w:p>
+    <w:p>
+      <w:r>
+        <w:t xml:space="preserve">   discarded object already holds </w:t>
+      </w:r>
+      <w:r>
+        <w:rPr>
+          <w:rFonts w:ascii="Consolas" w:hAnsi="Consolas"/>
+          <w:color w:val="333333"/>
+          <w:sz w:val="18"/>
+        </w:rPr>
+        <w:t>body_area</w:t>
+      </w:r>
+      <w:r>
+        <w:t xml:space="preserve">, </w:t>
+      </w:r>
+      <w:r>
+        <w:rPr>
+          <w:rFonts w:ascii="Consolas" w:hAnsi="Consolas"/>
+          <w:color w:val="333333"/>
+          <w:sz w:val="18"/>
+        </w:rPr>
+        <w:t>side</w:t>
+      </w:r>
+      <w:r>
+        <w:t xml:space="preserve">, </w:t>
+      </w:r>
+      <w:r>
+        <w:rPr>
+          <w:rFonts w:ascii="Consolas" w:hAnsi="Consolas"/>
+          <w:color w:val="333333"/>
+          <w:sz w:val="18"/>
+        </w:rPr>
+        <w:t>onset_date</w:t>
+      </w:r>
+      <w:r>
+        <w:t xml:space="preserve"> and</w:t>
+      </w:r>
+    </w:p>
+    <w:p>
+      <w:r>
+        <w:t xml:space="preserve">   </w:t>
+      </w:r>
+      <w:r>
+        <w:rPr>
+          <w:rFonts w:ascii="Consolas" w:hAnsi="Consolas"/>
+          <w:color w:val="333333"/>
+          <w:sz w:val="18"/>
+        </w:rPr>
+        <w:t>expected_return</w:t>
+      </w:r>
+      <w:r>
+        <w:t>. **The athlete is not told which injury, or when they are</w:t>
+      </w:r>
+    </w:p>
+    <w:p>
+      <w:r>
+        <w:t xml:space="preserve">   expected back**, and the data to tell them is already in memory on the server.</w:t>
+      </w:r>
+    </w:p>
+    <w:p>
+      <w:pPr>
+        <w:pStyle w:val="ListNumber"/>
+      </w:pPr>
+      <w:r>
+        <w:rPr>
+          <w:b/>
+        </w:rPr>
+        <w:t>The recovery stage is not even fetched.</w:t>
+      </w:r>
+      <w:r>
+        <w:t xml:space="preserve"> </w:t>
+      </w:r>
+      <w:r>
+        <w:rPr>
+          <w:rFonts w:ascii="Consolas" w:hAnsi="Consolas"/>
+          <w:color w:val="333333"/>
+          <w:sz w:val="18"/>
+        </w:rPr>
+        <w:t>fetchOpenInjuries</w:t>
+      </w:r>
+    </w:p>
+    <w:p>
+      <w:r>
+        <w:t xml:space="preserve">   (</w:t>
+      </w:r>
+      <w:r>
+        <w:rPr>
+          <w:rFonts w:ascii="Consolas" w:hAnsi="Consolas"/>
+          <w:color w:val="333333"/>
+          <w:sz w:val="18"/>
+        </w:rPr>
+        <w:t>availability.ts:83</w:t>
+      </w:r>
+      <w:r>
+        <w:t xml:space="preserve">) selects six columns and </w:t>
+      </w:r>
+      <w:r>
+        <w:rPr>
+          <w:rFonts w:ascii="Consolas" w:hAnsi="Consolas"/>
+          <w:color w:val="333333"/>
+          <w:sz w:val="18"/>
+        </w:rPr>
+        <w:t>status</w:t>
+      </w:r>
+      <w:r>
+        <w:t xml:space="preserve"> is not among them, so</w:t>
+      </w:r>
+    </w:p>
+    <w:p>
+      <w:r>
+        <w:t xml:space="preserve">   </w:t>
+      </w:r>
+      <w:r>
+        <w:rPr>
+          <w:rFonts w:ascii="Consolas" w:hAnsi="Consolas"/>
+          <w:color w:val="333333"/>
+          <w:sz w:val="18"/>
+        </w:rPr>
+        <w:t>open</w:t>
+      </w:r>
+      <w:r>
+        <w:t xml:space="preserve"> / </w:t>
+      </w:r>
+      <w:r>
+        <w:rPr>
+          <w:rFonts w:ascii="Consolas" w:hAnsi="Consolas"/>
+          <w:color w:val="333333"/>
+          <w:sz w:val="18"/>
+        </w:rPr>
+        <w:t>rehab</w:t>
+      </w:r>
+      <w:r>
+        <w:t xml:space="preserve"> / </w:t>
+      </w:r>
+      <w:r>
+        <w:rPr>
+          <w:rFonts w:ascii="Consolas" w:hAnsi="Consolas"/>
+          <w:color w:val="333333"/>
+          <w:sz w:val="18"/>
+        </w:rPr>
+        <w:t>return_to_play</w:t>
+      </w:r>
+      <w:r>
+        <w:t xml:space="preserve"> never leaves the database. This is the</w:t>
+      </w:r>
+    </w:p>
+    <w:p>
+      <w:r>
+        <w:t xml:space="preserve">   whole of G-A2.</w:t>
+      </w:r>
+    </w:p>
+    <w:p>
+      <w:pPr>
+        <w:pStyle w:val="ListNumber"/>
+      </w:pPr>
+      <w:r>
+        <w:rPr>
+          <w:b/>
+        </w:rPr>
+        <w:t>`injury_clinical_athlete_view` has never been read by any code.</w:t>
+      </w:r>
+      <w:r>
+        <w:t xml:space="preserve"> Zero</w:t>
+      </w:r>
+    </w:p>
+    <w:p>
+      <w:r>
+        <w:t xml:space="preserve">   references in </w:t>
+      </w:r>
+      <w:r>
+        <w:rPr>
+          <w:rFonts w:ascii="Consolas" w:hAnsi="Consolas"/>
+          <w:color w:val="333333"/>
+          <w:sz w:val="18"/>
+        </w:rPr>
+        <w:t>src/</w:t>
+      </w:r>
+      <w:r>
+        <w:t xml:space="preserve"> outside the generated types and two comments. The club</w:t>
+      </w:r>
+    </w:p>
+    <w:p>
+      <w:r>
+        <w:t xml:space="preserve">   has already decided, in a definer-rights view, that an athlete may see their</w:t>
+      </w:r>
+    </w:p>
+    <w:p>
+      <w:r>
+        <w:t xml:space="preserve">   own diagnosis, mechanism, severity, tissue type, imaging, referral and</w:t>
+      </w:r>
+    </w:p>
+    <w:p>
+      <w:r>
+        <w:t xml:space="preserve">   treatment plan, withholding only </w:t>
+      </w:r>
+      <w:r>
+        <w:rPr>
+          <w:rFonts w:ascii="Consolas" w:hAnsi="Consolas"/>
+          <w:color w:val="333333"/>
+          <w:sz w:val="18"/>
+        </w:rPr>
+        <w:t>clinical_notes</w:t>
+      </w:r>
+      <w:r>
+        <w:t>. None of it reaches them.</w:t>
+      </w:r>
+    </w:p>
+    <w:p>
+      <w:r>
+        <w:rPr>
+          <w:b/>
+        </w:rPr>
+        <w:t>Why it still matters.</w:t>
+      </w:r>
+      <w:r>
+        <w:t xml:space="preserve"> On scratch today, Adam Selby is </w:t>
+      </w:r>
+      <w:r>
+        <w:rPr>
+          <w:rFonts w:ascii="Consolas" w:hAnsi="Consolas"/>
+          <w:color w:val="333333"/>
+          <w:sz w:val="18"/>
+        </w:rPr>
+        <w:t>modified</w:t>
+      </w:r>
+      <w:r>
+        <w:t xml:space="preserve"> with a head</w:t>
+      </w:r>
+    </w:p>
+    <w:p>
+      <w:r>
+        <w:t xml:space="preserve">injury at </w:t>
+      </w:r>
+      <w:r>
+        <w:rPr>
+          <w:rFonts w:ascii="Consolas" w:hAnsi="Consolas"/>
+          <w:color w:val="333333"/>
+          <w:sz w:val="18"/>
+        </w:rPr>
+        <w:t>return_to_play</w:t>
+      </w:r>
+      <w:r>
+        <w:t>, with a restrictions field reading "return to play</w:t>
+      </w:r>
+    </w:p>
+    <w:p>
+      <w:r>
+        <w:t>protocol, stage 3 of 6; no contact; no collision drills". That athlete is told the</w:t>
+      </w:r>
+    </w:p>
+    <w:p>
+      <w:r>
+        <w:t>restrictions. They are not told they are on a graduated concussion protocol, which</w:t>
+      </w:r>
+    </w:p>
+    <w:p>
+      <w:r>
+        <w:t>stage of six the club thinks they are at, or when they are expected back — and the</w:t>
+      </w:r>
+    </w:p>
+    <w:p>
+      <w:r>
+        <w:t>first two are only legible because somebody typed them into a free-text field</w:t>
+      </w:r>
+    </w:p>
+    <w:p>
+      <w:r>
+        <w:t>that happens to be displayed.</w:t>
       </w:r>
     </w:p>
     <w:p>
@@ -35047,17 +36414,893 @@
         <w:pStyle w:val="Heading4"/>
       </w:pPr>
       <w:r>
-        <w:t>G-A2. Return to play progression is invisible to the athlete. HIGH.</w:t>
-      </w:r>
-    </w:p>
-    <w:p>
-      <w:r>
-        <w:t>Same cause as G-A1, listed separately because it is the flow a rehabbing player</w:t>
-      </w:r>
-    </w:p>
-    <w:p>
-      <w:r>
-        <w:t>cares about most and it has no screen at all.</w:t>
+        <w:t>Tier 1 and Tier 2: what was decided and built, 2026-09-08</w:t>
+      </w:r>
+    </w:p>
+    <w:p>
+      <w:r>
+        <w:rPr>
+          <w:b/>
+        </w:rPr>
+        <w:t>Tier 1 is built and deployed.</w:t>
+      </w:r>
+      <w:r>
+        <w:t xml:space="preserve"> The availability banner carries the injury, its</w:t>
+      </w:r>
+    </w:p>
+    <w:p>
+      <w:r>
+        <w:t>recovery stage and an expected return date. No new screen and no migration: the</w:t>
+      </w:r>
+    </w:p>
+    <w:p>
+      <w:r>
+        <w:t xml:space="preserve">injury was already fetched on every Today load and discarded, and </w:t>
+      </w:r>
+      <w:r>
+        <w:rPr>
+          <w:rFonts w:ascii="Consolas" w:hAnsi="Consolas"/>
+          <w:color w:val="333333"/>
+          <w:sz w:val="18"/>
+        </w:rPr>
+        <w:t>status</w:t>
+      </w:r>
+      <w:r>
+        <w:t xml:space="preserve"> was</w:t>
+      </w:r>
+    </w:p>
+    <w:p>
+      <w:r>
+        <w:t>one column short of being selected.</w:t>
+      </w:r>
+    </w:p>
+    <w:p>
+      <w:r>
+        <w:rPr>
+          <w:b/>
+        </w:rPr>
+        <w:t>Tier 2 is built, diagnosis only.</w:t>
+      </w:r>
+      <w:r>
+        <w:t xml:space="preserve"> Confirmed by Isabella after looking at</w:t>
+      </w:r>
+    </w:p>
+    <w:p>
+      <w:r>
+        <w:t>diagnosis-only on a real record through a temporary local-only preview, which has</w:t>
+      </w:r>
+    </w:p>
+    <w:p>
+      <w:r>
+        <w:t>since been deleted.</w:t>
+      </w:r>
+    </w:p>
+    <w:p>
+      <w:r>
+        <w:rPr>
+          <w:b/>
+        </w:rPr>
+        <w:t>THE CONFIRMED SCOPE IS TWO FIELDS OF SEVEN</w:t>
+      </w:r>
+      <w:r>
+        <w:t>, each confirmed separately after</w:t>
+      </w:r>
+    </w:p>
+    <w:p>
+      <w:r>
+        <w:t>looking at the real text on a real record.</w:t>
+      </w:r>
+    </w:p>
+    <w:tbl>
+      <w:tblPr>
+        <w:tblStyle w:val="LightGrid-Accent1"/>
+        <w:tblW w:type="auto" w:w="0"/>
+        <w:tblLook w:firstColumn="1" w:firstRow="1" w:lastColumn="0" w:lastRow="0" w:noHBand="0" w:noVBand="1" w:val="04A0"/>
+      </w:tblPr>
+      <w:tblGrid>
+        <w:gridCol w:w="2880"/>
+        <w:gridCol w:w="2880"/>
+        <w:gridCol w:w="2880"/>
+      </w:tblGrid>
+      <w:tr>
+        <w:tc>
+          <w:tcPr>
+            <w:tcW w:type="dxa" w:w="2880"/>
+          </w:tcPr>
+          <w:p>
+            <w:r>
+              <w:rPr>
+                <w:b/>
+              </w:rPr>
+              <w:t>Field</w:t>
+            </w:r>
+          </w:p>
+        </w:tc>
+        <w:tc>
+          <w:tcPr>
+            <w:tcW w:type="dxa" w:w="2880"/>
+          </w:tcPr>
+          <w:p>
+            <w:r>
+              <w:rPr>
+                <w:b/>
+              </w:rPr>
+              <w:t>On the athlete's screen</w:t>
+            </w:r>
+          </w:p>
+        </w:tc>
+        <w:tc>
+          <w:tcPr>
+            <w:tcW w:type="dxa" w:w="2880"/>
+          </w:tcPr>
+          <w:p>
+            <w:r>
+              <w:rPr>
+                <w:b/>
+              </w:rPr>
+              <w:t>Why</w:t>
+            </w:r>
+          </w:p>
+        </w:tc>
+      </w:tr>
+      <w:tr>
+        <w:tc>
+          <w:tcPr>
+            <w:tcW w:type="dxa" w:w="2880"/>
+          </w:tcPr>
+          <w:p>
+            <w:r>
+              <w:rPr>
+                <w:rFonts w:ascii="Consolas" w:hAnsi="Consolas"/>
+                <w:color w:val="333333"/>
+                <w:sz w:val="18"/>
+              </w:rPr>
+              <w:t>diagnosis</w:t>
+            </w:r>
+          </w:p>
+        </w:tc>
+        <w:tc>
+          <w:tcPr>
+            <w:tcW w:type="dxa" w:w="2880"/>
+          </w:tcPr>
+          <w:p>
+            <w:r>
+              <w:rPr>
+                <w:b/>
+              </w:rPr>
+              <w:t>Yes</w:t>
+            </w:r>
+          </w:p>
+        </w:tc>
+        <w:tc>
+          <w:tcPr>
+            <w:tcW w:type="dxa" w:w="2880"/>
+          </w:tcPr>
+          <w:p>
+            <w:r>
+              <w:t>Confirmed 2026-09-08 after review on screen</w:t>
+            </w:r>
+          </w:p>
+        </w:tc>
+      </w:tr>
+      <w:tr>
+        <w:tc>
+          <w:tcPr>
+            <w:tcW w:type="dxa" w:w="2880"/>
+          </w:tcPr>
+          <w:p>
+            <w:r>
+              <w:rPr>
+                <w:rFonts w:ascii="Consolas" w:hAnsi="Consolas"/>
+                <w:color w:val="333333"/>
+                <w:sz w:val="18"/>
+              </w:rPr>
+              <w:t>mechanism</w:t>
+            </w:r>
+          </w:p>
+        </w:tc>
+        <w:tc>
+          <w:tcPr>
+            <w:tcW w:type="dxa" w:w="2880"/>
+          </w:tcPr>
+          <w:p>
+            <w:r>
+              <w:rPr>
+                <w:b/>
+              </w:rPr>
+              <w:t>Yes</w:t>
+            </w:r>
+          </w:p>
+        </w:tc>
+        <w:tc>
+          <w:tcPr>
+            <w:tcW w:type="dxa" w:w="2880"/>
+          </w:tcPr>
+          <w:p>
+            <w:r>
+              <w:t>Confirmed 2026-09-08, after reading every mechanism on file rather than one sample. They are short factual phrases under ten words — "Inversion in a ruck", "Gradual onset, overload"</w:t>
+            </w:r>
+          </w:p>
+        </w:tc>
+      </w:tr>
+      <w:tr>
+        <w:tc>
+          <w:tcPr>
+            <w:tcW w:type="dxa" w:w="2880"/>
+          </w:tcPr>
+          <w:p>
+            <w:r>
+              <w:rPr>
+                <w:rFonts w:ascii="Consolas" w:hAnsi="Consolas"/>
+                <w:color w:val="333333"/>
+                <w:sz w:val="18"/>
+              </w:rPr>
+              <w:t>imaging</w:t>
+            </w:r>
+          </w:p>
+        </w:tc>
+        <w:tc>
+          <w:tcPr>
+            <w:tcW w:type="dxa" w:w="2880"/>
+          </w:tcPr>
+          <w:p>
+            <w:r>
+              <w:t>No</w:t>
+            </w:r>
+          </w:p>
+        </w:tc>
+        <w:tc>
+          <w:tcPr>
+            <w:tcW w:type="dxa" w:w="2880"/>
+          </w:tcPr>
+          <w:p>
+            <w:r>
+              <w:t>Held back, a bigger step than the DB permission implies</w:t>
+            </w:r>
+          </w:p>
+        </w:tc>
+      </w:tr>
+      <w:tr>
+        <w:tc>
+          <w:tcPr>
+            <w:tcW w:type="dxa" w:w="2880"/>
+          </w:tcPr>
+          <w:p>
+            <w:r>
+              <w:rPr>
+                <w:rFonts w:ascii="Consolas" w:hAnsi="Consolas"/>
+                <w:color w:val="333333"/>
+                <w:sz w:val="18"/>
+              </w:rPr>
+              <w:t>treatment_plan</w:t>
+            </w:r>
+          </w:p>
+        </w:tc>
+        <w:tc>
+          <w:tcPr>
+            <w:tcW w:type="dxa" w:w="2880"/>
+          </w:tcPr>
+          <w:p>
+            <w:r>
+              <w:t>No</w:t>
+            </w:r>
+          </w:p>
+        </w:tc>
+        <w:tc>
+          <w:tcPr>
+            <w:tcW w:type="dxa" w:w="2880"/>
+          </w:tcPr>
+          <w:p>
+            <w:r>
+              <w:t>Held back, same reason</w:t>
+            </w:r>
+          </w:p>
+        </w:tc>
+      </w:tr>
+      <w:tr>
+        <w:tc>
+          <w:tcPr>
+            <w:tcW w:type="dxa" w:w="2880"/>
+          </w:tcPr>
+          <w:p>
+            <w:r>
+              <w:rPr>
+                <w:rFonts w:ascii="Consolas" w:hAnsi="Consolas"/>
+                <w:color w:val="333333"/>
+                <w:sz w:val="18"/>
+              </w:rPr>
+              <w:t>severity</w:t>
+            </w:r>
+            <w:r>
+              <w:t xml:space="preserve">, </w:t>
+            </w:r>
+            <w:r>
+              <w:rPr>
+                <w:rFonts w:ascii="Consolas" w:hAnsi="Consolas"/>
+                <w:color w:val="333333"/>
+                <w:sz w:val="18"/>
+              </w:rPr>
+              <w:t>tissue_type</w:t>
+            </w:r>
+            <w:r>
+              <w:t xml:space="preserve">, </w:t>
+            </w:r>
+            <w:r>
+              <w:rPr>
+                <w:rFonts w:ascii="Consolas" w:hAnsi="Consolas"/>
+                <w:color w:val="333333"/>
+                <w:sz w:val="18"/>
+              </w:rPr>
+              <w:t>referral</w:t>
+            </w:r>
+          </w:p>
+        </w:tc>
+        <w:tc>
+          <w:tcPr>
+            <w:tcW w:type="dxa" w:w="2880"/>
+          </w:tcPr>
+          <w:p>
+            <w:r>
+              <w:t>No</w:t>
+            </w:r>
+          </w:p>
+        </w:tc>
+        <w:tc>
+          <w:tcPr>
+            <w:tcW w:type="dxa" w:w="2880"/>
+          </w:tcPr>
+          <w:p>
+            <w:r>
+              <w:t>Not requested, not shown</w:t>
+            </w:r>
+          </w:p>
+        </w:tc>
+      </w:tr>
+      <w:tr>
+        <w:tc>
+          <w:tcPr>
+            <w:tcW w:type="dxa" w:w="2880"/>
+          </w:tcPr>
+          <w:p>
+            <w:r>
+              <w:rPr>
+                <w:rFonts w:ascii="Consolas" w:hAnsi="Consolas"/>
+                <w:color w:val="333333"/>
+                <w:sz w:val="18"/>
+              </w:rPr>
+              <w:t>clinical_notes</w:t>
+            </w:r>
+          </w:p>
+        </w:tc>
+        <w:tc>
+          <w:tcPr>
+            <w:tcW w:type="dxa" w:w="2880"/>
+          </w:tcPr>
+          <w:p>
+            <w:r>
+              <w:t>No</w:t>
+            </w:r>
+          </w:p>
+        </w:tc>
+        <w:tc>
+          <w:tcPr>
+            <w:tcW w:type="dxa" w:w="2880"/>
+          </w:tcPr>
+          <w:p>
+            <w:r>
+              <w:t>Not a column of the view at all</w:t>
+            </w:r>
+          </w:p>
+        </w:tc>
+      </w:tr>
+    </w:tbl>
+    <w:p/>
+    <w:p>
+      <w:r>
+        <w:rPr>
+          <w:b/>
+        </w:rPr>
+        <w:t>The database stays more permissive than the screen, deliberately.</w:t>
+      </w:r>
+    </w:p>
+    <w:p>
+      <w:r>
+        <w:rPr>
+          <w:rFonts w:ascii="Consolas" w:hAnsi="Consolas"/>
+          <w:color w:val="333333"/>
+          <w:sz w:val="18"/>
+        </w:rPr>
+        <w:t>injury_clinical_athlete_view</w:t>
+      </w:r>
+      <w:r>
+        <w:t xml:space="preserve"> still exposes all seven fields to an adult</w:t>
+      </w:r>
+    </w:p>
+    <w:p>
+      <w:r>
+        <w:t xml:space="preserve">athlete; </w:t>
+      </w:r>
+      <w:r>
+        <w:rPr>
+          <w:rFonts w:ascii="Consolas" w:hAnsi="Consolas"/>
+          <w:color w:val="333333"/>
+          <w:sz w:val="18"/>
+        </w:rPr>
+        <w:t>fetchAthleteInjuryClinical</w:t>
+      </w:r>
+      <w:r>
+        <w:t xml:space="preserve"> selects two. That gap is the design, not an</w:t>
+      </w:r>
+    </w:p>
+    <w:p>
+      <w:r>
+        <w:t>oversight: the restraint lives in one select list where the next decision can be</w:t>
+      </w:r>
+    </w:p>
+    <w:p>
+      <w:r>
+        <w:t xml:space="preserve">read and changed. </w:t>
+      </w:r>
+      <w:r>
+        <w:rPr>
+          <w:rFonts w:ascii="Consolas" w:hAnsi="Consolas"/>
+          <w:color w:val="333333"/>
+          <w:sz w:val="18"/>
+        </w:rPr>
+        <w:t>scripts/test-injury-clinical.ts</w:t>
+      </w:r>
+      <w:r>
+        <w:t xml:space="preserve"> therefore asserts the five</w:t>
+      </w:r>
+    </w:p>
+    <w:p>
+      <w:r>
+        <w:t>columns NOT selected — asserting the two shown fields appear would pass just as</w:t>
+      </w:r>
+    </w:p>
+    <w:p>
+      <w:r>
+        <w:t>well if all seven were fetched.</w:t>
+      </w:r>
+    </w:p>
+    <w:p>
+      <w:r>
+        <w:t>**</w:t>
+      </w:r>
+      <w:r>
+        <w:rPr>
+          <w:rFonts w:ascii="Consolas" w:hAnsi="Consolas"/>
+          <w:color w:val="333333"/>
+          <w:sz w:val="18"/>
+        </w:rPr>
+        <w:t>mechanism</w:t>
+      </w:r>
+      <w:r>
+        <w:t xml:space="preserve"> has no format constraint and its athlete-safety rests on data-entry</w:t>
+      </w:r>
+    </w:p>
+    <w:p>
+      <w:r>
+        <w:t>discipline rather than on anything in the code. See G-A13 below.**</w:t>
+      </w:r>
+    </w:p>
+    <w:p>
+      <w:r>
+        <w:rPr>
+          <w:b/>
+        </w:rPr>
+        <w:t>The age gate is in the database, and it had to be.</w:t>
+      </w:r>
+      <w:r>
+        <w:t xml:space="preserve"> Migration </w:t>
+      </w:r>
+      <w:r>
+        <w:rPr>
+          <w:rFonts w:ascii="Consolas" w:hAnsi="Consolas"/>
+          <w:color w:val="333333"/>
+          <w:sz w:val="18"/>
+        </w:rPr>
+        <w:t>0093</w:t>
+      </w:r>
+      <w:r>
+        <w:t xml:space="preserve"> adds the</w:t>
+      </w:r>
+    </w:p>
+    <w:p>
+      <w:r>
+        <w:t xml:space="preserve">predicate to the view. It does NOT call </w:t>
+      </w:r>
+      <w:r>
+        <w:rPr>
+          <w:rFonts w:ascii="Consolas" w:hAnsi="Consolas"/>
+          <w:color w:val="333333"/>
+          <w:sz w:val="18"/>
+        </w:rPr>
+        <w:t>athlete_is_minor()</w:t>
+      </w:r>
+      <w:r>
+        <w:t>, which was the first</w:t>
+      </w:r>
+    </w:p>
+    <w:p>
+      <w:r>
+        <w:t xml:space="preserve">attempt: that function is SECURITY DEFINER with EXECUTE granted to </w:t>
+      </w:r>
+      <w:r>
+        <w:rPr>
+          <w:rFonts w:ascii="Consolas" w:hAnsi="Consolas"/>
+          <w:color w:val="333333"/>
+          <w:sz w:val="18"/>
+        </w:rPr>
+        <w:t>postgres</w:t>
+      </w:r>
+      <w:r>
+        <w:t xml:space="preserve"> and</w:t>
+      </w:r>
+    </w:p>
+    <w:p>
+      <w:r>
+        <w:rPr>
+          <w:rFonts w:ascii="Consolas" w:hAnsi="Consolas"/>
+          <w:color w:val="333333"/>
+          <w:sz w:val="18"/>
+        </w:rPr>
+        <w:t>service_role</w:t>
+      </w:r>
+      <w:r>
+        <w:t xml:space="preserve"> only, and a view's owner rights cover the TABLES it reads while</w:t>
+      </w:r>
+    </w:p>
+    <w:p>
+      <w:r>
+        <w:t>EXECUTE on a function it calls is still checked against the caller — so an</w:t>
+      </w:r>
+    </w:p>
+    <w:p>
+      <w:r>
+        <w:t xml:space="preserve">owner-rights view calling it fails for </w:t>
+      </w:r>
+      <w:r>
+        <w:rPr>
+          <w:rFonts w:ascii="Consolas" w:hAnsi="Consolas"/>
+          <w:color w:val="333333"/>
+          <w:sz w:val="18"/>
+        </w:rPr>
+        <w:t>authenticated</w:t>
+      </w:r>
+      <w:r>
+        <w:t xml:space="preserve"> exactly as application</w:t>
+      </w:r>
+    </w:p>
+    <w:p>
+      <w:r>
+        <w:t xml:space="preserve">code would. The view expands the same rule from </w:t>
+      </w:r>
+      <w:r>
+        <w:rPr>
+          <w:rFonts w:ascii="Consolas" w:hAnsi="Consolas"/>
+          <w:color w:val="333333"/>
+          <w:sz w:val="18"/>
+        </w:rPr>
+        <w:t>athlete_age_years</w:t>
+      </w:r>
+      <w:r>
+        <w:t>, which is not</w:t>
+      </w:r>
+    </w:p>
+    <w:p>
+      <w:r>
+        <w:t xml:space="preserve">definer and which </w:t>
+      </w:r>
+      <w:r>
+        <w:rPr>
+          <w:rFonts w:ascii="Consolas" w:hAnsi="Consolas"/>
+          <w:color w:val="333333"/>
+          <w:sz w:val="18"/>
+        </w:rPr>
+        <w:t>athlete_age_view</w:t>
+      </w:r>
+      <w:r>
+        <w:t xml:space="preserve"> already uses to expose </w:t>
+      </w:r>
+      <w:r>
+        <w:rPr>
+          <w:rFonts w:ascii="Consolas" w:hAnsi="Consolas"/>
+          <w:color w:val="333333"/>
+          <w:sz w:val="18"/>
+        </w:rPr>
+        <w:t>is_minor</w:t>
+      </w:r>
+      <w:r>
+        <w:t xml:space="preserve"> to</w:t>
+      </w:r>
+    </w:p>
+    <w:p>
+      <w:r>
+        <w:t xml:space="preserve">athletes. Test </w:t>
+      </w:r>
+      <w:r>
+        <w:rPr>
+          <w:rFonts w:ascii="Consolas" w:hAnsi="Consolas"/>
+          <w:color w:val="333333"/>
+          <w:sz w:val="18"/>
+        </w:rPr>
+        <w:t>490</w:t>
+      </w:r>
+      <w:r>
+        <w:t xml:space="preserve"> pins the two to each other at the boundary, one day short of</w:t>
+      </w:r>
+    </w:p>
+    <w:p>
+      <w:r>
+        <w:t>eighteen, because the threshold now appears in three places.</w:t>
+      </w:r>
+    </w:p>
+    <w:p>
+      <w:r>
+        <w:rPr>
+          <w:b/>
+        </w:rPr>
+        <w:t>Two things found while building the gate, both worth knowing:</w:t>
+      </w:r>
+    </w:p>
+    <w:p>
+      <w:pPr>
+        <w:pStyle w:val="ListNumber"/>
+      </w:pPr>
+      <w:r>
+        <w:rPr>
+          <w:b/>
+        </w:rPr>
+        <w:t>A linked athlete cannot have a null date of birth.</w:t>
+      </w:r>
+      <w:r>
+        <w:t xml:space="preserve"> The check constraint</w:t>
+      </w:r>
+    </w:p>
+    <w:p>
+      <w:r>
+        <w:t xml:space="preserve">   </w:t>
+      </w:r>
+      <w:r>
+        <w:rPr>
+          <w:rFonts w:ascii="Consolas" w:hAnsi="Consolas"/>
+          <w:color w:val="333333"/>
+          <w:sz w:val="18"/>
+        </w:rPr>
+        <w:t>athletes_dob_required_when_linked</w:t>
+      </w:r>
+      <w:r>
+        <w:t xml:space="preserve"> refuses it, and the view only returns rows</w:t>
+      </w:r>
+    </w:p>
+    <w:p>
+      <w:r>
+        <w:t xml:space="preserve">   where </w:t>
+      </w:r>
+      <w:r>
+        <w:rPr>
+          <w:rFonts w:ascii="Consolas" w:hAnsi="Consolas"/>
+          <w:color w:val="333333"/>
+          <w:sz w:val="18"/>
+        </w:rPr>
+        <w:t>user_id is not null</w:t>
+      </w:r>
+      <w:r>
+        <w:t>. The "fails safe on unknown age" case is therefore</w:t>
+      </w:r>
+    </w:p>
+    <w:p>
+      <w:r>
+        <w:t xml:space="preserve">   unreachable for this view's whole population. The view still carries its own</w:t>
+      </w:r>
+    </w:p>
+    <w:p>
+      <w:r>
+        <w:t xml:space="preserve">   </w:t>
+      </w:r>
+      <w:r>
+        <w:rPr>
+          <w:rFonts w:ascii="Consolas" w:hAnsi="Consolas"/>
+          <w:color w:val="333333"/>
+          <w:sz w:val="18"/>
+        </w:rPr>
+        <w:t>is not null</w:t>
+      </w:r>
+      <w:r>
+        <w:t xml:space="preserve"> test, so relaxing the constraint would not open the gate, and</w:t>
+      </w:r>
+    </w:p>
+    <w:p>
+      <w:r>
+        <w:t xml:space="preserve">   490 asserts both facts rather than asserting behaviour for a row that cannot</w:t>
+      </w:r>
+    </w:p>
+    <w:p>
+      <w:r>
+        <w:t xml:space="preserve">   exist.</w:t>
+      </w:r>
+    </w:p>
+    <w:p>
+      <w:pPr>
+        <w:pStyle w:val="ListNumber"/>
+      </w:pPr>
+      <w:r>
+        <w:rPr>
+          <w:b/>
+        </w:rPr>
+        <w:t>The gate covers clinical detail only.</w:t>
+      </w:r>
+      <w:r>
+        <w:t xml:space="preserve"> A minor still sees the availability</w:t>
+      </w:r>
+    </w:p>
+    <w:p>
+      <w:r>
+        <w:t xml:space="preserve">   banner and the injury line — body area, recovery stage, expected return —</w:t>
+      </w:r>
+    </w:p>
+    <w:p>
+      <w:r>
+        <w:t xml:space="preserve">   because those come from </w:t>
+      </w:r>
+      <w:r>
+        <w:rPr>
+          <w:rFonts w:ascii="Consolas" w:hAnsi="Consolas"/>
+          <w:color w:val="333333"/>
+          <w:sz w:val="18"/>
+        </w:rPr>
+        <w:t>injuries</w:t>
+      </w:r>
+      <w:r>
+        <w:t>, which is the general tier a coach also</w:t>
+      </w:r>
+    </w:p>
+    <w:p>
+      <w:r>
+        <w:t xml:space="preserve">   reads. Verified on screen: a sixteen-year-old Selby sees "Head · Return to</w:t>
+      </w:r>
+    </w:p>
+    <w:p>
+      <w:r>
+        <w:t xml:space="preserve">   play" and no diagnosis. That split is deliberate, and it is the right one:</w:t>
+      </w:r>
+    </w:p>
+    <w:p>
+      <w:r>
+        <w:t xml:space="preserve">   withholding the general tier would leave a minor unable to learn they are</w:t>
+      </w:r>
+    </w:p>
+    <w:p>
+      <w:r>
+        <w:t xml:space="preserve">   injured at all.</w:t>
+      </w:r>
+    </w:p>
+    <w:p>
+      <w:r>
+        <w:rPr>
+          <w:b/>
+        </w:rPr>
+        <w:t>Still open, and not blocking:</w:t>
+      </w:r>
+      <w:r>
+        <w:t xml:space="preserve"> what a minor sees INSTEAD of the diagnosis.</w:t>
+      </w:r>
+    </w:p>
+    <w:p>
+      <w:r>
+        <w:t>Nothing is the safe default and is what is built. The component renders no</w:t>
+      </w:r>
+    </w:p>
+    <w:p>
+      <w:r>
+        <w:t>"withheld" message on purpose — an athlete told something is being withheld</w:t>
+      </w:r>
+    </w:p>
+    <w:p>
+      <w:r>
+        <w:t>learns the withheld thing exists, which for a minor is the disclosure the gate</w:t>
+      </w:r>
+    </w:p>
+    <w:p>
+      <w:r>
+        <w:t>prevents.</w:t>
+      </w:r>
+    </w:p>
+    <w:p>
+      <w:pPr>
+        <w:pStyle w:val="Heading4"/>
+      </w:pPr>
+      <w:r>
+        <w:t>G-A2. Return-to-play progression is invisible. MEDIUM.</w:t>
+      </w:r>
+    </w:p>
+    <w:p>
+      <w:r>
+        <w:t xml:space="preserve">Not a separate screen problem. </w:t>
+      </w:r>
+      <w:r>
+        <w:rPr>
+          <w:rFonts w:ascii="Consolas" w:hAnsi="Consolas"/>
+          <w:color w:val="333333"/>
+          <w:sz w:val="18"/>
+        </w:rPr>
+        <w:t>injuries.status</w:t>
+      </w:r>
+      <w:r>
+        <w:t xml:space="preserve"> carries </w:t>
+      </w:r>
+      <w:r>
+        <w:rPr>
+          <w:rFonts w:ascii="Consolas" w:hAnsi="Consolas"/>
+          <w:color w:val="333333"/>
+          <w:sz w:val="18"/>
+        </w:rPr>
+        <w:t>open</w:t>
+      </w:r>
+      <w:r>
+        <w:t xml:space="preserve">, </w:t>
+      </w:r>
+      <w:r>
+        <w:rPr>
+          <w:rFonts w:ascii="Consolas" w:hAnsi="Consolas"/>
+          <w:color w:val="333333"/>
+          <w:sz w:val="18"/>
+        </w:rPr>
+        <w:t>rehab</w:t>
+      </w:r>
+      <w:r>
+        <w:t xml:space="preserve"> and</w:t>
+      </w:r>
+    </w:p>
+    <w:p>
+      <w:r>
+        <w:rPr>
+          <w:rFonts w:ascii="Consolas" w:hAnsi="Consolas"/>
+          <w:color w:val="333333"/>
+          <w:sz w:val="18"/>
+        </w:rPr>
+        <w:t>return_to_play</w:t>
+      </w:r>
+      <w:r>
+        <w:t xml:space="preserve"> and is not selected by the athlete's query. Structured stage</w:t>
+      </w:r>
+    </w:p>
+    <w:p>
+      <w:r>
+        <w:t>data (</w:t>
+      </w:r>
+      <w:r>
+        <w:rPr>
+          <w:rFonts w:ascii="Consolas" w:hAnsi="Consolas"/>
+          <w:color w:val="333333"/>
+          <w:sz w:val="18"/>
+        </w:rPr>
+        <w:t>stage 3 of 6</w:t>
+      </w:r>
+      <w:r>
+        <w:t>) does not exist as a column anywhere — where it exists at</w:t>
+      </w:r>
+    </w:p>
+    <w:p>
+      <w:r>
+        <w:t xml:space="preserve">all it is free text inside </w:t>
+      </w:r>
+      <w:r>
+        <w:rPr>
+          <w:rFonts w:ascii="Consolas" w:hAnsi="Consolas"/>
+          <w:color w:val="333333"/>
+          <w:sz w:val="18"/>
+        </w:rPr>
+        <w:t>availability.restrictions</w:t>
+      </w:r>
+      <w:r>
+        <w:t>. Surfacing the status is</w:t>
+      </w:r>
+    </w:p>
+    <w:p>
+      <w:r>
+        <w:t>small; surfacing a real protocol stage is a data-model question, not a screen.</w:t>
       </w:r>
     </w:p>
     <w:p>
@@ -35653,6 +37896,389 @@
     <w:p>
       <w:r>
         <w:t>academy player with no email does.**</w:t>
+      </w:r>
+    </w:p>
+    <w:p>
+      <w:pPr>
+        <w:pStyle w:val="Heading4"/>
+      </w:pPr>
+      <w:r>
+        <w:t xml:space="preserve">G-A13. </w:t>
+      </w:r>
+      <w:r>
+        <w:rPr>
+          <w:rFonts w:ascii="Consolas" w:hAnsi="Consolas"/>
+          <w:color w:val="333333"/>
+          <w:sz w:val="18"/>
+        </w:rPr>
+        <w:t>mechanism</w:t>
+      </w:r>
+      <w:r>
+        <w:t xml:space="preserve"> is athlete-visible and unconstrained. MEDIUM, and it is a process gap before it is a code one.</w:t>
+      </w:r>
+    </w:p>
+    <w:p>
+      <w:r>
+        <w:rPr>
+          <w:b/>
+        </w:rPr>
+        <w:t>What changed.</w:t>
+      </w:r>
+      <w:r>
+        <w:t xml:space="preserve"> As of 2026-09-08 </w:t>
+      </w:r>
+      <w:r>
+        <w:rPr>
+          <w:rFonts w:ascii="Consolas" w:hAnsi="Consolas"/>
+          <w:color w:val="333333"/>
+          <w:sz w:val="18"/>
+        </w:rPr>
+        <w:t>injury_clinical.mechanism</w:t>
+      </w:r>
+      <w:r>
+        <w:t xml:space="preserve"> renders on the</w:t>
+      </w:r>
+    </w:p>
+    <w:p>
+      <w:r>
+        <w:t>athlete's own Today screen, for any athlete 18 or over, alongside the diagnosis.</w:t>
+      </w:r>
+    </w:p>
+    <w:p>
+      <w:r>
+        <w:t>Before that date it was medical-only in practice, because no code read it.</w:t>
+      </w:r>
+    </w:p>
+    <w:p>
+      <w:r>
+        <w:rPr>
+          <w:b/>
+        </w:rPr>
+        <w:t>What constrains it: nothing.</w:t>
+      </w:r>
+    </w:p>
+    <w:tbl>
+      <w:tblPr>
+        <w:tblStyle w:val="LightGrid-Accent1"/>
+        <w:tblW w:type="auto" w:w="0"/>
+        <w:tblLook w:firstColumn="1" w:firstRow="1" w:lastColumn="0" w:lastRow="0" w:noHBand="0" w:noVBand="1" w:val="04A0"/>
+      </w:tblPr>
+      <w:tblGrid>
+        <w:gridCol w:w="4320"/>
+        <w:gridCol w:w="4320"/>
+      </w:tblGrid>
+      <w:tr>
+        <w:tc>
+          <w:tcPr>
+            <w:tcW w:type="dxa" w:w="4320"/>
+          </w:tcPr>
+          <w:p/>
+        </w:tc>
+        <w:tc>
+          <w:tcPr>
+            <w:tcW w:type="dxa" w:w="4320"/>
+          </w:tcPr>
+          <w:p/>
+        </w:tc>
+      </w:tr>
+      <w:tr>
+        <w:tc>
+          <w:tcPr>
+            <w:tcW w:type="dxa" w:w="4320"/>
+          </w:tcPr>
+          <w:p>
+            <w:r>
+              <w:t>Column type</w:t>
+            </w:r>
+          </w:p>
+        </w:tc>
+        <w:tc>
+          <w:tcPr>
+            <w:tcW w:type="dxa" w:w="4320"/>
+          </w:tcPr>
+          <w:p>
+            <w:r>
+              <w:rPr>
+                <w:rFonts w:ascii="Consolas" w:hAnsi="Consolas"/>
+                <w:color w:val="333333"/>
+                <w:sz w:val="18"/>
+              </w:rPr>
+              <w:t>text</w:t>
+            </w:r>
+            <w:r>
+              <w:t xml:space="preserve">, nullable — </w:t>
+            </w:r>
+            <w:r>
+              <w:rPr>
+                <w:b/>
+              </w:rPr>
+              <w:t>no length limit</w:t>
+            </w:r>
+          </w:p>
+        </w:tc>
+      </w:tr>
+      <w:tr>
+        <w:tc>
+          <w:tcPr>
+            <w:tcW w:type="dxa" w:w="4320"/>
+          </w:tcPr>
+          <w:p>
+            <w:r>
+              <w:t>Check constraints mentioning it</w:t>
+            </w:r>
+          </w:p>
+        </w:tc>
+        <w:tc>
+          <w:tcPr>
+            <w:tcW w:type="dxa" w:w="4320"/>
+          </w:tcPr>
+          <w:p>
+            <w:r>
+              <w:rPr>
+                <w:b/>
+              </w:rPr>
+              <w:t>none</w:t>
+            </w:r>
+          </w:p>
+        </w:tc>
+      </w:tr>
+      <w:tr>
+        <w:tc>
+          <w:tcPr>
+            <w:tcW w:type="dxa" w:w="4320"/>
+          </w:tcPr>
+          <w:p>
+            <w:r>
+              <w:t>Application validation</w:t>
+            </w:r>
+          </w:p>
+        </w:tc>
+        <w:tc>
+          <w:tcPr>
+            <w:tcW w:type="dxa" w:w="4320"/>
+          </w:tcPr>
+          <w:p>
+            <w:r>
+              <w:rPr>
+                <w:b/>
+              </w:rPr>
+              <w:t>none.</w:t>
+            </w:r>
+            <w:r>
+              <w:t xml:space="preserve"> </w:t>
+            </w:r>
+            <w:r>
+              <w:rPr>
+                <w:rFonts w:ascii="Consolas" w:hAnsi="Consolas"/>
+                <w:color w:val="333333"/>
+                <w:sz w:val="18"/>
+              </w:rPr>
+              <w:t>InjuryMedicalForm.tsx:202</w:t>
+            </w:r>
+            <w:r>
+              <w:t xml:space="preserve"> is a bare </w:t>
+            </w:r>
+            <w:r>
+              <w:rPr>
+                <w:rFonts w:ascii="Consolas" w:hAnsi="Consolas"/>
+                <w:color w:val="333333"/>
+                <w:sz w:val="18"/>
+              </w:rPr>
+              <w:t>&lt;input&gt;</w:t>
+            </w:r>
+            <w:r>
+              <w:t>; the only processing is `.trim() \</w:t>
+            </w:r>
+          </w:p>
+        </w:tc>
+      </w:tr>
+      <w:tr>
+        <w:tc>
+          <w:tcPr>
+            <w:tcW w:type="dxa" w:w="4320"/>
+          </w:tcPr>
+          <w:p>
+            <w:r>
+              <w:t>Guidance shown to the medic entering it</w:t>
+            </w:r>
+          </w:p>
+        </w:tc>
+        <w:tc>
+          <w:tcPr>
+            <w:tcW w:type="dxa" w:w="4320"/>
+          </w:tcPr>
+          <w:p>
+            <w:r>
+              <w:rPr>
+                <w:b/>
+              </w:rPr>
+              <w:t>none.</w:t>
+            </w:r>
+            <w:r>
+              <w:t xml:space="preserve"> The label reads "Mechanism" and nothing else</w:t>
+            </w:r>
+          </w:p>
+        </w:tc>
+      </w:tr>
+    </w:tbl>
+    <w:p/>
+    <w:p>
+      <w:r>
+        <w:rPr>
+          <w:b/>
+        </w:rPr>
+        <w:t>Why that matters now.</w:t>
+      </w:r>
+      <w:r>
+        <w:t xml:space="preserve"> The intended content is a factual description of how</w:t>
+      </w:r>
+    </w:p>
+    <w:p>
+      <w:r>
+        <w:t>the injury happened, and today's entries are exactly that — 38 characters on</w:t>
+      </w:r>
+    </w:p>
+    <w:p>
+      <w:r>
+        <w:t>average, 61 at the longest, in the shape of "Inversion in a ruck" or "Gradual</w:t>
+      </w:r>
+    </w:p>
+    <w:p>
+      <w:r>
+        <w:t>onset, overload".</w:t>
+      </w:r>
+    </w:p>
+    <w:p>
+      <w:r>
+        <w:rPr>
+          <w:b/>
+        </w:rPr>
+        <w:t>But one of the eight already is not.</w:t>
+      </w:r>
+      <w:r>
+        <w:t xml:space="preserve"> Adam Selby's reads *"Head to hip contact</w:t>
+      </w:r>
+    </w:p>
+    <w:p>
+      <w:r>
+        <w:t>making a tackle, no loss of consciousness"*. The clause after the comma is a</w:t>
+      </w:r>
+    </w:p>
+    <w:p>
+      <w:r>
+        <w:t>clinical assessment finding, not a description of an event — and it is now on</w:t>
+      </w:r>
+    </w:p>
+    <w:p>
+      <w:r>
+        <w:t>that player's phone. It happens to be reassuring. The next one might not be.</w:t>
+      </w:r>
+    </w:p>
+    <w:p>
+      <w:r>
+        <w:t>**A free-text field with no limit, no format and no guidance, rendered to the</w:t>
+      </w:r>
+    </w:p>
+    <w:p>
+      <w:r>
+        <w:t>person it is about, is safe only for as long as everyone entering it remembers</w:t>
+      </w:r>
+    </w:p>
+    <w:p>
+      <w:r>
+        <w:t>that it is.** That is a real property of the system as built, and it is worth</w:t>
+      </w:r>
+    </w:p>
+    <w:p>
+      <w:r>
+        <w:t>stating plainly rather than trusting.</w:t>
+      </w:r>
+    </w:p>
+    <w:p>
+      <w:r>
+        <w:rPr>
+          <w:b/>
+        </w:rPr>
+        <w:t>Two possible answers, and they are not exclusive:</w:t>
+      </w:r>
+    </w:p>
+    <w:p>
+      <w:pPr>
+        <w:pStyle w:val="ListNumber"/>
+      </w:pPr>
+      <w:r>
+        <w:rPr>
+          <w:b/>
+        </w:rPr>
+        <w:t>Tell the medical staff</w:t>
+      </w:r>
+      <w:r>
+        <w:t xml:space="preserve"> — the immediate one, and Isabella's to do. It is on</w:t>
+      </w:r>
+    </w:p>
+    <w:p>
+      <w:r>
+        <w:t xml:space="preserve">   the architecture to-do list. Nothing in this repository can substitute for it.</w:t>
+      </w:r>
+    </w:p>
+    <w:p>
+      <w:pPr>
+        <w:pStyle w:val="ListNumber"/>
+      </w:pPr>
+      <w:r>
+        <w:rPr>
+          <w:b/>
+        </w:rPr>
+        <w:t>Make it a code guarantee later</w:t>
+      </w:r>
+      <w:r>
+        <w:t>, if that turns out to be wanted. The</w:t>
+      </w:r>
+    </w:p>
+    <w:p>
+      <w:r>
+        <w:t xml:space="preserve">   options, roughly in increasing cost: helper text under the field naming who</w:t>
+      </w:r>
+    </w:p>
+    <w:p>
+      <w:r>
+        <w:t xml:space="preserve">   sees it; a length cap; splitting the column into a structured mechanism (an</w:t>
+      </w:r>
+    </w:p>
+    <w:p>
+      <w:r>
+        <w:t xml:space="preserve">   enum of contact / non-contact / overuse / gradual onset) plus a free-text note</w:t>
+      </w:r>
+    </w:p>
+    <w:p>
+      <w:r>
+        <w:t xml:space="preserve">   that stays medical-only. **The last is the only one that is an actual</w:t>
+      </w:r>
+    </w:p>
+    <w:p>
+      <w:r>
+        <w:t xml:space="preserve">   guarantee**; the first two only make the discipline easier to keep.</w:t>
+      </w:r>
+    </w:p>
+    <w:p>
+      <w:r>
+        <w:rPr>
+          <w:b/>
+        </w:rPr>
+        <w:t>Not urgent, and deliberately not built.</w:t>
+      </w:r>
+      <w:r>
+        <w:t xml:space="preserve"> The right order is to tell people</w:t>
+      </w:r>
+    </w:p>
+    <w:p>
+      <w:r>
+        <w:t>first and see whether discipline holds, because a constraint designed before</w:t>
+      </w:r>
+    </w:p>
+    <w:p>
+      <w:r>
+        <w:t>anybody has misused the field will constrain the wrong thing.</w:t>
       </w:r>
     </w:p>
     <w:p>
@@ -42983,7 +45609,7 @@
       <w:jc w:val="center"/>
     </w:pPr>
     <w:r>
-      <w:t xml:space="preserve">Fydr athlete app specification, version 1.0, 07 September 2026. Page     Page </w:t>
+      <w:t xml:space="preserve">Fydr athlete app specification, version 1.0, 08 September 2026. Page     Page </w:t>
     </w:r>
     <w:r>
       <w:fldChar w:fldCharType="begin"/>
